--- a/docs/PED/CivicConnect_PED_v1.0.docx
+++ b/docs/PED/CivicConnect_PED_v1.0.docx
@@ -26998,6 +26998,225 @@
       <w:pPr>
         <w:pageBreakBefore/>
       </w:pPr>
+    </w:p>
+    <w:tbl>
+      <w:tblPr>
+        <w:tblStyle w:val="ListTable6Colourful"/>
+        <w:tblW w:w="0" w:type="auto"/>
+        <w:tblLook w:val="04A0" w:firstRow="1" w:lastRow="0" w:firstColumn="1" w:lastColumn="0" w:noHBand="0" w:noVBand="1"/>
+      </w:tblPr>
+      <w:tblGrid>
+        <w:gridCol w:w="1859"/>
+        <w:gridCol w:w="7553"/>
+      </w:tblGrid>
+      <w:tr>
+        <w:trPr>
+          <w:cnfStyle w:val="100000000000" w:firstRow="1" w:lastRow="0" w:firstColumn="0" w:lastColumn="0" w:oddVBand="0" w:evenVBand="0" w:oddHBand="0" w:evenHBand="0" w:firstRowFirstColumn="0" w:firstRowLastColumn="0" w:lastRowFirstColumn="0" w:lastRowLastColumn="0"/>
+        </w:trPr>
+        <w:tc>
+          <w:tcPr>
+            <w:cnfStyle w:val="001000000000" w:firstRow="0" w:lastRow="0" w:firstColumn="1" w:lastColumn="0" w:oddVBand="0" w:evenVBand="0" w:oddHBand="0" w:evenHBand="0" w:firstRowFirstColumn="0" w:firstRowLastColumn="0" w:lastRowFirstColumn="0" w:lastRowLastColumn="0"/>
+            <w:tcW w:w="0" w:type="auto"/>
+            <w:hideMark/>
+          </w:tcPr>
+          <w:p>
+            <w:r>
+              <w:t>Link in the chain</w:t>
+            </w:r>
+          </w:p>
+        </w:tc>
+        <w:tc>
+          <w:tcPr>
+            <w:tcW w:w="0" w:type="auto"/>
+            <w:hideMark/>
+          </w:tcPr>
+          <w:p>
+            <w:pPr>
+              <w:cnfStyle w:val="100000000000" w:firstRow="1" w:lastRow="0" w:firstColumn="0" w:lastColumn="0" w:oddVBand="0" w:evenVBand="0" w:oddHBand="0" w:evenHBand="0" w:firstRowFirstColumn="0" w:firstRowLastColumn="0" w:lastRowFirstColumn="0" w:lastRowLastColumn="0"/>
+            </w:pPr>
+            <w:r>
+              <w:t>Evidence today</w:t>
+            </w:r>
+          </w:p>
+        </w:tc>
+      </w:tr>
+      <w:tr>
+        <w:trPr>
+          <w:cnfStyle w:val="000000100000" w:firstRow="0" w:lastRow="0" w:firstColumn="0" w:lastColumn="0" w:oddVBand="0" w:evenVBand="0" w:oddHBand="1" w:evenHBand="0" w:firstRowFirstColumn="0" w:firstRowLastColumn="0" w:lastRowFirstColumn="0" w:lastRowLastColumn="0"/>
+        </w:trPr>
+        <w:tc>
+          <w:tcPr>
+            <w:cnfStyle w:val="001000000000" w:firstRow="0" w:lastRow="0" w:firstColumn="1" w:lastColumn="0" w:oddVBand="0" w:evenVBand="0" w:oddHBand="0" w:evenHBand="0" w:firstRowFirstColumn="0" w:firstRowLastColumn="0" w:lastRowFirstColumn="0" w:lastRowLastColumn="0"/>
+            <w:tcW w:w="0" w:type="auto"/>
+            <w:hideMark/>
+          </w:tcPr>
+          <w:p>
+            <w:r>
+              <w:t>Stakeholder need</w:t>
+            </w:r>
+          </w:p>
+        </w:tc>
+        <w:tc>
+          <w:tcPr>
+            <w:tcW w:w="0" w:type="auto"/>
+            <w:hideMark/>
+          </w:tcPr>
+          <w:p>
+            <w:pPr>
+              <w:cnfStyle w:val="000000100000" w:firstRow="0" w:lastRow="0" w:firstColumn="0" w:lastColumn="0" w:oddVBand="0" w:evenVBand="0" w:oddHBand="1" w:evenHBand="0" w:firstRowFirstColumn="0" w:firstRowLastColumn="0" w:lastRowFirstColumn="0" w:lastRowLastColumn="0"/>
+            </w:pPr>
+            <w:r>
+              <w:t>STK-03, Coordinator: "reliable prioritisation, clear ownership of every request." STK-04, Management: "an auditable record of who changed what."</w:t>
+            </w:r>
+          </w:p>
+        </w:tc>
+      </w:tr>
+      <w:tr>
+        <w:tc>
+          <w:tcPr>
+            <w:cnfStyle w:val="001000000000" w:firstRow="0" w:lastRow="0" w:firstColumn="1" w:lastColumn="0" w:oddVBand="0" w:evenVBand="0" w:oddHBand="0" w:evenHBand="0" w:firstRowFirstColumn="0" w:firstRowLastColumn="0" w:lastRowFirstColumn="0" w:lastRowLastColumn="0"/>
+            <w:tcW w:w="0" w:type="auto"/>
+            <w:hideMark/>
+          </w:tcPr>
+          <w:p>
+            <w:r>
+              <w:t>Business need</w:t>
+            </w:r>
+          </w:p>
+        </w:tc>
+        <w:tc>
+          <w:tcPr>
+            <w:tcW w:w="0" w:type="auto"/>
+            <w:hideMark/>
+          </w:tcPr>
+          <w:p>
+            <w:pPr>
+              <w:cnfStyle w:val="000000000000" w:firstRow="0" w:lastRow="0" w:firstColumn="0" w:lastColumn="0" w:oddVBand="0" w:evenVBand="0" w:oddHBand="0" w:evenHBand="0" w:firstRowFirstColumn="0" w:firstRowLastColumn="0" w:lastRowFirstColumn="0" w:lastRowLastColumn="0"/>
+            </w:pPr>
+            <w:r>
+              <w:t>Requests must move through a controlled, auditable workflow rather than an ad-hoc handoff between staff.</w:t>
+            </w:r>
+          </w:p>
+        </w:tc>
+      </w:tr>
+      <w:tr>
+        <w:trPr>
+          <w:cnfStyle w:val="000000100000" w:firstRow="0" w:lastRow="0" w:firstColumn="0" w:lastColumn="0" w:oddVBand="0" w:evenVBand="0" w:oddHBand="1" w:evenHBand="0" w:firstRowFirstColumn="0" w:firstRowLastColumn="0" w:lastRowFirstColumn="0" w:lastRowLastColumn="0"/>
+        </w:trPr>
+        <w:tc>
+          <w:tcPr>
+            <w:cnfStyle w:val="001000000000" w:firstRow="0" w:lastRow="0" w:firstColumn="1" w:lastColumn="0" w:oddVBand="0" w:evenVBand="0" w:oddHBand="0" w:evenHBand="0" w:firstRowFirstColumn="0" w:firstRowLastColumn="0" w:lastRowFirstColumn="0" w:lastRowLastColumn="0"/>
+            <w:tcW w:w="0" w:type="auto"/>
+            <w:hideMark/>
+          </w:tcPr>
+          <w:p>
+            <w:r>
+              <w:t>Requirement</w:t>
+            </w:r>
+          </w:p>
+        </w:tc>
+        <w:tc>
+          <w:tcPr>
+            <w:tcW w:w="0" w:type="auto"/>
+            <w:hideMark/>
+          </w:tcPr>
+          <w:p>
+            <w:pPr>
+              <w:cnfStyle w:val="000000100000" w:firstRow="0" w:lastRow="0" w:firstColumn="0" w:lastColumn="0" w:oddVBand="0" w:evenVBand="0" w:oddHBand="1" w:evenHBand="0" w:firstRowFirstColumn="0" w:firstRowLastColumn="0" w:lastRowFirstColumn="0" w:lastRowLastColumn="0"/>
+            </w:pPr>
+            <w:r>
+              <w:t>FR-016: the system shall permit a status change only where the transition is allowed by the request status model (Figure 2) and only by an authorised role. Priority Must. Source STK-03, STK-04.</w:t>
+            </w:r>
+          </w:p>
+        </w:tc>
+      </w:tr>
+      <w:tr>
+        <w:tc>
+          <w:tcPr>
+            <w:cnfStyle w:val="001000000000" w:firstRow="0" w:lastRow="0" w:firstColumn="1" w:lastColumn="0" w:oddVBand="0" w:evenVBand="0" w:oddHBand="0" w:evenHBand="0" w:firstRowFirstColumn="0" w:firstRowLastColumn="0" w:lastRowFirstColumn="0" w:lastRowLastColumn="0"/>
+            <w:tcW w:w="0" w:type="auto"/>
+            <w:hideMark/>
+          </w:tcPr>
+          <w:p>
+            <w:r>
+              <w:t>Acceptance criteria</w:t>
+            </w:r>
+          </w:p>
+        </w:tc>
+        <w:tc>
+          <w:tcPr>
+            <w:tcW w:w="0" w:type="auto"/>
+            <w:hideMark/>
+          </w:tcPr>
+          <w:p>
+            <w:pPr>
+              <w:cnfStyle w:val="000000000000" w:firstRow="0" w:lastRow="0" w:firstColumn="0" w:lastColumn="0" w:oddVBand="0" w:evenVBand="0" w:oddHBand="0" w:evenHBand="0" w:firstRowFirstColumn="0" w:firstRowLastColumn="0" w:lastRowFirstColumn="0" w:lastRowLastColumn="0"/>
+            </w:pPr>
+            <w:r>
+              <w:t>Every allowed transition succeeds for an authorised role; every disallowed transition is refused, including when issued directly to the endpoint. Stored status remains unchanged on refusal.</w:t>
+            </w:r>
+          </w:p>
+        </w:tc>
+      </w:tr>
+      <w:tr>
+        <w:trPr>
+          <w:cnfStyle w:val="000000100000" w:firstRow="0" w:lastRow="0" w:firstColumn="0" w:lastColumn="0" w:oddVBand="0" w:evenVBand="0" w:oddHBand="1" w:evenHBand="0" w:firstRowFirstColumn="0" w:firstRowLastColumn="0" w:lastRowFirstColumn="0" w:lastRowLastColumn="0"/>
+        </w:trPr>
+        <w:tc>
+          <w:tcPr>
+            <w:cnfStyle w:val="001000000000" w:firstRow="0" w:lastRow="0" w:firstColumn="1" w:lastColumn="0" w:oddVBand="0" w:evenVBand="0" w:oddHBand="0" w:evenHBand="0" w:firstRowFirstColumn="0" w:firstRowLastColumn="0" w:lastRowFirstColumn="0" w:lastRowLastColumn="0"/>
+            <w:tcW w:w="0" w:type="auto"/>
+            <w:hideMark/>
+          </w:tcPr>
+          <w:p>
+            <w:r>
+              <w:t>Decision/risk it depends on</w:t>
+            </w:r>
+          </w:p>
+        </w:tc>
+        <w:tc>
+          <w:tcPr>
+            <w:tcW w:w="0" w:type="auto"/>
+            <w:hideMark/>
+          </w:tcPr>
+          <w:p>
+            <w:pPr>
+              <w:cnfStyle w:val="000000100000" w:firstRow="0" w:lastRow="0" w:firstColumn="0" w:lastColumn="0" w:oddVBand="0" w:evenVBand="0" w:oddHBand="1" w:evenHBand="0" w:firstRowFirstColumn="0" w:firstRowLastColumn="0" w:lastRowFirstColumn="0" w:lastRowLastColumn="0"/>
+            </w:pPr>
+            <w:r>
+              <w:t>RSK-09 (status model proves ambiguous later) and FEC-02 (status model stability) — decided inside M1, per Figure 1, because the cost of reversal rises the moment the first real request exists.</w:t>
+            </w:r>
+          </w:p>
+        </w:tc>
+      </w:tr>
+    </w:tbl>
+    <w:p>
+      <w:pPr>
+        <w:pageBreakBefore/>
+      </w:pPr>
+    </w:p>
+    <w:p>
+      <w:r>
+        <w:t>At M2, column H (Design ref) will hold the architecture or state-diagram reference showing where FR-016's transition guard is implemented. At M3, columns I</w:t>
+      </w:r>
+      <w:r>
+        <w:t xml:space="preserve"> - </w:t>
+      </w:r>
+      <w:r>
+        <w:t>K will hold the issue/PR building the guard logic, its implementation reference, and the automated test reference proving the acceptance criteria</w:t>
+      </w:r>
+      <w:r>
+        <w:t xml:space="preserve">, </w:t>
+      </w:r>
+      <w:r>
+        <w:t xml:space="preserve"> including the direct-to-endpoint negative case</w:t>
+      </w:r>
+      <w:r>
+        <w:t xml:space="preserve">, </w:t>
+      </w:r>
+      <w:r>
+        <w:t xml:space="preserve"> actually passes.</w:t>
+      </w:r>
     </w:p>
     <w:p>
       <w:pPr>

--- a/docs/PED/CivicConnect_PED_v1.0.docx
+++ b/docs/PED/CivicConnect_PED_v1.0.docx
@@ -44995,7 +44995,7 @@
                 <w:sz w:val="18"/>
                 <w:szCs w:val="18"/>
               </w:rPr>
-              <w:t xml:space="preserve">[Date]</w:t>
+              <w:t xml:space="preserve">2026-09-08</w:t>
             </w:r>
           </w:p>
         </w:tc>
@@ -45059,7 +45059,7 @@
                 <w:sz w:val="18"/>
                 <w:szCs w:val="18"/>
               </w:rPr>
-              <w:t xml:space="preserve">[Tool and version]</w:t>
+              <w:t xml:space="preserve">AI chat assistant</w:t>
             </w:r>
           </w:p>
         </w:tc>
@@ -45091,7 +45091,7 @@
                 <w:sz w:val="18"/>
                 <w:szCs w:val="18"/>
               </w:rPr>
-              <w:t xml:space="preserve">[Task]</w:t>
+              <w:t xml:space="preserve">Understanding and preparing to defend PED s8 (functional and non-functional requirements) and owned risks RSK-03, RSK-06, RSK-09, RSK-12 ahead of the M1 engineering defence; inspecting the repository's actual commit history for authenticity</w:t>
             </w:r>
           </w:p>
         </w:tc>
@@ -45123,7 +45123,7 @@
                 <w:sz w:val="18"/>
                 <w:szCs w:val="18"/>
               </w:rPr>
-              <w:t xml:space="preserve">[Contribution]</w:t>
+              <w:t xml:space="preserve">Explained the rationale linking requirement structure to ISO/IEC/IEEE 29148:2018, traced connections between FR/NFR items and owned risks, generated practice questions, and retrieved the repository's commit history via git commands</w:t>
             </w:r>
           </w:p>
         </w:tc>
@@ -45155,7 +45155,7 @@
                 <w:sz w:val="18"/>
                 <w:szCs w:val="18"/>
               </w:rPr>
-              <w:t xml:space="preserve">[How you verified it independently]</w:t>
+              <w:t xml:space="preserve">Re-ran git log --all --stat myself against the live repository and confirmed the commit history, authorship and file changes matched what the assistant reported</w:t>
             </w:r>
           </w:p>
         </w:tc>
@@ -45187,7 +45187,7 @@
                 <w:sz w:val="18"/>
                 <w:szCs w:val="18"/>
               </w:rPr>
-              <w:t xml:space="preserve">[Accepted / Rejected / Accepted after revision]</w:t>
+              <w:t xml:space="preserve">Accepted as a study aid; the commit-history finding was treated as something to raise with the team, not taken at face value</w:t>
             </w:r>
           </w:p>
         </w:tc>
@@ -45219,7 +45219,7 @@
                 <w:sz w:val="18"/>
                 <w:szCs w:val="18"/>
               </w:rPr>
-              <w:t xml:space="preserve">[What was wrong]</w:t>
+              <w:t xml:space="preserve">The assistant could not assess repository authenticity from a ZIP export alone (no .git history included) until the live repository URL was supplied; a snapshot without history can look complete while hiding whether the process was authentic</w:t>
             </w:r>
           </w:p>
         </w:tc>

--- a/docs/PED/CivicConnect_PED_v1.0.docx
+++ b/docs/PED/CivicConnect_PED_v1.0.docx
@@ -915,7 +915,7 @@
     </w:p>
     <w:tbl>
       <w:tblPr>
-        <w:tblW w:type="dxa" w:w="10400"/>
+        <w:tblW w:type="dxa" w:w="9403"/>
         <w:tblBorders>
           <w:top w:val="single" w:color="auto" w:sz="4"/>
           <w:left w:val="single" w:color="auto" w:sz="4"/>
@@ -926,12 +926,12 @@
         </w:tblBorders>
       </w:tblPr>
       <w:tblGrid>
-        <w:gridCol w:w="1100"/>
-        <w:gridCol w:w="1200"/>
-        <w:gridCol w:w="1600"/>
-        <w:gridCol w:w="3300"/>
-        <w:gridCol w:w="1500"/>
-        <w:gridCol w:w="1700"/>
+        <w:gridCol w:w="995"/>
+        <w:gridCol w:w="1085"/>
+        <w:gridCol w:w="1447"/>
+        <w:gridCol w:w="2984"/>
+        <w:gridCol w:w="1356"/>
+        <w:gridCol w:w="1536"/>
       </w:tblGrid>
       <w:tr>
         <w:trPr>
@@ -939,7 +939,7 @@
         </w:trPr>
         <w:tc>
           <w:tcPr>
-            <w:tcW w:type="dxa" w:w="1100"/>
+            <w:tcW w:type="dxa" w:w="995"/>
             <w:tcBorders>
               <w:top w:val="single" w:color="C9D2DB" w:sz="4"/>
               <w:left w:val="single" w:color="C9D2DB" w:sz="4"/>
@@ -974,7 +974,7 @@
         </w:tc>
         <w:tc>
           <w:tcPr>
-            <w:tcW w:type="dxa" w:w="1200"/>
+            <w:tcW w:type="dxa" w:w="1085"/>
             <w:tcBorders>
               <w:top w:val="single" w:color="C9D2DB" w:sz="4"/>
               <w:left w:val="single" w:color="C9D2DB" w:sz="4"/>
@@ -1009,7 +1009,7 @@
         </w:tc>
         <w:tc>
           <w:tcPr>
-            <w:tcW w:type="dxa" w:w="1600"/>
+            <w:tcW w:type="dxa" w:w="1447"/>
             <w:tcBorders>
               <w:top w:val="single" w:color="C9D2DB" w:sz="4"/>
               <w:left w:val="single" w:color="C9D2DB" w:sz="4"/>
@@ -1044,7 +1044,7 @@
         </w:tc>
         <w:tc>
           <w:tcPr>
-            <w:tcW w:type="dxa" w:w="3300"/>
+            <w:tcW w:type="dxa" w:w="2984"/>
             <w:tcBorders>
               <w:top w:val="single" w:color="C9D2DB" w:sz="4"/>
               <w:left w:val="single" w:color="C9D2DB" w:sz="4"/>
@@ -1079,7 +1079,7 @@
         </w:tc>
         <w:tc>
           <w:tcPr>
-            <w:tcW w:type="dxa" w:w="1500"/>
+            <w:tcW w:type="dxa" w:w="1356"/>
             <w:tcBorders>
               <w:top w:val="single" w:color="C9D2DB" w:sz="4"/>
               <w:left w:val="single" w:color="C9D2DB" w:sz="4"/>
@@ -1114,7 +1114,7 @@
         </w:tc>
         <w:tc>
           <w:tcPr>
-            <w:tcW w:type="dxa" w:w="1700"/>
+            <w:tcW w:type="dxa" w:w="1536"/>
             <w:tcBorders>
               <w:top w:val="single" w:color="C9D2DB" w:sz="4"/>
               <w:left w:val="single" w:color="C9D2DB" w:sz="4"/>
@@ -1154,7 +1154,7 @@
         </w:trPr>
         <w:tc>
           <w:tcPr>
-            <w:tcW w:type="dxa" w:w="1100"/>
+            <w:tcW w:type="dxa" w:w="995"/>
             <w:tcBorders>
               <w:top w:val="single" w:color="C9D2DB" w:sz="4"/>
               <w:left w:val="single" w:color="C9D2DB" w:sz="4"/>
@@ -1186,7 +1186,7 @@
         </w:tc>
         <w:tc>
           <w:tcPr>
-            <w:tcW w:type="dxa" w:w="1200"/>
+            <w:tcW w:type="dxa" w:w="1085"/>
             <w:tcBorders>
               <w:top w:val="single" w:color="C9D2DB" w:sz="4"/>
               <w:left w:val="single" w:color="C9D2DB" w:sz="4"/>
@@ -1218,7 +1218,7 @@
         </w:tc>
         <w:tc>
           <w:tcPr>
-            <w:tcW w:type="dxa" w:w="1600"/>
+            <w:tcW w:type="dxa" w:w="1447"/>
             <w:tcBorders>
               <w:top w:val="single" w:color="C9D2DB" w:sz="4"/>
               <w:left w:val="single" w:color="C9D2DB" w:sz="4"/>
@@ -1250,7 +1250,7 @@
         </w:tc>
         <w:tc>
           <w:tcPr>
-            <w:tcW w:type="dxa" w:w="3300"/>
+            <w:tcW w:type="dxa" w:w="2984"/>
             <w:tcBorders>
               <w:top w:val="single" w:color="C9D2DB" w:sz="4"/>
               <w:left w:val="single" w:color="C9D2DB" w:sz="4"/>
@@ -1282,7 +1282,7 @@
         </w:tc>
         <w:tc>
           <w:tcPr>
-            <w:tcW w:type="dxa" w:w="1500"/>
+            <w:tcW w:type="dxa" w:w="1356"/>
             <w:tcBorders>
               <w:top w:val="single" w:color="C9D2DB" w:sz="4"/>
               <w:left w:val="single" w:color="C9D2DB" w:sz="4"/>
@@ -1314,7 +1314,7 @@
         </w:tc>
         <w:tc>
           <w:tcPr>
-            <w:tcW w:type="dxa" w:w="1700"/>
+            <w:tcW w:type="dxa" w:w="1536"/>
             <w:tcBorders>
               <w:top w:val="single" w:color="C9D2DB" w:sz="4"/>
               <w:left w:val="single" w:color="C9D2DB" w:sz="4"/>
@@ -1351,7 +1351,7 @@
         </w:trPr>
         <w:tc>
           <w:tcPr>
-            <w:tcW w:type="dxa" w:w="1100"/>
+            <w:tcW w:type="dxa" w:w="995"/>
             <w:tcBorders>
               <w:top w:val="single" w:color="C9D2DB" w:sz="4"/>
               <w:left w:val="single" w:color="C9D2DB" w:sz="4"/>
@@ -1383,7 +1383,7 @@
         </w:tc>
         <w:tc>
           <w:tcPr>
-            <w:tcW w:type="dxa" w:w="1200"/>
+            <w:tcW w:type="dxa" w:w="1085"/>
             <w:tcBorders>
               <w:top w:val="single" w:color="C9D2DB" w:sz="4"/>
               <w:left w:val="single" w:color="C9D2DB" w:sz="4"/>
@@ -1415,7 +1415,7 @@
         </w:tc>
         <w:tc>
           <w:tcPr>
-            <w:tcW w:type="dxa" w:w="1600"/>
+            <w:tcW w:type="dxa" w:w="1447"/>
             <w:tcBorders>
               <w:top w:val="single" w:color="C9D2DB" w:sz="4"/>
               <w:left w:val="single" w:color="C9D2DB" w:sz="4"/>
@@ -1447,7 +1447,7 @@
         </w:tc>
         <w:tc>
           <w:tcPr>
-            <w:tcW w:type="dxa" w:w="3300"/>
+            <w:tcW w:type="dxa" w:w="2984"/>
             <w:tcBorders>
               <w:top w:val="single" w:color="C9D2DB" w:sz="4"/>
               <w:left w:val="single" w:color="C9D2DB" w:sz="4"/>
@@ -1479,7 +1479,7 @@
         </w:tc>
         <w:tc>
           <w:tcPr>
-            <w:tcW w:type="dxa" w:w="1500"/>
+            <w:tcW w:type="dxa" w:w="1356"/>
             <w:tcBorders>
               <w:top w:val="single" w:color="C9D2DB" w:sz="4"/>
               <w:left w:val="single" w:color="C9D2DB" w:sz="4"/>
@@ -1511,7 +1511,7 @@
         </w:tc>
         <w:tc>
           <w:tcPr>
-            <w:tcW w:type="dxa" w:w="1700"/>
+            <w:tcW w:type="dxa" w:w="1536"/>
             <w:tcBorders>
               <w:top w:val="single" w:color="C9D2DB" w:sz="4"/>
               <w:left w:val="single" w:color="C9D2DB" w:sz="4"/>
@@ -1548,7 +1548,7 @@
         </w:trPr>
         <w:tc>
           <w:tcPr>
-            <w:tcW w:type="dxa" w:w="1100"/>
+            <w:tcW w:type="dxa" w:w="995"/>
             <w:tcBorders>
               <w:top w:val="single" w:color="C9D2DB" w:sz="4"/>
               <w:left w:val="single" w:color="C9D2DB" w:sz="4"/>
@@ -1580,7 +1580,7 @@
         </w:tc>
         <w:tc>
           <w:tcPr>
-            <w:tcW w:type="dxa" w:w="1200"/>
+            <w:tcW w:type="dxa" w:w="1085"/>
             <w:tcBorders>
               <w:top w:val="single" w:color="C9D2DB" w:sz="4"/>
               <w:left w:val="single" w:color="C9D2DB" w:sz="4"/>
@@ -1612,7 +1612,7 @@
         </w:tc>
         <w:tc>
           <w:tcPr>
-            <w:tcW w:type="dxa" w:w="1600"/>
+            <w:tcW w:type="dxa" w:w="1447"/>
             <w:tcBorders>
               <w:top w:val="single" w:color="C9D2DB" w:sz="4"/>
               <w:left w:val="single" w:color="C9D2DB" w:sz="4"/>
@@ -1644,7 +1644,7 @@
         </w:tc>
         <w:tc>
           <w:tcPr>
-            <w:tcW w:type="dxa" w:w="3300"/>
+            <w:tcW w:type="dxa" w:w="2984"/>
             <w:tcBorders>
               <w:top w:val="single" w:color="C9D2DB" w:sz="4"/>
               <w:left w:val="single" w:color="C9D2DB" w:sz="4"/>
@@ -1676,7 +1676,7 @@
         </w:tc>
         <w:tc>
           <w:tcPr>
-            <w:tcW w:type="dxa" w:w="1500"/>
+            <w:tcW w:type="dxa" w:w="1356"/>
             <w:tcBorders>
               <w:top w:val="single" w:color="C9D2DB" w:sz="4"/>
               <w:left w:val="single" w:color="C9D2DB" w:sz="4"/>
@@ -1708,7 +1708,7 @@
         </w:tc>
         <w:tc>
           <w:tcPr>
-            <w:tcW w:type="dxa" w:w="1700"/>
+            <w:tcW w:type="dxa" w:w="1536"/>
             <w:tcBorders>
               <w:top w:val="single" w:color="C9D2DB" w:sz="4"/>
               <w:left w:val="single" w:color="C9D2DB" w:sz="4"/>
@@ -1745,7 +1745,7 @@
         </w:trPr>
         <w:tc>
           <w:tcPr>
-            <w:tcW w:type="dxa" w:w="1100"/>
+            <w:tcW w:type="dxa" w:w="995"/>
             <w:tcBorders>
               <w:top w:val="single" w:color="C9D2DB" w:sz="4"/>
               <w:left w:val="single" w:color="C9D2DB" w:sz="4"/>
@@ -1777,7 +1777,7 @@
         </w:tc>
         <w:tc>
           <w:tcPr>
-            <w:tcW w:type="dxa" w:w="1200"/>
+            <w:tcW w:type="dxa" w:w="1085"/>
             <w:tcBorders>
               <w:top w:val="single" w:color="C9D2DB" w:sz="4"/>
               <w:left w:val="single" w:color="C9D2DB" w:sz="4"/>
@@ -1809,7 +1809,7 @@
         </w:tc>
         <w:tc>
           <w:tcPr>
-            <w:tcW w:type="dxa" w:w="1600"/>
+            <w:tcW w:type="dxa" w:w="1447"/>
             <w:tcBorders>
               <w:top w:val="single" w:color="C9D2DB" w:sz="4"/>
               <w:left w:val="single" w:color="C9D2DB" w:sz="4"/>
@@ -1841,7 +1841,7 @@
         </w:tc>
         <w:tc>
           <w:tcPr>
-            <w:tcW w:type="dxa" w:w="3300"/>
+            <w:tcW w:type="dxa" w:w="2984"/>
             <w:tcBorders>
               <w:top w:val="single" w:color="C9D2DB" w:sz="4"/>
               <w:left w:val="single" w:color="C9D2DB" w:sz="4"/>
@@ -1873,7 +1873,7 @@
         </w:tc>
         <w:tc>
           <w:tcPr>
-            <w:tcW w:type="dxa" w:w="1500"/>
+            <w:tcW w:type="dxa" w:w="1356"/>
             <w:tcBorders>
               <w:top w:val="single" w:color="C9D2DB" w:sz="4"/>
               <w:left w:val="single" w:color="C9D2DB" w:sz="4"/>
@@ -1905,7 +1905,7 @@
         </w:tc>
         <w:tc>
           <w:tcPr>
-            <w:tcW w:type="dxa" w:w="1700"/>
+            <w:tcW w:type="dxa" w:w="1536"/>
             <w:tcBorders>
               <w:top w:val="single" w:color="C9D2DB" w:sz="4"/>
               <w:left w:val="single" w:color="C9D2DB" w:sz="4"/>
@@ -1942,7 +1942,7 @@
         </w:trPr>
         <w:tc>
           <w:tcPr>
-            <w:tcW w:type="dxa" w:w="1100"/>
+            <w:tcW w:type="dxa" w:w="995"/>
             <w:tcBorders>
               <w:top w:val="single" w:color="C9D2DB" w:sz="4"/>
               <w:left w:val="single" w:color="C9D2DB" w:sz="4"/>
@@ -1974,7 +1974,7 @@
         </w:tc>
         <w:tc>
           <w:tcPr>
-            <w:tcW w:type="dxa" w:w="1200"/>
+            <w:tcW w:type="dxa" w:w="1085"/>
             <w:tcBorders>
               <w:top w:val="single" w:color="C9D2DB" w:sz="4"/>
               <w:left w:val="single" w:color="C9D2DB" w:sz="4"/>
@@ -2006,7 +2006,7 @@
         </w:tc>
         <w:tc>
           <w:tcPr>
-            <w:tcW w:type="dxa" w:w="1600"/>
+            <w:tcW w:type="dxa" w:w="1447"/>
             <w:tcBorders>
               <w:top w:val="single" w:color="C9D2DB" w:sz="4"/>
               <w:left w:val="single" w:color="C9D2DB" w:sz="4"/>
@@ -2038,7 +2038,7 @@
         </w:tc>
         <w:tc>
           <w:tcPr>
-            <w:tcW w:type="dxa" w:w="3300"/>
+            <w:tcW w:type="dxa" w:w="2984"/>
             <w:tcBorders>
               <w:top w:val="single" w:color="C9D2DB" w:sz="4"/>
               <w:left w:val="single" w:color="C9D2DB" w:sz="4"/>
@@ -2070,7 +2070,7 @@
         </w:tc>
         <w:tc>
           <w:tcPr>
-            <w:tcW w:type="dxa" w:w="1500"/>
+            <w:tcW w:type="dxa" w:w="1356"/>
             <w:tcBorders>
               <w:top w:val="single" w:color="C9D2DB" w:sz="4"/>
               <w:left w:val="single" w:color="C9D2DB" w:sz="4"/>
@@ -2102,7 +2102,7 @@
         </w:tc>
         <w:tc>
           <w:tcPr>
-            <w:tcW w:type="dxa" w:w="1700"/>
+            <w:tcW w:type="dxa" w:w="1536"/>
             <w:tcBorders>
               <w:top w:val="single" w:color="C9D2DB" w:sz="4"/>
               <w:left w:val="single" w:color="C9D2DB" w:sz="4"/>
@@ -23295,8 +23295,8 @@
         <w:sectPr>
           <w:headerReference w:type="default" r:id="rId15"/>
           <w:footerReference w:type="default" r:id="rId16"/>
-          <w:pgSz w:w="11906" w:h="16838" w:orient="portrait"/>
-          <w:pgMar w:top="1134" w:right="1247" w:bottom="1000" w:left="1247" w:header="708" w:footer="708" w:gutter="0"/>
+          <w:pgSz w:w="16838" w:h="11906" w:orient="landscape"/>
+          <w:pgMar w:top="1000" w:right="1100" w:bottom="900" w:left="1100" w:header="708" w:footer="708" w:gutter="0"/>
           <w:pgNumType/>
           <w:docGrid w:linePitch="360"/>
         </w:sectPr>
@@ -23338,7 +23338,7 @@
     </w:p>
     <w:tbl>
       <w:tblPr>
-        <w:tblW w:type="dxa" w:w="16200"/>
+        <w:tblW w:type="dxa" w:w="14602"/>
         <w:tblBorders>
           <w:top w:val="single" w:color="auto" w:sz="4"/>
           <w:left w:val="single" w:color="auto" w:sz="4"/>
@@ -23349,19 +23349,19 @@
         </w:tblBorders>
       </w:tblPr>
       <w:tblGrid>
-        <w:gridCol w:w="800"/>
-        <w:gridCol w:w="1250"/>
-        <w:gridCol w:w="850"/>
-        <w:gridCol w:w="3300"/>
-        <w:gridCol w:w="750"/>
-        <w:gridCol w:w="2400"/>
-        <w:gridCol w:w="1250"/>
-        <w:gridCol w:w="950"/>
-        <w:gridCol w:w="950"/>
-        <w:gridCol w:w="950"/>
-        <w:gridCol w:w="900"/>
-        <w:gridCol w:w="950"/>
-        <w:gridCol w:w="900"/>
+        <w:gridCol w:w="721"/>
+        <w:gridCol w:w="1127"/>
+        <w:gridCol w:w="766"/>
+        <w:gridCol w:w="2974"/>
+        <w:gridCol w:w="676"/>
+        <w:gridCol w:w="2163"/>
+        <w:gridCol w:w="1127"/>
+        <w:gridCol w:w="856"/>
+        <w:gridCol w:w="856"/>
+        <w:gridCol w:w="856"/>
+        <w:gridCol w:w="811"/>
+        <w:gridCol w:w="856"/>
+        <w:gridCol w:w="813"/>
       </w:tblGrid>
       <w:tr>
         <w:trPr>
@@ -23369,7 +23369,7 @@
         </w:trPr>
         <w:tc>
           <w:tcPr>
-            <w:tcW w:type="dxa" w:w="800"/>
+            <w:tcW w:type="dxa" w:w="721"/>
             <w:tcBorders>
               <w:top w:val="single" w:color="C9D2DB" w:sz="4"/>
               <w:left w:val="single" w:color="C9D2DB" w:sz="4"/>
@@ -23404,7 +23404,7 @@
         </w:tc>
         <w:tc>
           <w:tcPr>
-            <w:tcW w:type="dxa" w:w="1250"/>
+            <w:tcW w:type="dxa" w:w="1127"/>
             <w:tcBorders>
               <w:top w:val="single" w:color="C9D2DB" w:sz="4"/>
               <w:left w:val="single" w:color="C9D2DB" w:sz="4"/>
@@ -23439,7 +23439,7 @@
         </w:tc>
         <w:tc>
           <w:tcPr>
-            <w:tcW w:type="dxa" w:w="850"/>
+            <w:tcW w:type="dxa" w:w="766"/>
             <w:tcBorders>
               <w:top w:val="single" w:color="C9D2DB" w:sz="4"/>
               <w:left w:val="single" w:color="C9D2DB" w:sz="4"/>
@@ -23474,7 +23474,7 @@
         </w:tc>
         <w:tc>
           <w:tcPr>
-            <w:tcW w:type="dxa" w:w="3300"/>
+            <w:tcW w:type="dxa" w:w="2974"/>
             <w:tcBorders>
               <w:top w:val="single" w:color="C9D2DB" w:sz="4"/>
               <w:left w:val="single" w:color="C9D2DB" w:sz="4"/>
@@ -23509,7 +23509,7 @@
         </w:tc>
         <w:tc>
           <w:tcPr>
-            <w:tcW w:type="dxa" w:w="750"/>
+            <w:tcW w:type="dxa" w:w="676"/>
             <w:tcBorders>
               <w:top w:val="single" w:color="C9D2DB" w:sz="4"/>
               <w:left w:val="single" w:color="C9D2DB" w:sz="4"/>
@@ -23544,7 +23544,7 @@
         </w:tc>
         <w:tc>
           <w:tcPr>
-            <w:tcW w:type="dxa" w:w="2400"/>
+            <w:tcW w:type="dxa" w:w="2163"/>
             <w:tcBorders>
               <w:top w:val="single" w:color="C9D2DB" w:sz="4"/>
               <w:left w:val="single" w:color="C9D2DB" w:sz="4"/>
@@ -23579,7 +23579,7 @@
         </w:tc>
         <w:tc>
           <w:tcPr>
-            <w:tcW w:type="dxa" w:w="1250"/>
+            <w:tcW w:type="dxa" w:w="1127"/>
             <w:tcBorders>
               <w:top w:val="single" w:color="C9D2DB" w:sz="4"/>
               <w:left w:val="single" w:color="C9D2DB" w:sz="4"/>
@@ -23614,7 +23614,7 @@
         </w:tc>
         <w:tc>
           <w:tcPr>
-            <w:tcW w:type="dxa" w:w="950"/>
+            <w:tcW w:type="dxa" w:w="856"/>
             <w:tcBorders>
               <w:top w:val="single" w:color="C9D2DB" w:sz="4"/>
               <w:left w:val="single" w:color="C9D2DB" w:sz="4"/>
@@ -23649,7 +23649,7 @@
         </w:tc>
         <w:tc>
           <w:tcPr>
-            <w:tcW w:type="dxa" w:w="950"/>
+            <w:tcW w:type="dxa" w:w="856"/>
             <w:tcBorders>
               <w:top w:val="single" w:color="C9D2DB" w:sz="4"/>
               <w:left w:val="single" w:color="C9D2DB" w:sz="4"/>
@@ -23684,7 +23684,7 @@
         </w:tc>
         <w:tc>
           <w:tcPr>
-            <w:tcW w:type="dxa" w:w="950"/>
+            <w:tcW w:type="dxa" w:w="856"/>
             <w:tcBorders>
               <w:top w:val="single" w:color="C9D2DB" w:sz="4"/>
               <w:left w:val="single" w:color="C9D2DB" w:sz="4"/>
@@ -23719,7 +23719,7 @@
         </w:tc>
         <w:tc>
           <w:tcPr>
-            <w:tcW w:type="dxa" w:w="900"/>
+            <w:tcW w:type="dxa" w:w="811"/>
             <w:tcBorders>
               <w:top w:val="single" w:color="C9D2DB" w:sz="4"/>
               <w:left w:val="single" w:color="C9D2DB" w:sz="4"/>
@@ -23754,7 +23754,7 @@
         </w:tc>
         <w:tc>
           <w:tcPr>
-            <w:tcW w:type="dxa" w:w="950"/>
+            <w:tcW w:type="dxa" w:w="856"/>
             <w:tcBorders>
               <w:top w:val="single" w:color="C9D2DB" w:sz="4"/>
               <w:left w:val="single" w:color="C9D2DB" w:sz="4"/>
@@ -23789,7 +23789,7 @@
         </w:tc>
         <w:tc>
           <w:tcPr>
-            <w:tcW w:type="dxa" w:w="900"/>
+            <w:tcW w:type="dxa" w:w="813"/>
             <w:tcBorders>
               <w:top w:val="single" w:color="C9D2DB" w:sz="4"/>
               <w:left w:val="single" w:color="C9D2DB" w:sz="4"/>
@@ -23829,7 +23829,7 @@
         </w:trPr>
         <w:tc>
           <w:tcPr>
-            <w:tcW w:type="dxa" w:w="800"/>
+            <w:tcW w:type="dxa" w:w="721"/>
             <w:tcBorders>
               <w:top w:val="single" w:color="C9D2DB" w:sz="4"/>
               <w:left w:val="single" w:color="C9D2DB" w:sz="4"/>
@@ -23861,7 +23861,7 @@
         </w:tc>
         <w:tc>
           <w:tcPr>
-            <w:tcW w:type="dxa" w:w="1250"/>
+            <w:tcW w:type="dxa" w:w="1127"/>
             <w:tcBorders>
               <w:top w:val="single" w:color="C9D2DB" w:sz="4"/>
               <w:left w:val="single" w:color="C9D2DB" w:sz="4"/>
@@ -23893,7 +23893,7 @@
         </w:tc>
         <w:tc>
           <w:tcPr>
-            <w:tcW w:type="dxa" w:w="850"/>
+            <w:tcW w:type="dxa" w:w="766"/>
             <w:tcBorders>
               <w:top w:val="single" w:color="C9D2DB" w:sz="4"/>
               <w:left w:val="single" w:color="C9D2DB" w:sz="4"/>
@@ -23925,7 +23925,7 @@
         </w:tc>
         <w:tc>
           <w:tcPr>
-            <w:tcW w:type="dxa" w:w="3300"/>
+            <w:tcW w:type="dxa" w:w="2974"/>
             <w:tcBorders>
               <w:top w:val="single" w:color="C9D2DB" w:sz="4"/>
               <w:left w:val="single" w:color="C9D2DB" w:sz="4"/>
@@ -23957,7 +23957,7 @@
         </w:tc>
         <w:tc>
           <w:tcPr>
-            <w:tcW w:type="dxa" w:w="750"/>
+            <w:tcW w:type="dxa" w:w="676"/>
             <w:tcBorders>
               <w:top w:val="single" w:color="C9D2DB" w:sz="4"/>
               <w:left w:val="single" w:color="C9D2DB" w:sz="4"/>
@@ -23989,7 +23989,7 @@
         </w:tc>
         <w:tc>
           <w:tcPr>
-            <w:tcW w:type="dxa" w:w="2400"/>
+            <w:tcW w:type="dxa" w:w="2163"/>
             <w:tcBorders>
               <w:top w:val="single" w:color="C9D2DB" w:sz="4"/>
               <w:left w:val="single" w:color="C9D2DB" w:sz="4"/>
@@ -24021,7 +24021,7 @@
         </w:tc>
         <w:tc>
           <w:tcPr>
-            <w:tcW w:type="dxa" w:w="1250"/>
+            <w:tcW w:type="dxa" w:w="1127"/>
             <w:tcBorders>
               <w:top w:val="single" w:color="C9D2DB" w:sz="4"/>
               <w:left w:val="single" w:color="C9D2DB" w:sz="4"/>
@@ -24053,7 +24053,7 @@
         </w:tc>
         <w:tc>
           <w:tcPr>
-            <w:tcW w:type="dxa" w:w="950"/>
+            <w:tcW w:type="dxa" w:w="856"/>
             <w:tcBorders>
               <w:top w:val="single" w:color="C9D2DB" w:sz="4"/>
               <w:left w:val="single" w:color="C9D2DB" w:sz="4"/>
@@ -24085,7 +24085,7 @@
         </w:tc>
         <w:tc>
           <w:tcPr>
-            <w:tcW w:type="dxa" w:w="950"/>
+            <w:tcW w:type="dxa" w:w="856"/>
             <w:tcBorders>
               <w:top w:val="single" w:color="C9D2DB" w:sz="4"/>
               <w:left w:val="single" w:color="C9D2DB" w:sz="4"/>
@@ -24117,7 +24117,7 @@
         </w:tc>
         <w:tc>
           <w:tcPr>
-            <w:tcW w:type="dxa" w:w="950"/>
+            <w:tcW w:type="dxa" w:w="856"/>
             <w:tcBorders>
               <w:top w:val="single" w:color="C9D2DB" w:sz="4"/>
               <w:left w:val="single" w:color="C9D2DB" w:sz="4"/>
@@ -24149,7 +24149,7 @@
         </w:tc>
         <w:tc>
           <w:tcPr>
-            <w:tcW w:type="dxa" w:w="900"/>
+            <w:tcW w:type="dxa" w:w="811"/>
             <w:tcBorders>
               <w:top w:val="single" w:color="C9D2DB" w:sz="4"/>
               <w:left w:val="single" w:color="C9D2DB" w:sz="4"/>
@@ -24181,7 +24181,7 @@
         </w:tc>
         <w:tc>
           <w:tcPr>
-            <w:tcW w:type="dxa" w:w="950"/>
+            <w:tcW w:type="dxa" w:w="856"/>
             <w:tcBorders>
               <w:top w:val="single" w:color="C9D2DB" w:sz="4"/>
               <w:left w:val="single" w:color="C9D2DB" w:sz="4"/>
@@ -24213,7 +24213,7 @@
         </w:tc>
         <w:tc>
           <w:tcPr>
-            <w:tcW w:type="dxa" w:w="900"/>
+            <w:tcW w:type="dxa" w:w="813"/>
             <w:tcBorders>
               <w:top w:val="single" w:color="C9D2DB" w:sz="4"/>
               <w:left w:val="single" w:color="C9D2DB" w:sz="4"/>
@@ -24250,7 +24250,7 @@
         </w:trPr>
         <w:tc>
           <w:tcPr>
-            <w:tcW w:type="dxa" w:w="800"/>
+            <w:tcW w:type="dxa" w:w="721"/>
             <w:tcBorders>
               <w:top w:val="single" w:color="C9D2DB" w:sz="4"/>
               <w:left w:val="single" w:color="C9D2DB" w:sz="4"/>
@@ -24282,7 +24282,7 @@
         </w:tc>
         <w:tc>
           <w:tcPr>
-            <w:tcW w:type="dxa" w:w="1250"/>
+            <w:tcW w:type="dxa" w:w="1127"/>
             <w:tcBorders>
               <w:top w:val="single" w:color="C9D2DB" w:sz="4"/>
               <w:left w:val="single" w:color="C9D2DB" w:sz="4"/>
@@ -24314,7 +24314,7 @@
         </w:tc>
         <w:tc>
           <w:tcPr>
-            <w:tcW w:type="dxa" w:w="850"/>
+            <w:tcW w:type="dxa" w:w="766"/>
             <w:tcBorders>
               <w:top w:val="single" w:color="C9D2DB" w:sz="4"/>
               <w:left w:val="single" w:color="C9D2DB" w:sz="4"/>
@@ -24346,7 +24346,7 @@
         </w:tc>
         <w:tc>
           <w:tcPr>
-            <w:tcW w:type="dxa" w:w="3300"/>
+            <w:tcW w:type="dxa" w:w="2974"/>
             <w:tcBorders>
               <w:top w:val="single" w:color="C9D2DB" w:sz="4"/>
               <w:left w:val="single" w:color="C9D2DB" w:sz="4"/>
@@ -24378,7 +24378,7 @@
         </w:tc>
         <w:tc>
           <w:tcPr>
-            <w:tcW w:type="dxa" w:w="750"/>
+            <w:tcW w:type="dxa" w:w="676"/>
             <w:tcBorders>
               <w:top w:val="single" w:color="C9D2DB" w:sz="4"/>
               <w:left w:val="single" w:color="C9D2DB" w:sz="4"/>
@@ -24410,7 +24410,7 @@
         </w:tc>
         <w:tc>
           <w:tcPr>
-            <w:tcW w:type="dxa" w:w="2400"/>
+            <w:tcW w:type="dxa" w:w="2163"/>
             <w:tcBorders>
               <w:top w:val="single" w:color="C9D2DB" w:sz="4"/>
               <w:left w:val="single" w:color="C9D2DB" w:sz="4"/>
@@ -24442,7 +24442,7 @@
         </w:tc>
         <w:tc>
           <w:tcPr>
-            <w:tcW w:type="dxa" w:w="1250"/>
+            <w:tcW w:type="dxa" w:w="1127"/>
             <w:tcBorders>
               <w:top w:val="single" w:color="C9D2DB" w:sz="4"/>
               <w:left w:val="single" w:color="C9D2DB" w:sz="4"/>
@@ -24474,7 +24474,7 @@
         </w:tc>
         <w:tc>
           <w:tcPr>
-            <w:tcW w:type="dxa" w:w="950"/>
+            <w:tcW w:type="dxa" w:w="856"/>
             <w:tcBorders>
               <w:top w:val="single" w:color="C9D2DB" w:sz="4"/>
               <w:left w:val="single" w:color="C9D2DB" w:sz="4"/>
@@ -24506,7 +24506,7 @@
         </w:tc>
         <w:tc>
           <w:tcPr>
-            <w:tcW w:type="dxa" w:w="950"/>
+            <w:tcW w:type="dxa" w:w="856"/>
             <w:tcBorders>
               <w:top w:val="single" w:color="C9D2DB" w:sz="4"/>
               <w:left w:val="single" w:color="C9D2DB" w:sz="4"/>
@@ -24538,7 +24538,7 @@
         </w:tc>
         <w:tc>
           <w:tcPr>
-            <w:tcW w:type="dxa" w:w="950"/>
+            <w:tcW w:type="dxa" w:w="856"/>
             <w:tcBorders>
               <w:top w:val="single" w:color="C9D2DB" w:sz="4"/>
               <w:left w:val="single" w:color="C9D2DB" w:sz="4"/>
@@ -24570,7 +24570,7 @@
         </w:tc>
         <w:tc>
           <w:tcPr>
-            <w:tcW w:type="dxa" w:w="900"/>
+            <w:tcW w:type="dxa" w:w="811"/>
             <w:tcBorders>
               <w:top w:val="single" w:color="C9D2DB" w:sz="4"/>
               <w:left w:val="single" w:color="C9D2DB" w:sz="4"/>
@@ -24602,7 +24602,7 @@
         </w:tc>
         <w:tc>
           <w:tcPr>
-            <w:tcW w:type="dxa" w:w="950"/>
+            <w:tcW w:type="dxa" w:w="856"/>
             <w:tcBorders>
               <w:top w:val="single" w:color="C9D2DB" w:sz="4"/>
               <w:left w:val="single" w:color="C9D2DB" w:sz="4"/>
@@ -24634,7 +24634,7 @@
         </w:tc>
         <w:tc>
           <w:tcPr>
-            <w:tcW w:type="dxa" w:w="900"/>
+            <w:tcW w:type="dxa" w:w="813"/>
             <w:tcBorders>
               <w:top w:val="single" w:color="C9D2DB" w:sz="4"/>
               <w:left w:val="single" w:color="C9D2DB" w:sz="4"/>
@@ -24671,7 +24671,7 @@
         </w:trPr>
         <w:tc>
           <w:tcPr>
-            <w:tcW w:type="dxa" w:w="800"/>
+            <w:tcW w:type="dxa" w:w="721"/>
             <w:tcBorders>
               <w:top w:val="single" w:color="C9D2DB" w:sz="4"/>
               <w:left w:val="single" w:color="C9D2DB" w:sz="4"/>
@@ -24703,7 +24703,7 @@
         </w:tc>
         <w:tc>
           <w:tcPr>
-            <w:tcW w:type="dxa" w:w="1250"/>
+            <w:tcW w:type="dxa" w:w="1127"/>
             <w:tcBorders>
               <w:top w:val="single" w:color="C9D2DB" w:sz="4"/>
               <w:left w:val="single" w:color="C9D2DB" w:sz="4"/>
@@ -24735,7 +24735,7 @@
         </w:tc>
         <w:tc>
           <w:tcPr>
-            <w:tcW w:type="dxa" w:w="850"/>
+            <w:tcW w:type="dxa" w:w="766"/>
             <w:tcBorders>
               <w:top w:val="single" w:color="C9D2DB" w:sz="4"/>
               <w:left w:val="single" w:color="C9D2DB" w:sz="4"/>
@@ -24767,7 +24767,7 @@
         </w:tc>
         <w:tc>
           <w:tcPr>
-            <w:tcW w:type="dxa" w:w="3300"/>
+            <w:tcW w:type="dxa" w:w="2974"/>
             <w:tcBorders>
               <w:top w:val="single" w:color="C9D2DB" w:sz="4"/>
               <w:left w:val="single" w:color="C9D2DB" w:sz="4"/>
@@ -24799,7 +24799,7 @@
         </w:tc>
         <w:tc>
           <w:tcPr>
-            <w:tcW w:type="dxa" w:w="750"/>
+            <w:tcW w:type="dxa" w:w="676"/>
             <w:tcBorders>
               <w:top w:val="single" w:color="C9D2DB" w:sz="4"/>
               <w:left w:val="single" w:color="C9D2DB" w:sz="4"/>
@@ -24831,7 +24831,7 @@
         </w:tc>
         <w:tc>
           <w:tcPr>
-            <w:tcW w:type="dxa" w:w="2400"/>
+            <w:tcW w:type="dxa" w:w="2163"/>
             <w:tcBorders>
               <w:top w:val="single" w:color="C9D2DB" w:sz="4"/>
               <w:left w:val="single" w:color="C9D2DB" w:sz="4"/>
@@ -24863,7 +24863,7 @@
         </w:tc>
         <w:tc>
           <w:tcPr>
-            <w:tcW w:type="dxa" w:w="1250"/>
+            <w:tcW w:type="dxa" w:w="1127"/>
             <w:tcBorders>
               <w:top w:val="single" w:color="C9D2DB" w:sz="4"/>
               <w:left w:val="single" w:color="C9D2DB" w:sz="4"/>
@@ -24895,7 +24895,7 @@
         </w:tc>
         <w:tc>
           <w:tcPr>
-            <w:tcW w:type="dxa" w:w="950"/>
+            <w:tcW w:type="dxa" w:w="856"/>
             <w:tcBorders>
               <w:top w:val="single" w:color="C9D2DB" w:sz="4"/>
               <w:left w:val="single" w:color="C9D2DB" w:sz="4"/>
@@ -24927,7 +24927,7 @@
         </w:tc>
         <w:tc>
           <w:tcPr>
-            <w:tcW w:type="dxa" w:w="950"/>
+            <w:tcW w:type="dxa" w:w="856"/>
             <w:tcBorders>
               <w:top w:val="single" w:color="C9D2DB" w:sz="4"/>
               <w:left w:val="single" w:color="C9D2DB" w:sz="4"/>
@@ -24959,7 +24959,7 @@
         </w:tc>
         <w:tc>
           <w:tcPr>
-            <w:tcW w:type="dxa" w:w="950"/>
+            <w:tcW w:type="dxa" w:w="856"/>
             <w:tcBorders>
               <w:top w:val="single" w:color="C9D2DB" w:sz="4"/>
               <w:left w:val="single" w:color="C9D2DB" w:sz="4"/>
@@ -24991,7 +24991,7 @@
         </w:tc>
         <w:tc>
           <w:tcPr>
-            <w:tcW w:type="dxa" w:w="900"/>
+            <w:tcW w:type="dxa" w:w="811"/>
             <w:tcBorders>
               <w:top w:val="single" w:color="C9D2DB" w:sz="4"/>
               <w:left w:val="single" w:color="C9D2DB" w:sz="4"/>
@@ -25023,7 +25023,7 @@
         </w:tc>
         <w:tc>
           <w:tcPr>
-            <w:tcW w:type="dxa" w:w="950"/>
+            <w:tcW w:type="dxa" w:w="856"/>
             <w:tcBorders>
               <w:top w:val="single" w:color="C9D2DB" w:sz="4"/>
               <w:left w:val="single" w:color="C9D2DB" w:sz="4"/>
@@ -25055,7 +25055,7 @@
         </w:tc>
         <w:tc>
           <w:tcPr>
-            <w:tcW w:type="dxa" w:w="900"/>
+            <w:tcW w:type="dxa" w:w="813"/>
             <w:tcBorders>
               <w:top w:val="single" w:color="C9D2DB" w:sz="4"/>
               <w:left w:val="single" w:color="C9D2DB" w:sz="4"/>
@@ -25092,7 +25092,7 @@
         </w:trPr>
         <w:tc>
           <w:tcPr>
-            <w:tcW w:type="dxa" w:w="800"/>
+            <w:tcW w:type="dxa" w:w="721"/>
             <w:tcBorders>
               <w:top w:val="single" w:color="C9D2DB" w:sz="4"/>
               <w:left w:val="single" w:color="C9D2DB" w:sz="4"/>
@@ -25124,7 +25124,7 @@
         </w:tc>
         <w:tc>
           <w:tcPr>
-            <w:tcW w:type="dxa" w:w="1250"/>
+            <w:tcW w:type="dxa" w:w="1127"/>
             <w:tcBorders>
               <w:top w:val="single" w:color="C9D2DB" w:sz="4"/>
               <w:left w:val="single" w:color="C9D2DB" w:sz="4"/>
@@ -25156,7 +25156,7 @@
         </w:tc>
         <w:tc>
           <w:tcPr>
-            <w:tcW w:type="dxa" w:w="850"/>
+            <w:tcW w:type="dxa" w:w="766"/>
             <w:tcBorders>
               <w:top w:val="single" w:color="C9D2DB" w:sz="4"/>
               <w:left w:val="single" w:color="C9D2DB" w:sz="4"/>
@@ -25188,7 +25188,7 @@
         </w:tc>
         <w:tc>
           <w:tcPr>
-            <w:tcW w:type="dxa" w:w="3300"/>
+            <w:tcW w:type="dxa" w:w="2974"/>
             <w:tcBorders>
               <w:top w:val="single" w:color="C9D2DB" w:sz="4"/>
               <w:left w:val="single" w:color="C9D2DB" w:sz="4"/>
@@ -25220,7 +25220,7 @@
         </w:tc>
         <w:tc>
           <w:tcPr>
-            <w:tcW w:type="dxa" w:w="750"/>
+            <w:tcW w:type="dxa" w:w="676"/>
             <w:tcBorders>
               <w:top w:val="single" w:color="C9D2DB" w:sz="4"/>
               <w:left w:val="single" w:color="C9D2DB" w:sz="4"/>
@@ -25252,7 +25252,7 @@
         </w:tc>
         <w:tc>
           <w:tcPr>
-            <w:tcW w:type="dxa" w:w="2400"/>
+            <w:tcW w:type="dxa" w:w="2163"/>
             <w:tcBorders>
               <w:top w:val="single" w:color="C9D2DB" w:sz="4"/>
               <w:left w:val="single" w:color="C9D2DB" w:sz="4"/>
@@ -25284,7 +25284,7 @@
         </w:tc>
         <w:tc>
           <w:tcPr>
-            <w:tcW w:type="dxa" w:w="1250"/>
+            <w:tcW w:type="dxa" w:w="1127"/>
             <w:tcBorders>
               <w:top w:val="single" w:color="C9D2DB" w:sz="4"/>
               <w:left w:val="single" w:color="C9D2DB" w:sz="4"/>
@@ -25316,7 +25316,7 @@
         </w:tc>
         <w:tc>
           <w:tcPr>
-            <w:tcW w:type="dxa" w:w="950"/>
+            <w:tcW w:type="dxa" w:w="856"/>
             <w:tcBorders>
               <w:top w:val="single" w:color="C9D2DB" w:sz="4"/>
               <w:left w:val="single" w:color="C9D2DB" w:sz="4"/>
@@ -25348,7 +25348,7 @@
         </w:tc>
         <w:tc>
           <w:tcPr>
-            <w:tcW w:type="dxa" w:w="950"/>
+            <w:tcW w:type="dxa" w:w="856"/>
             <w:tcBorders>
               <w:top w:val="single" w:color="C9D2DB" w:sz="4"/>
               <w:left w:val="single" w:color="C9D2DB" w:sz="4"/>
@@ -25380,7 +25380,7 @@
         </w:tc>
         <w:tc>
           <w:tcPr>
-            <w:tcW w:type="dxa" w:w="950"/>
+            <w:tcW w:type="dxa" w:w="856"/>
             <w:tcBorders>
               <w:top w:val="single" w:color="C9D2DB" w:sz="4"/>
               <w:left w:val="single" w:color="C9D2DB" w:sz="4"/>
@@ -25412,7 +25412,7 @@
         </w:tc>
         <w:tc>
           <w:tcPr>
-            <w:tcW w:type="dxa" w:w="900"/>
+            <w:tcW w:type="dxa" w:w="811"/>
             <w:tcBorders>
               <w:top w:val="single" w:color="C9D2DB" w:sz="4"/>
               <w:left w:val="single" w:color="C9D2DB" w:sz="4"/>
@@ -25444,7 +25444,7 @@
         </w:tc>
         <w:tc>
           <w:tcPr>
-            <w:tcW w:type="dxa" w:w="950"/>
+            <w:tcW w:type="dxa" w:w="856"/>
             <w:tcBorders>
               <w:top w:val="single" w:color="C9D2DB" w:sz="4"/>
               <w:left w:val="single" w:color="C9D2DB" w:sz="4"/>
@@ -25476,7 +25476,7 @@
         </w:tc>
         <w:tc>
           <w:tcPr>
-            <w:tcW w:type="dxa" w:w="900"/>
+            <w:tcW w:type="dxa" w:w="813"/>
             <w:tcBorders>
               <w:top w:val="single" w:color="C9D2DB" w:sz="4"/>
               <w:left w:val="single" w:color="C9D2DB" w:sz="4"/>
@@ -25513,7 +25513,7 @@
         </w:trPr>
         <w:tc>
           <w:tcPr>
-            <w:tcW w:type="dxa" w:w="800"/>
+            <w:tcW w:type="dxa" w:w="721"/>
             <w:tcBorders>
               <w:top w:val="single" w:color="C9D2DB" w:sz="4"/>
               <w:left w:val="single" w:color="C9D2DB" w:sz="4"/>
@@ -25545,7 +25545,7 @@
         </w:tc>
         <w:tc>
           <w:tcPr>
-            <w:tcW w:type="dxa" w:w="1250"/>
+            <w:tcW w:type="dxa" w:w="1127"/>
             <w:tcBorders>
               <w:top w:val="single" w:color="C9D2DB" w:sz="4"/>
               <w:left w:val="single" w:color="C9D2DB" w:sz="4"/>
@@ -25577,7 +25577,7 @@
         </w:tc>
         <w:tc>
           <w:tcPr>
-            <w:tcW w:type="dxa" w:w="850"/>
+            <w:tcW w:type="dxa" w:w="766"/>
             <w:tcBorders>
               <w:top w:val="single" w:color="C9D2DB" w:sz="4"/>
               <w:left w:val="single" w:color="C9D2DB" w:sz="4"/>
@@ -25609,7 +25609,7 @@
         </w:tc>
         <w:tc>
           <w:tcPr>
-            <w:tcW w:type="dxa" w:w="3300"/>
+            <w:tcW w:type="dxa" w:w="2974"/>
             <w:tcBorders>
               <w:top w:val="single" w:color="C9D2DB" w:sz="4"/>
               <w:left w:val="single" w:color="C9D2DB" w:sz="4"/>
@@ -25641,7 +25641,7 @@
         </w:tc>
         <w:tc>
           <w:tcPr>
-            <w:tcW w:type="dxa" w:w="750"/>
+            <w:tcW w:type="dxa" w:w="676"/>
             <w:tcBorders>
               <w:top w:val="single" w:color="C9D2DB" w:sz="4"/>
               <w:left w:val="single" w:color="C9D2DB" w:sz="4"/>
@@ -25673,7 +25673,7 @@
         </w:tc>
         <w:tc>
           <w:tcPr>
-            <w:tcW w:type="dxa" w:w="2400"/>
+            <w:tcW w:type="dxa" w:w="2163"/>
             <w:tcBorders>
               <w:top w:val="single" w:color="C9D2DB" w:sz="4"/>
               <w:left w:val="single" w:color="C9D2DB" w:sz="4"/>
@@ -25705,7 +25705,7 @@
         </w:tc>
         <w:tc>
           <w:tcPr>
-            <w:tcW w:type="dxa" w:w="1250"/>
+            <w:tcW w:type="dxa" w:w="1127"/>
             <w:tcBorders>
               <w:top w:val="single" w:color="C9D2DB" w:sz="4"/>
               <w:left w:val="single" w:color="C9D2DB" w:sz="4"/>
@@ -25737,7 +25737,7 @@
         </w:tc>
         <w:tc>
           <w:tcPr>
-            <w:tcW w:type="dxa" w:w="950"/>
+            <w:tcW w:type="dxa" w:w="856"/>
             <w:tcBorders>
               <w:top w:val="single" w:color="C9D2DB" w:sz="4"/>
               <w:left w:val="single" w:color="C9D2DB" w:sz="4"/>
@@ -25769,7 +25769,7 @@
         </w:tc>
         <w:tc>
           <w:tcPr>
-            <w:tcW w:type="dxa" w:w="950"/>
+            <w:tcW w:type="dxa" w:w="856"/>
             <w:tcBorders>
               <w:top w:val="single" w:color="C9D2DB" w:sz="4"/>
               <w:left w:val="single" w:color="C9D2DB" w:sz="4"/>
@@ -25801,7 +25801,7 @@
         </w:tc>
         <w:tc>
           <w:tcPr>
-            <w:tcW w:type="dxa" w:w="950"/>
+            <w:tcW w:type="dxa" w:w="856"/>
             <w:tcBorders>
               <w:top w:val="single" w:color="C9D2DB" w:sz="4"/>
               <w:left w:val="single" w:color="C9D2DB" w:sz="4"/>
@@ -25833,7 +25833,7 @@
         </w:tc>
         <w:tc>
           <w:tcPr>
-            <w:tcW w:type="dxa" w:w="900"/>
+            <w:tcW w:type="dxa" w:w="811"/>
             <w:tcBorders>
               <w:top w:val="single" w:color="C9D2DB" w:sz="4"/>
               <w:left w:val="single" w:color="C9D2DB" w:sz="4"/>
@@ -25865,7 +25865,7 @@
         </w:tc>
         <w:tc>
           <w:tcPr>
-            <w:tcW w:type="dxa" w:w="950"/>
+            <w:tcW w:type="dxa" w:w="856"/>
             <w:tcBorders>
               <w:top w:val="single" w:color="C9D2DB" w:sz="4"/>
               <w:left w:val="single" w:color="C9D2DB" w:sz="4"/>
@@ -25897,7 +25897,7 @@
         </w:tc>
         <w:tc>
           <w:tcPr>
-            <w:tcW w:type="dxa" w:w="900"/>
+            <w:tcW w:type="dxa" w:w="813"/>
             <w:tcBorders>
               <w:top w:val="single" w:color="C9D2DB" w:sz="4"/>
               <w:left w:val="single" w:color="C9D2DB" w:sz="4"/>
@@ -25934,7 +25934,7 @@
         </w:trPr>
         <w:tc>
           <w:tcPr>
-            <w:tcW w:type="dxa" w:w="800"/>
+            <w:tcW w:type="dxa" w:w="721"/>
             <w:tcBorders>
               <w:top w:val="single" w:color="C9D2DB" w:sz="4"/>
               <w:left w:val="single" w:color="C9D2DB" w:sz="4"/>
@@ -25966,7 +25966,7 @@
         </w:tc>
         <w:tc>
           <w:tcPr>
-            <w:tcW w:type="dxa" w:w="1250"/>
+            <w:tcW w:type="dxa" w:w="1127"/>
             <w:tcBorders>
               <w:top w:val="single" w:color="C9D2DB" w:sz="4"/>
               <w:left w:val="single" w:color="C9D2DB" w:sz="4"/>
@@ -25998,7 +25998,7 @@
         </w:tc>
         <w:tc>
           <w:tcPr>
-            <w:tcW w:type="dxa" w:w="850"/>
+            <w:tcW w:type="dxa" w:w="766"/>
             <w:tcBorders>
               <w:top w:val="single" w:color="C9D2DB" w:sz="4"/>
               <w:left w:val="single" w:color="C9D2DB" w:sz="4"/>
@@ -26030,7 +26030,7 @@
         </w:tc>
         <w:tc>
           <w:tcPr>
-            <w:tcW w:type="dxa" w:w="3300"/>
+            <w:tcW w:type="dxa" w:w="2974"/>
             <w:tcBorders>
               <w:top w:val="single" w:color="C9D2DB" w:sz="4"/>
               <w:left w:val="single" w:color="C9D2DB" w:sz="4"/>
@@ -26062,7 +26062,7 @@
         </w:tc>
         <w:tc>
           <w:tcPr>
-            <w:tcW w:type="dxa" w:w="750"/>
+            <w:tcW w:type="dxa" w:w="676"/>
             <w:tcBorders>
               <w:top w:val="single" w:color="C9D2DB" w:sz="4"/>
               <w:left w:val="single" w:color="C9D2DB" w:sz="4"/>
@@ -26094,7 +26094,7 @@
         </w:tc>
         <w:tc>
           <w:tcPr>
-            <w:tcW w:type="dxa" w:w="2400"/>
+            <w:tcW w:type="dxa" w:w="2163"/>
             <w:tcBorders>
               <w:top w:val="single" w:color="C9D2DB" w:sz="4"/>
               <w:left w:val="single" w:color="C9D2DB" w:sz="4"/>
@@ -26126,7 +26126,7 @@
         </w:tc>
         <w:tc>
           <w:tcPr>
-            <w:tcW w:type="dxa" w:w="1250"/>
+            <w:tcW w:type="dxa" w:w="1127"/>
             <w:tcBorders>
               <w:top w:val="single" w:color="C9D2DB" w:sz="4"/>
               <w:left w:val="single" w:color="C9D2DB" w:sz="4"/>
@@ -26158,7 +26158,7 @@
         </w:tc>
         <w:tc>
           <w:tcPr>
-            <w:tcW w:type="dxa" w:w="950"/>
+            <w:tcW w:type="dxa" w:w="856"/>
             <w:tcBorders>
               <w:top w:val="single" w:color="C9D2DB" w:sz="4"/>
               <w:left w:val="single" w:color="C9D2DB" w:sz="4"/>
@@ -26190,7 +26190,7 @@
         </w:tc>
         <w:tc>
           <w:tcPr>
-            <w:tcW w:type="dxa" w:w="950"/>
+            <w:tcW w:type="dxa" w:w="856"/>
             <w:tcBorders>
               <w:top w:val="single" w:color="C9D2DB" w:sz="4"/>
               <w:left w:val="single" w:color="C9D2DB" w:sz="4"/>
@@ -26222,7 +26222,7 @@
         </w:tc>
         <w:tc>
           <w:tcPr>
-            <w:tcW w:type="dxa" w:w="950"/>
+            <w:tcW w:type="dxa" w:w="856"/>
             <w:tcBorders>
               <w:top w:val="single" w:color="C9D2DB" w:sz="4"/>
               <w:left w:val="single" w:color="C9D2DB" w:sz="4"/>
@@ -26254,7 +26254,7 @@
         </w:tc>
         <w:tc>
           <w:tcPr>
-            <w:tcW w:type="dxa" w:w="900"/>
+            <w:tcW w:type="dxa" w:w="811"/>
             <w:tcBorders>
               <w:top w:val="single" w:color="C9D2DB" w:sz="4"/>
               <w:left w:val="single" w:color="C9D2DB" w:sz="4"/>
@@ -26286,7 +26286,7 @@
         </w:tc>
         <w:tc>
           <w:tcPr>
-            <w:tcW w:type="dxa" w:w="950"/>
+            <w:tcW w:type="dxa" w:w="856"/>
             <w:tcBorders>
               <w:top w:val="single" w:color="C9D2DB" w:sz="4"/>
               <w:left w:val="single" w:color="C9D2DB" w:sz="4"/>
@@ -26318,7 +26318,7 @@
         </w:tc>
         <w:tc>
           <w:tcPr>
-            <w:tcW w:type="dxa" w:w="900"/>
+            <w:tcW w:type="dxa" w:w="813"/>
             <w:tcBorders>
               <w:top w:val="single" w:color="C9D2DB" w:sz="4"/>
               <w:left w:val="single" w:color="C9D2DB" w:sz="4"/>
@@ -26355,7 +26355,7 @@
         </w:trPr>
         <w:tc>
           <w:tcPr>
-            <w:tcW w:type="dxa" w:w="800"/>
+            <w:tcW w:type="dxa" w:w="721"/>
             <w:tcBorders>
               <w:top w:val="single" w:color="C9D2DB" w:sz="4"/>
               <w:left w:val="single" w:color="C9D2DB" w:sz="4"/>
@@ -26387,7 +26387,7 @@
         </w:tc>
         <w:tc>
           <w:tcPr>
-            <w:tcW w:type="dxa" w:w="1250"/>
+            <w:tcW w:type="dxa" w:w="1127"/>
             <w:tcBorders>
               <w:top w:val="single" w:color="C9D2DB" w:sz="4"/>
               <w:left w:val="single" w:color="C9D2DB" w:sz="4"/>
@@ -26419,7 +26419,7 @@
         </w:tc>
         <w:tc>
           <w:tcPr>
-            <w:tcW w:type="dxa" w:w="850"/>
+            <w:tcW w:type="dxa" w:w="766"/>
             <w:tcBorders>
               <w:top w:val="single" w:color="C9D2DB" w:sz="4"/>
               <w:left w:val="single" w:color="C9D2DB" w:sz="4"/>
@@ -26451,7 +26451,7 @@
         </w:tc>
         <w:tc>
           <w:tcPr>
-            <w:tcW w:type="dxa" w:w="3300"/>
+            <w:tcW w:type="dxa" w:w="2974"/>
             <w:tcBorders>
               <w:top w:val="single" w:color="C9D2DB" w:sz="4"/>
               <w:left w:val="single" w:color="C9D2DB" w:sz="4"/>
@@ -26483,7 +26483,7 @@
         </w:tc>
         <w:tc>
           <w:tcPr>
-            <w:tcW w:type="dxa" w:w="750"/>
+            <w:tcW w:type="dxa" w:w="676"/>
             <w:tcBorders>
               <w:top w:val="single" w:color="C9D2DB" w:sz="4"/>
               <w:left w:val="single" w:color="C9D2DB" w:sz="4"/>
@@ -26515,7 +26515,7 @@
         </w:tc>
         <w:tc>
           <w:tcPr>
-            <w:tcW w:type="dxa" w:w="2400"/>
+            <w:tcW w:type="dxa" w:w="2163"/>
             <w:tcBorders>
               <w:top w:val="single" w:color="C9D2DB" w:sz="4"/>
               <w:left w:val="single" w:color="C9D2DB" w:sz="4"/>
@@ -26547,7 +26547,7 @@
         </w:tc>
         <w:tc>
           <w:tcPr>
-            <w:tcW w:type="dxa" w:w="1250"/>
+            <w:tcW w:type="dxa" w:w="1127"/>
             <w:tcBorders>
               <w:top w:val="single" w:color="C9D2DB" w:sz="4"/>
               <w:left w:val="single" w:color="C9D2DB" w:sz="4"/>
@@ -26579,7 +26579,7 @@
         </w:tc>
         <w:tc>
           <w:tcPr>
-            <w:tcW w:type="dxa" w:w="950"/>
+            <w:tcW w:type="dxa" w:w="856"/>
             <w:tcBorders>
               <w:top w:val="single" w:color="C9D2DB" w:sz="4"/>
               <w:left w:val="single" w:color="C9D2DB" w:sz="4"/>
@@ -26611,7 +26611,7 @@
         </w:tc>
         <w:tc>
           <w:tcPr>
-            <w:tcW w:type="dxa" w:w="950"/>
+            <w:tcW w:type="dxa" w:w="856"/>
             <w:tcBorders>
               <w:top w:val="single" w:color="C9D2DB" w:sz="4"/>
               <w:left w:val="single" w:color="C9D2DB" w:sz="4"/>
@@ -26643,7 +26643,7 @@
         </w:tc>
         <w:tc>
           <w:tcPr>
-            <w:tcW w:type="dxa" w:w="950"/>
+            <w:tcW w:type="dxa" w:w="856"/>
             <w:tcBorders>
               <w:top w:val="single" w:color="C9D2DB" w:sz="4"/>
               <w:left w:val="single" w:color="C9D2DB" w:sz="4"/>
@@ -26675,7 +26675,7 @@
         </w:tc>
         <w:tc>
           <w:tcPr>
-            <w:tcW w:type="dxa" w:w="900"/>
+            <w:tcW w:type="dxa" w:w="811"/>
             <w:tcBorders>
               <w:top w:val="single" w:color="C9D2DB" w:sz="4"/>
               <w:left w:val="single" w:color="C9D2DB" w:sz="4"/>
@@ -26707,7 +26707,7 @@
         </w:tc>
         <w:tc>
           <w:tcPr>
-            <w:tcW w:type="dxa" w:w="950"/>
+            <w:tcW w:type="dxa" w:w="856"/>
             <w:tcBorders>
               <w:top w:val="single" w:color="C9D2DB" w:sz="4"/>
               <w:left w:val="single" w:color="C9D2DB" w:sz="4"/>
@@ -26739,7 +26739,7 @@
         </w:tc>
         <w:tc>
           <w:tcPr>
-            <w:tcW w:type="dxa" w:w="900"/>
+            <w:tcW w:type="dxa" w:w="813"/>
             <w:tcBorders>
               <w:top w:val="single" w:color="C9D2DB" w:sz="4"/>
               <w:left w:val="single" w:color="C9D2DB" w:sz="4"/>
@@ -26776,7 +26776,7 @@
         </w:trPr>
         <w:tc>
           <w:tcPr>
-            <w:tcW w:type="dxa" w:w="800"/>
+            <w:tcW w:type="dxa" w:w="721"/>
             <w:tcBorders>
               <w:top w:val="single" w:color="C9D2DB" w:sz="4"/>
               <w:left w:val="single" w:color="C9D2DB" w:sz="4"/>
@@ -26808,7 +26808,7 @@
         </w:tc>
         <w:tc>
           <w:tcPr>
-            <w:tcW w:type="dxa" w:w="1250"/>
+            <w:tcW w:type="dxa" w:w="1127"/>
             <w:tcBorders>
               <w:top w:val="single" w:color="C9D2DB" w:sz="4"/>
               <w:left w:val="single" w:color="C9D2DB" w:sz="4"/>
@@ -26840,7 +26840,7 @@
         </w:tc>
         <w:tc>
           <w:tcPr>
-            <w:tcW w:type="dxa" w:w="850"/>
+            <w:tcW w:type="dxa" w:w="766"/>
             <w:tcBorders>
               <w:top w:val="single" w:color="C9D2DB" w:sz="4"/>
               <w:left w:val="single" w:color="C9D2DB" w:sz="4"/>
@@ -26872,7 +26872,7 @@
         </w:tc>
         <w:tc>
           <w:tcPr>
-            <w:tcW w:type="dxa" w:w="3300"/>
+            <w:tcW w:type="dxa" w:w="2974"/>
             <w:tcBorders>
               <w:top w:val="single" w:color="C9D2DB" w:sz="4"/>
               <w:left w:val="single" w:color="C9D2DB" w:sz="4"/>
@@ -26904,7 +26904,7 @@
         </w:tc>
         <w:tc>
           <w:tcPr>
-            <w:tcW w:type="dxa" w:w="750"/>
+            <w:tcW w:type="dxa" w:w="676"/>
             <w:tcBorders>
               <w:top w:val="single" w:color="C9D2DB" w:sz="4"/>
               <w:left w:val="single" w:color="C9D2DB" w:sz="4"/>
@@ -26936,7 +26936,7 @@
         </w:tc>
         <w:tc>
           <w:tcPr>
-            <w:tcW w:type="dxa" w:w="2400"/>
+            <w:tcW w:type="dxa" w:w="2163"/>
             <w:tcBorders>
               <w:top w:val="single" w:color="C9D2DB" w:sz="4"/>
               <w:left w:val="single" w:color="C9D2DB" w:sz="4"/>
@@ -26968,7 +26968,7 @@
         </w:tc>
         <w:tc>
           <w:tcPr>
-            <w:tcW w:type="dxa" w:w="1250"/>
+            <w:tcW w:type="dxa" w:w="1127"/>
             <w:tcBorders>
               <w:top w:val="single" w:color="C9D2DB" w:sz="4"/>
               <w:left w:val="single" w:color="C9D2DB" w:sz="4"/>
@@ -27000,7 +27000,7 @@
         </w:tc>
         <w:tc>
           <w:tcPr>
-            <w:tcW w:type="dxa" w:w="950"/>
+            <w:tcW w:type="dxa" w:w="856"/>
             <w:tcBorders>
               <w:top w:val="single" w:color="C9D2DB" w:sz="4"/>
               <w:left w:val="single" w:color="C9D2DB" w:sz="4"/>
@@ -27032,7 +27032,7 @@
         </w:tc>
         <w:tc>
           <w:tcPr>
-            <w:tcW w:type="dxa" w:w="950"/>
+            <w:tcW w:type="dxa" w:w="856"/>
             <w:tcBorders>
               <w:top w:val="single" w:color="C9D2DB" w:sz="4"/>
               <w:left w:val="single" w:color="C9D2DB" w:sz="4"/>
@@ -27064,7 +27064,7 @@
         </w:tc>
         <w:tc>
           <w:tcPr>
-            <w:tcW w:type="dxa" w:w="950"/>
+            <w:tcW w:type="dxa" w:w="856"/>
             <w:tcBorders>
               <w:top w:val="single" w:color="C9D2DB" w:sz="4"/>
               <w:left w:val="single" w:color="C9D2DB" w:sz="4"/>
@@ -27096,7 +27096,7 @@
         </w:tc>
         <w:tc>
           <w:tcPr>
-            <w:tcW w:type="dxa" w:w="900"/>
+            <w:tcW w:type="dxa" w:w="811"/>
             <w:tcBorders>
               <w:top w:val="single" w:color="C9D2DB" w:sz="4"/>
               <w:left w:val="single" w:color="C9D2DB" w:sz="4"/>
@@ -27128,7 +27128,7 @@
         </w:tc>
         <w:tc>
           <w:tcPr>
-            <w:tcW w:type="dxa" w:w="950"/>
+            <w:tcW w:type="dxa" w:w="856"/>
             <w:tcBorders>
               <w:top w:val="single" w:color="C9D2DB" w:sz="4"/>
               <w:left w:val="single" w:color="C9D2DB" w:sz="4"/>
@@ -27160,7 +27160,7 @@
         </w:tc>
         <w:tc>
           <w:tcPr>
-            <w:tcW w:type="dxa" w:w="900"/>
+            <w:tcW w:type="dxa" w:w="813"/>
             <w:tcBorders>
               <w:top w:val="single" w:color="C9D2DB" w:sz="4"/>
               <w:left w:val="single" w:color="C9D2DB" w:sz="4"/>
@@ -28158,8 +28158,8 @@
         <w:sectPr>
           <w:headerReference w:type="default" r:id="rId17"/>
           <w:footerReference w:type="default" r:id="rId18"/>
-          <w:pgSz w:w="11906" w:h="16838" w:orient="portrait"/>
-          <w:pgMar w:top="1134" w:right="1247" w:bottom="1000" w:left="1247" w:header="708" w:footer="708" w:gutter="0"/>
+          <w:pgSz w:w="16838" w:h="11906" w:orient="landscape"/>
+          <w:pgMar w:top="1000" w:right="1100" w:bottom="900" w:left="1100" w:header="708" w:footer="708" w:gutter="0"/>
           <w:pgNumType/>
           <w:docGrid w:linePitch="360"/>
         </w:sectPr>
@@ -28201,7 +28201,7 @@
     </w:p>
     <w:tbl>
       <w:tblPr>
-        <w:tblW w:type="dxa" w:w="14850"/>
+        <w:tblW w:type="dxa" w:w="14602"/>
         <w:tblBorders>
           <w:top w:val="single" w:color="auto" w:sz="4"/>
           <w:left w:val="single" w:color="auto" w:sz="4"/>
@@ -28212,17 +28212,17 @@
         </w:tblBorders>
       </w:tblPr>
       <w:tblGrid>
-        <w:gridCol w:w="750"/>
-        <w:gridCol w:w="2500"/>
-        <w:gridCol w:w="2500"/>
-        <w:gridCol w:w="450"/>
-        <w:gridCol w:w="450"/>
-        <w:gridCol w:w="500"/>
-        <w:gridCol w:w="750"/>
-        <w:gridCol w:w="3000"/>
-        <w:gridCol w:w="2450"/>
-        <w:gridCol w:w="800"/>
-        <w:gridCol w:w="700"/>
+        <w:gridCol w:w="737"/>
+        <w:gridCol w:w="2458"/>
+        <w:gridCol w:w="2458"/>
+        <w:gridCol w:w="442"/>
+        <w:gridCol w:w="442"/>
+        <w:gridCol w:w="492"/>
+        <w:gridCol w:w="737"/>
+        <w:gridCol w:w="2950"/>
+        <w:gridCol w:w="2409"/>
+        <w:gridCol w:w="787"/>
+        <w:gridCol w:w="690"/>
       </w:tblGrid>
       <w:tr>
         <w:trPr>
@@ -28230,7 +28230,7 @@
         </w:trPr>
         <w:tc>
           <w:tcPr>
-            <w:tcW w:type="dxa" w:w="750"/>
+            <w:tcW w:type="dxa" w:w="737"/>
             <w:tcBorders>
               <w:top w:val="single" w:color="C9D2DB" w:sz="4"/>
               <w:left w:val="single" w:color="C9D2DB" w:sz="4"/>
@@ -28265,7 +28265,7 @@
         </w:tc>
         <w:tc>
           <w:tcPr>
-            <w:tcW w:type="dxa" w:w="2500"/>
+            <w:tcW w:type="dxa" w:w="2458"/>
             <w:tcBorders>
               <w:top w:val="single" w:color="C9D2DB" w:sz="4"/>
               <w:left w:val="single" w:color="C9D2DB" w:sz="4"/>
@@ -28300,7 +28300,7 @@
         </w:tc>
         <w:tc>
           <w:tcPr>
-            <w:tcW w:type="dxa" w:w="2500"/>
+            <w:tcW w:type="dxa" w:w="2458"/>
             <w:tcBorders>
               <w:top w:val="single" w:color="C9D2DB" w:sz="4"/>
               <w:left w:val="single" w:color="C9D2DB" w:sz="4"/>
@@ -28335,7 +28335,7 @@
         </w:tc>
         <w:tc>
           <w:tcPr>
-            <w:tcW w:type="dxa" w:w="450"/>
+            <w:tcW w:type="dxa" w:w="442"/>
             <w:tcBorders>
               <w:top w:val="single" w:color="C9D2DB" w:sz="4"/>
               <w:left w:val="single" w:color="C9D2DB" w:sz="4"/>
@@ -28370,7 +28370,7 @@
         </w:tc>
         <w:tc>
           <w:tcPr>
-            <w:tcW w:type="dxa" w:w="450"/>
+            <w:tcW w:type="dxa" w:w="442"/>
             <w:tcBorders>
               <w:top w:val="single" w:color="C9D2DB" w:sz="4"/>
               <w:left w:val="single" w:color="C9D2DB" w:sz="4"/>
@@ -28405,7 +28405,7 @@
         </w:tc>
         <w:tc>
           <w:tcPr>
-            <w:tcW w:type="dxa" w:w="500"/>
+            <w:tcW w:type="dxa" w:w="492"/>
             <w:tcBorders>
               <w:top w:val="single" w:color="C9D2DB" w:sz="4"/>
               <w:left w:val="single" w:color="C9D2DB" w:sz="4"/>
@@ -28440,7 +28440,7 @@
         </w:tc>
         <w:tc>
           <w:tcPr>
-            <w:tcW w:type="dxa" w:w="750"/>
+            <w:tcW w:type="dxa" w:w="737"/>
             <w:tcBorders>
               <w:top w:val="single" w:color="C9D2DB" w:sz="4"/>
               <w:left w:val="single" w:color="C9D2DB" w:sz="4"/>
@@ -28475,7 +28475,7 @@
         </w:tc>
         <w:tc>
           <w:tcPr>
-            <w:tcW w:type="dxa" w:w="3000"/>
+            <w:tcW w:type="dxa" w:w="2950"/>
             <w:tcBorders>
               <w:top w:val="single" w:color="C9D2DB" w:sz="4"/>
               <w:left w:val="single" w:color="C9D2DB" w:sz="4"/>
@@ -28510,7 +28510,7 @@
         </w:tc>
         <w:tc>
           <w:tcPr>
-            <w:tcW w:type="dxa" w:w="2450"/>
+            <w:tcW w:type="dxa" w:w="2409"/>
             <w:tcBorders>
               <w:top w:val="single" w:color="C9D2DB" w:sz="4"/>
               <w:left w:val="single" w:color="C9D2DB" w:sz="4"/>
@@ -28545,7 +28545,7 @@
         </w:tc>
         <w:tc>
           <w:tcPr>
-            <w:tcW w:type="dxa" w:w="800"/>
+            <w:tcW w:type="dxa" w:w="787"/>
             <w:tcBorders>
               <w:top w:val="single" w:color="C9D2DB" w:sz="4"/>
               <w:left w:val="single" w:color="C9D2DB" w:sz="4"/>
@@ -28580,7 +28580,7 @@
         </w:tc>
         <w:tc>
           <w:tcPr>
-            <w:tcW w:type="dxa" w:w="700"/>
+            <w:tcW w:type="dxa" w:w="690"/>
             <w:tcBorders>
               <w:top w:val="single" w:color="C9D2DB" w:sz="4"/>
               <w:left w:val="single" w:color="C9D2DB" w:sz="4"/>
@@ -28620,7 +28620,7 @@
         </w:trPr>
         <w:tc>
           <w:tcPr>
-            <w:tcW w:type="dxa" w:w="750"/>
+            <w:tcW w:type="dxa" w:w="737"/>
             <w:tcBorders>
               <w:top w:val="single" w:color="C9D2DB" w:sz="4"/>
               <w:left w:val="single" w:color="C9D2DB" w:sz="4"/>
@@ -28652,7 +28652,7 @@
         </w:tc>
         <w:tc>
           <w:tcPr>
-            <w:tcW w:type="dxa" w:w="2500"/>
+            <w:tcW w:type="dxa" w:w="2458"/>
             <w:tcBorders>
               <w:top w:val="single" w:color="C9D2DB" w:sz="4"/>
               <w:left w:val="single" w:color="C9D2DB" w:sz="4"/>
@@ -28684,7 +28684,7 @@
         </w:tc>
         <w:tc>
           <w:tcPr>
-            <w:tcW w:type="dxa" w:w="2500"/>
+            <w:tcW w:type="dxa" w:w="2458"/>
             <w:tcBorders>
               <w:top w:val="single" w:color="C9D2DB" w:sz="4"/>
               <w:left w:val="single" w:color="C9D2DB" w:sz="4"/>
@@ -28716,7 +28716,7 @@
         </w:tc>
         <w:tc>
           <w:tcPr>
-            <w:tcW w:type="dxa" w:w="450"/>
+            <w:tcW w:type="dxa" w:w="442"/>
             <w:tcBorders>
               <w:top w:val="single" w:color="C9D2DB" w:sz="4"/>
               <w:left w:val="single" w:color="C9D2DB" w:sz="4"/>
@@ -28748,7 +28748,7 @@
         </w:tc>
         <w:tc>
           <w:tcPr>
-            <w:tcW w:type="dxa" w:w="450"/>
+            <w:tcW w:type="dxa" w:w="442"/>
             <w:tcBorders>
               <w:top w:val="single" w:color="C9D2DB" w:sz="4"/>
               <w:left w:val="single" w:color="C9D2DB" w:sz="4"/>
@@ -28780,7 +28780,7 @@
         </w:tc>
         <w:tc>
           <w:tcPr>
-            <w:tcW w:type="dxa" w:w="500"/>
+            <w:tcW w:type="dxa" w:w="492"/>
             <w:tcBorders>
               <w:top w:val="single" w:color="C9D2DB" w:sz="4"/>
               <w:left w:val="single" w:color="C9D2DB" w:sz="4"/>
@@ -28812,7 +28812,7 @@
         </w:tc>
         <w:tc>
           <w:tcPr>
-            <w:tcW w:type="dxa" w:w="750"/>
+            <w:tcW w:type="dxa" w:w="737"/>
             <w:tcBorders>
               <w:top w:val="single" w:color="C9D2DB" w:sz="4"/>
               <w:left w:val="single" w:color="C9D2DB" w:sz="4"/>
@@ -28844,7 +28844,7 @@
         </w:tc>
         <w:tc>
           <w:tcPr>
-            <w:tcW w:type="dxa" w:w="3000"/>
+            <w:tcW w:type="dxa" w:w="2950"/>
             <w:tcBorders>
               <w:top w:val="single" w:color="C9D2DB" w:sz="4"/>
               <w:left w:val="single" w:color="C9D2DB" w:sz="4"/>
@@ -28876,7 +28876,7 @@
         </w:tc>
         <w:tc>
           <w:tcPr>
-            <w:tcW w:type="dxa" w:w="2450"/>
+            <w:tcW w:type="dxa" w:w="2409"/>
             <w:tcBorders>
               <w:top w:val="single" w:color="C9D2DB" w:sz="4"/>
               <w:left w:val="single" w:color="C9D2DB" w:sz="4"/>
@@ -28908,7 +28908,7 @@
         </w:tc>
         <w:tc>
           <w:tcPr>
-            <w:tcW w:type="dxa" w:w="800"/>
+            <w:tcW w:type="dxa" w:w="787"/>
             <w:tcBorders>
               <w:top w:val="single" w:color="C9D2DB" w:sz="4"/>
               <w:left w:val="single" w:color="C9D2DB" w:sz="4"/>
@@ -28940,7 +28940,7 @@
         </w:tc>
         <w:tc>
           <w:tcPr>
-            <w:tcW w:type="dxa" w:w="700"/>
+            <w:tcW w:type="dxa" w:w="690"/>
             <w:tcBorders>
               <w:top w:val="single" w:color="C9D2DB" w:sz="4"/>
               <w:left w:val="single" w:color="C9D2DB" w:sz="4"/>
@@ -28977,7 +28977,7 @@
         </w:trPr>
         <w:tc>
           <w:tcPr>
-            <w:tcW w:type="dxa" w:w="750"/>
+            <w:tcW w:type="dxa" w:w="737"/>
             <w:tcBorders>
               <w:top w:val="single" w:color="C9D2DB" w:sz="4"/>
               <w:left w:val="single" w:color="C9D2DB" w:sz="4"/>
@@ -29009,7 +29009,7 @@
         </w:tc>
         <w:tc>
           <w:tcPr>
-            <w:tcW w:type="dxa" w:w="2500"/>
+            <w:tcW w:type="dxa" w:w="2458"/>
             <w:tcBorders>
               <w:top w:val="single" w:color="C9D2DB" w:sz="4"/>
               <w:left w:val="single" w:color="C9D2DB" w:sz="4"/>
@@ -29041,7 +29041,7 @@
         </w:tc>
         <w:tc>
           <w:tcPr>
-            <w:tcW w:type="dxa" w:w="2500"/>
+            <w:tcW w:type="dxa" w:w="2458"/>
             <w:tcBorders>
               <w:top w:val="single" w:color="C9D2DB" w:sz="4"/>
               <w:left w:val="single" w:color="C9D2DB" w:sz="4"/>
@@ -29073,7 +29073,7 @@
         </w:tc>
         <w:tc>
           <w:tcPr>
-            <w:tcW w:type="dxa" w:w="450"/>
+            <w:tcW w:type="dxa" w:w="442"/>
             <w:tcBorders>
               <w:top w:val="single" w:color="C9D2DB" w:sz="4"/>
               <w:left w:val="single" w:color="C9D2DB" w:sz="4"/>
@@ -29105,7 +29105,7 @@
         </w:tc>
         <w:tc>
           <w:tcPr>
-            <w:tcW w:type="dxa" w:w="450"/>
+            <w:tcW w:type="dxa" w:w="442"/>
             <w:tcBorders>
               <w:top w:val="single" w:color="C9D2DB" w:sz="4"/>
               <w:left w:val="single" w:color="C9D2DB" w:sz="4"/>
@@ -29137,7 +29137,7 @@
         </w:tc>
         <w:tc>
           <w:tcPr>
-            <w:tcW w:type="dxa" w:w="500"/>
+            <w:tcW w:type="dxa" w:w="492"/>
             <w:tcBorders>
               <w:top w:val="single" w:color="C9D2DB" w:sz="4"/>
               <w:left w:val="single" w:color="C9D2DB" w:sz="4"/>
@@ -29169,7 +29169,7 @@
         </w:tc>
         <w:tc>
           <w:tcPr>
-            <w:tcW w:type="dxa" w:w="750"/>
+            <w:tcW w:type="dxa" w:w="737"/>
             <w:tcBorders>
               <w:top w:val="single" w:color="C9D2DB" w:sz="4"/>
               <w:left w:val="single" w:color="C9D2DB" w:sz="4"/>
@@ -29201,7 +29201,7 @@
         </w:tc>
         <w:tc>
           <w:tcPr>
-            <w:tcW w:type="dxa" w:w="3000"/>
+            <w:tcW w:type="dxa" w:w="2950"/>
             <w:tcBorders>
               <w:top w:val="single" w:color="C9D2DB" w:sz="4"/>
               <w:left w:val="single" w:color="C9D2DB" w:sz="4"/>
@@ -29233,7 +29233,7 @@
         </w:tc>
         <w:tc>
           <w:tcPr>
-            <w:tcW w:type="dxa" w:w="2450"/>
+            <w:tcW w:type="dxa" w:w="2409"/>
             <w:tcBorders>
               <w:top w:val="single" w:color="C9D2DB" w:sz="4"/>
               <w:left w:val="single" w:color="C9D2DB" w:sz="4"/>
@@ -29265,7 +29265,7 @@
         </w:tc>
         <w:tc>
           <w:tcPr>
-            <w:tcW w:type="dxa" w:w="800"/>
+            <w:tcW w:type="dxa" w:w="787"/>
             <w:tcBorders>
               <w:top w:val="single" w:color="C9D2DB" w:sz="4"/>
               <w:left w:val="single" w:color="C9D2DB" w:sz="4"/>
@@ -29297,7 +29297,7 @@
         </w:tc>
         <w:tc>
           <w:tcPr>
-            <w:tcW w:type="dxa" w:w="700"/>
+            <w:tcW w:type="dxa" w:w="690"/>
             <w:tcBorders>
               <w:top w:val="single" w:color="C9D2DB" w:sz="4"/>
               <w:left w:val="single" w:color="C9D2DB" w:sz="4"/>
@@ -29334,7 +29334,7 @@
         </w:trPr>
         <w:tc>
           <w:tcPr>
-            <w:tcW w:type="dxa" w:w="750"/>
+            <w:tcW w:type="dxa" w:w="737"/>
             <w:tcBorders>
               <w:top w:val="single" w:color="C9D2DB" w:sz="4"/>
               <w:left w:val="single" w:color="C9D2DB" w:sz="4"/>
@@ -29366,7 +29366,7 @@
         </w:tc>
         <w:tc>
           <w:tcPr>
-            <w:tcW w:type="dxa" w:w="2500"/>
+            <w:tcW w:type="dxa" w:w="2458"/>
             <w:tcBorders>
               <w:top w:val="single" w:color="C9D2DB" w:sz="4"/>
               <w:left w:val="single" w:color="C9D2DB" w:sz="4"/>
@@ -29398,7 +29398,7 @@
         </w:tc>
         <w:tc>
           <w:tcPr>
-            <w:tcW w:type="dxa" w:w="2500"/>
+            <w:tcW w:type="dxa" w:w="2458"/>
             <w:tcBorders>
               <w:top w:val="single" w:color="C9D2DB" w:sz="4"/>
               <w:left w:val="single" w:color="C9D2DB" w:sz="4"/>
@@ -29430,7 +29430,7 @@
         </w:tc>
         <w:tc>
           <w:tcPr>
-            <w:tcW w:type="dxa" w:w="450"/>
+            <w:tcW w:type="dxa" w:w="442"/>
             <w:tcBorders>
               <w:top w:val="single" w:color="C9D2DB" w:sz="4"/>
               <w:left w:val="single" w:color="C9D2DB" w:sz="4"/>
@@ -29462,7 +29462,7 @@
         </w:tc>
         <w:tc>
           <w:tcPr>
-            <w:tcW w:type="dxa" w:w="450"/>
+            <w:tcW w:type="dxa" w:w="442"/>
             <w:tcBorders>
               <w:top w:val="single" w:color="C9D2DB" w:sz="4"/>
               <w:left w:val="single" w:color="C9D2DB" w:sz="4"/>
@@ -29494,7 +29494,7 @@
         </w:tc>
         <w:tc>
           <w:tcPr>
-            <w:tcW w:type="dxa" w:w="500"/>
+            <w:tcW w:type="dxa" w:w="492"/>
             <w:tcBorders>
               <w:top w:val="single" w:color="C9D2DB" w:sz="4"/>
               <w:left w:val="single" w:color="C9D2DB" w:sz="4"/>
@@ -29526,7 +29526,7 @@
         </w:tc>
         <w:tc>
           <w:tcPr>
-            <w:tcW w:type="dxa" w:w="750"/>
+            <w:tcW w:type="dxa" w:w="737"/>
             <w:tcBorders>
               <w:top w:val="single" w:color="C9D2DB" w:sz="4"/>
               <w:left w:val="single" w:color="C9D2DB" w:sz="4"/>
@@ -29558,7 +29558,7 @@
         </w:tc>
         <w:tc>
           <w:tcPr>
-            <w:tcW w:type="dxa" w:w="3000"/>
+            <w:tcW w:type="dxa" w:w="2950"/>
             <w:tcBorders>
               <w:top w:val="single" w:color="C9D2DB" w:sz="4"/>
               <w:left w:val="single" w:color="C9D2DB" w:sz="4"/>
@@ -29590,7 +29590,7 @@
         </w:tc>
         <w:tc>
           <w:tcPr>
-            <w:tcW w:type="dxa" w:w="2450"/>
+            <w:tcW w:type="dxa" w:w="2409"/>
             <w:tcBorders>
               <w:top w:val="single" w:color="C9D2DB" w:sz="4"/>
               <w:left w:val="single" w:color="C9D2DB" w:sz="4"/>
@@ -29622,7 +29622,7 @@
         </w:tc>
         <w:tc>
           <w:tcPr>
-            <w:tcW w:type="dxa" w:w="800"/>
+            <w:tcW w:type="dxa" w:w="787"/>
             <w:tcBorders>
               <w:top w:val="single" w:color="C9D2DB" w:sz="4"/>
               <w:left w:val="single" w:color="C9D2DB" w:sz="4"/>
@@ -29654,7 +29654,7 @@
         </w:tc>
         <w:tc>
           <w:tcPr>
-            <w:tcW w:type="dxa" w:w="700"/>
+            <w:tcW w:type="dxa" w:w="690"/>
             <w:tcBorders>
               <w:top w:val="single" w:color="C9D2DB" w:sz="4"/>
               <w:left w:val="single" w:color="C9D2DB" w:sz="4"/>
@@ -29691,7 +29691,7 @@
         </w:trPr>
         <w:tc>
           <w:tcPr>
-            <w:tcW w:type="dxa" w:w="750"/>
+            <w:tcW w:type="dxa" w:w="737"/>
             <w:tcBorders>
               <w:top w:val="single" w:color="C9D2DB" w:sz="4"/>
               <w:left w:val="single" w:color="C9D2DB" w:sz="4"/>
@@ -29723,7 +29723,7 @@
         </w:tc>
         <w:tc>
           <w:tcPr>
-            <w:tcW w:type="dxa" w:w="2500"/>
+            <w:tcW w:type="dxa" w:w="2458"/>
             <w:tcBorders>
               <w:top w:val="single" w:color="C9D2DB" w:sz="4"/>
               <w:left w:val="single" w:color="C9D2DB" w:sz="4"/>
@@ -29755,7 +29755,7 @@
         </w:tc>
         <w:tc>
           <w:tcPr>
-            <w:tcW w:type="dxa" w:w="2500"/>
+            <w:tcW w:type="dxa" w:w="2458"/>
             <w:tcBorders>
               <w:top w:val="single" w:color="C9D2DB" w:sz="4"/>
               <w:left w:val="single" w:color="C9D2DB" w:sz="4"/>
@@ -29787,7 +29787,7 @@
         </w:tc>
         <w:tc>
           <w:tcPr>
-            <w:tcW w:type="dxa" w:w="450"/>
+            <w:tcW w:type="dxa" w:w="442"/>
             <w:tcBorders>
               <w:top w:val="single" w:color="C9D2DB" w:sz="4"/>
               <w:left w:val="single" w:color="C9D2DB" w:sz="4"/>
@@ -29819,7 +29819,7 @@
         </w:tc>
         <w:tc>
           <w:tcPr>
-            <w:tcW w:type="dxa" w:w="450"/>
+            <w:tcW w:type="dxa" w:w="442"/>
             <w:tcBorders>
               <w:top w:val="single" w:color="C9D2DB" w:sz="4"/>
               <w:left w:val="single" w:color="C9D2DB" w:sz="4"/>
@@ -29851,7 +29851,7 @@
         </w:tc>
         <w:tc>
           <w:tcPr>
-            <w:tcW w:type="dxa" w:w="500"/>
+            <w:tcW w:type="dxa" w:w="492"/>
             <w:tcBorders>
               <w:top w:val="single" w:color="C9D2DB" w:sz="4"/>
               <w:left w:val="single" w:color="C9D2DB" w:sz="4"/>
@@ -29883,7 +29883,7 @@
         </w:tc>
         <w:tc>
           <w:tcPr>
-            <w:tcW w:type="dxa" w:w="750"/>
+            <w:tcW w:type="dxa" w:w="737"/>
             <w:tcBorders>
               <w:top w:val="single" w:color="C9D2DB" w:sz="4"/>
               <w:left w:val="single" w:color="C9D2DB" w:sz="4"/>
@@ -29915,7 +29915,7 @@
         </w:tc>
         <w:tc>
           <w:tcPr>
-            <w:tcW w:type="dxa" w:w="3000"/>
+            <w:tcW w:type="dxa" w:w="2950"/>
             <w:tcBorders>
               <w:top w:val="single" w:color="C9D2DB" w:sz="4"/>
               <w:left w:val="single" w:color="C9D2DB" w:sz="4"/>
@@ -29947,7 +29947,7 @@
         </w:tc>
         <w:tc>
           <w:tcPr>
-            <w:tcW w:type="dxa" w:w="2450"/>
+            <w:tcW w:type="dxa" w:w="2409"/>
             <w:tcBorders>
               <w:top w:val="single" w:color="C9D2DB" w:sz="4"/>
               <w:left w:val="single" w:color="C9D2DB" w:sz="4"/>
@@ -29979,7 +29979,7 @@
         </w:tc>
         <w:tc>
           <w:tcPr>
-            <w:tcW w:type="dxa" w:w="800"/>
+            <w:tcW w:type="dxa" w:w="787"/>
             <w:tcBorders>
               <w:top w:val="single" w:color="C9D2DB" w:sz="4"/>
               <w:left w:val="single" w:color="C9D2DB" w:sz="4"/>
@@ -30011,7 +30011,7 @@
         </w:tc>
         <w:tc>
           <w:tcPr>
-            <w:tcW w:type="dxa" w:w="700"/>
+            <w:tcW w:type="dxa" w:w="690"/>
             <w:tcBorders>
               <w:top w:val="single" w:color="C9D2DB" w:sz="4"/>
               <w:left w:val="single" w:color="C9D2DB" w:sz="4"/>
@@ -30048,7 +30048,7 @@
         </w:trPr>
         <w:tc>
           <w:tcPr>
-            <w:tcW w:type="dxa" w:w="750"/>
+            <w:tcW w:type="dxa" w:w="737"/>
             <w:tcBorders>
               <w:top w:val="single" w:color="C9D2DB" w:sz="4"/>
               <w:left w:val="single" w:color="C9D2DB" w:sz="4"/>
@@ -30080,7 +30080,7 @@
         </w:tc>
         <w:tc>
           <w:tcPr>
-            <w:tcW w:type="dxa" w:w="2500"/>
+            <w:tcW w:type="dxa" w:w="2458"/>
             <w:tcBorders>
               <w:top w:val="single" w:color="C9D2DB" w:sz="4"/>
               <w:left w:val="single" w:color="C9D2DB" w:sz="4"/>
@@ -30112,7 +30112,7 @@
         </w:tc>
         <w:tc>
           <w:tcPr>
-            <w:tcW w:type="dxa" w:w="2500"/>
+            <w:tcW w:type="dxa" w:w="2458"/>
             <w:tcBorders>
               <w:top w:val="single" w:color="C9D2DB" w:sz="4"/>
               <w:left w:val="single" w:color="C9D2DB" w:sz="4"/>
@@ -30144,7 +30144,7 @@
         </w:tc>
         <w:tc>
           <w:tcPr>
-            <w:tcW w:type="dxa" w:w="450"/>
+            <w:tcW w:type="dxa" w:w="442"/>
             <w:tcBorders>
               <w:top w:val="single" w:color="C9D2DB" w:sz="4"/>
               <w:left w:val="single" w:color="C9D2DB" w:sz="4"/>
@@ -30176,7 +30176,7 @@
         </w:tc>
         <w:tc>
           <w:tcPr>
-            <w:tcW w:type="dxa" w:w="450"/>
+            <w:tcW w:type="dxa" w:w="442"/>
             <w:tcBorders>
               <w:top w:val="single" w:color="C9D2DB" w:sz="4"/>
               <w:left w:val="single" w:color="C9D2DB" w:sz="4"/>
@@ -30208,7 +30208,7 @@
         </w:tc>
         <w:tc>
           <w:tcPr>
-            <w:tcW w:type="dxa" w:w="500"/>
+            <w:tcW w:type="dxa" w:w="492"/>
             <w:tcBorders>
               <w:top w:val="single" w:color="C9D2DB" w:sz="4"/>
               <w:left w:val="single" w:color="C9D2DB" w:sz="4"/>
@@ -30240,7 +30240,7 @@
         </w:tc>
         <w:tc>
           <w:tcPr>
-            <w:tcW w:type="dxa" w:w="750"/>
+            <w:tcW w:type="dxa" w:w="737"/>
             <w:tcBorders>
               <w:top w:val="single" w:color="C9D2DB" w:sz="4"/>
               <w:left w:val="single" w:color="C9D2DB" w:sz="4"/>
@@ -30272,7 +30272,7 @@
         </w:tc>
         <w:tc>
           <w:tcPr>
-            <w:tcW w:type="dxa" w:w="3000"/>
+            <w:tcW w:type="dxa" w:w="2950"/>
             <w:tcBorders>
               <w:top w:val="single" w:color="C9D2DB" w:sz="4"/>
               <w:left w:val="single" w:color="C9D2DB" w:sz="4"/>
@@ -30304,7 +30304,7 @@
         </w:tc>
         <w:tc>
           <w:tcPr>
-            <w:tcW w:type="dxa" w:w="2450"/>
+            <w:tcW w:type="dxa" w:w="2409"/>
             <w:tcBorders>
               <w:top w:val="single" w:color="C9D2DB" w:sz="4"/>
               <w:left w:val="single" w:color="C9D2DB" w:sz="4"/>
@@ -30336,7 +30336,7 @@
         </w:tc>
         <w:tc>
           <w:tcPr>
-            <w:tcW w:type="dxa" w:w="800"/>
+            <w:tcW w:type="dxa" w:w="787"/>
             <w:tcBorders>
               <w:top w:val="single" w:color="C9D2DB" w:sz="4"/>
               <w:left w:val="single" w:color="C9D2DB" w:sz="4"/>
@@ -30368,7 +30368,7 @@
         </w:tc>
         <w:tc>
           <w:tcPr>
-            <w:tcW w:type="dxa" w:w="700"/>
+            <w:tcW w:type="dxa" w:w="690"/>
             <w:tcBorders>
               <w:top w:val="single" w:color="C9D2DB" w:sz="4"/>
               <w:left w:val="single" w:color="C9D2DB" w:sz="4"/>
@@ -30405,7 +30405,7 @@
         </w:trPr>
         <w:tc>
           <w:tcPr>
-            <w:tcW w:type="dxa" w:w="750"/>
+            <w:tcW w:type="dxa" w:w="737"/>
             <w:tcBorders>
               <w:top w:val="single" w:color="C9D2DB" w:sz="4"/>
               <w:left w:val="single" w:color="C9D2DB" w:sz="4"/>
@@ -30437,7 +30437,7 @@
         </w:tc>
         <w:tc>
           <w:tcPr>
-            <w:tcW w:type="dxa" w:w="2500"/>
+            <w:tcW w:type="dxa" w:w="2458"/>
             <w:tcBorders>
               <w:top w:val="single" w:color="C9D2DB" w:sz="4"/>
               <w:left w:val="single" w:color="C9D2DB" w:sz="4"/>
@@ -30469,7 +30469,7 @@
         </w:tc>
         <w:tc>
           <w:tcPr>
-            <w:tcW w:type="dxa" w:w="2500"/>
+            <w:tcW w:type="dxa" w:w="2458"/>
             <w:tcBorders>
               <w:top w:val="single" w:color="C9D2DB" w:sz="4"/>
               <w:left w:val="single" w:color="C9D2DB" w:sz="4"/>
@@ -30501,7 +30501,7 @@
         </w:tc>
         <w:tc>
           <w:tcPr>
-            <w:tcW w:type="dxa" w:w="450"/>
+            <w:tcW w:type="dxa" w:w="442"/>
             <w:tcBorders>
               <w:top w:val="single" w:color="C9D2DB" w:sz="4"/>
               <w:left w:val="single" w:color="C9D2DB" w:sz="4"/>
@@ -30533,7 +30533,7 @@
         </w:tc>
         <w:tc>
           <w:tcPr>
-            <w:tcW w:type="dxa" w:w="450"/>
+            <w:tcW w:type="dxa" w:w="442"/>
             <w:tcBorders>
               <w:top w:val="single" w:color="C9D2DB" w:sz="4"/>
               <w:left w:val="single" w:color="C9D2DB" w:sz="4"/>
@@ -30565,7 +30565,7 @@
         </w:tc>
         <w:tc>
           <w:tcPr>
-            <w:tcW w:type="dxa" w:w="500"/>
+            <w:tcW w:type="dxa" w:w="492"/>
             <w:tcBorders>
               <w:top w:val="single" w:color="C9D2DB" w:sz="4"/>
               <w:left w:val="single" w:color="C9D2DB" w:sz="4"/>
@@ -30597,7 +30597,7 @@
         </w:tc>
         <w:tc>
           <w:tcPr>
-            <w:tcW w:type="dxa" w:w="750"/>
+            <w:tcW w:type="dxa" w:w="737"/>
             <w:tcBorders>
               <w:top w:val="single" w:color="C9D2DB" w:sz="4"/>
               <w:left w:val="single" w:color="C9D2DB" w:sz="4"/>
@@ -30629,7 +30629,7 @@
         </w:tc>
         <w:tc>
           <w:tcPr>
-            <w:tcW w:type="dxa" w:w="3000"/>
+            <w:tcW w:type="dxa" w:w="2950"/>
             <w:tcBorders>
               <w:top w:val="single" w:color="C9D2DB" w:sz="4"/>
               <w:left w:val="single" w:color="C9D2DB" w:sz="4"/>
@@ -30661,7 +30661,7 @@
         </w:tc>
         <w:tc>
           <w:tcPr>
-            <w:tcW w:type="dxa" w:w="2450"/>
+            <w:tcW w:type="dxa" w:w="2409"/>
             <w:tcBorders>
               <w:top w:val="single" w:color="C9D2DB" w:sz="4"/>
               <w:left w:val="single" w:color="C9D2DB" w:sz="4"/>
@@ -30693,7 +30693,7 @@
         </w:tc>
         <w:tc>
           <w:tcPr>
-            <w:tcW w:type="dxa" w:w="800"/>
+            <w:tcW w:type="dxa" w:w="787"/>
             <w:tcBorders>
               <w:top w:val="single" w:color="C9D2DB" w:sz="4"/>
               <w:left w:val="single" w:color="C9D2DB" w:sz="4"/>
@@ -30725,7 +30725,7 @@
         </w:tc>
         <w:tc>
           <w:tcPr>
-            <w:tcW w:type="dxa" w:w="700"/>
+            <w:tcW w:type="dxa" w:w="690"/>
             <w:tcBorders>
               <w:top w:val="single" w:color="C9D2DB" w:sz="4"/>
               <w:left w:val="single" w:color="C9D2DB" w:sz="4"/>
@@ -30762,7 +30762,7 @@
         </w:trPr>
         <w:tc>
           <w:tcPr>
-            <w:tcW w:type="dxa" w:w="750"/>
+            <w:tcW w:type="dxa" w:w="737"/>
             <w:tcBorders>
               <w:top w:val="single" w:color="C9D2DB" w:sz="4"/>
               <w:left w:val="single" w:color="C9D2DB" w:sz="4"/>
@@ -30794,7 +30794,7 @@
         </w:tc>
         <w:tc>
           <w:tcPr>
-            <w:tcW w:type="dxa" w:w="2500"/>
+            <w:tcW w:type="dxa" w:w="2458"/>
             <w:tcBorders>
               <w:top w:val="single" w:color="C9D2DB" w:sz="4"/>
               <w:left w:val="single" w:color="C9D2DB" w:sz="4"/>
@@ -30826,7 +30826,7 @@
         </w:tc>
         <w:tc>
           <w:tcPr>
-            <w:tcW w:type="dxa" w:w="2500"/>
+            <w:tcW w:type="dxa" w:w="2458"/>
             <w:tcBorders>
               <w:top w:val="single" w:color="C9D2DB" w:sz="4"/>
               <w:left w:val="single" w:color="C9D2DB" w:sz="4"/>
@@ -30858,7 +30858,7 @@
         </w:tc>
         <w:tc>
           <w:tcPr>
-            <w:tcW w:type="dxa" w:w="450"/>
+            <w:tcW w:type="dxa" w:w="442"/>
             <w:tcBorders>
               <w:top w:val="single" w:color="C9D2DB" w:sz="4"/>
               <w:left w:val="single" w:color="C9D2DB" w:sz="4"/>
@@ -30890,7 +30890,7 @@
         </w:tc>
         <w:tc>
           <w:tcPr>
-            <w:tcW w:type="dxa" w:w="450"/>
+            <w:tcW w:type="dxa" w:w="442"/>
             <w:tcBorders>
               <w:top w:val="single" w:color="C9D2DB" w:sz="4"/>
               <w:left w:val="single" w:color="C9D2DB" w:sz="4"/>
@@ -30922,7 +30922,7 @@
         </w:tc>
         <w:tc>
           <w:tcPr>
-            <w:tcW w:type="dxa" w:w="500"/>
+            <w:tcW w:type="dxa" w:w="492"/>
             <w:tcBorders>
               <w:top w:val="single" w:color="C9D2DB" w:sz="4"/>
               <w:left w:val="single" w:color="C9D2DB" w:sz="4"/>
@@ -30954,7 +30954,7 @@
         </w:tc>
         <w:tc>
           <w:tcPr>
-            <w:tcW w:type="dxa" w:w="750"/>
+            <w:tcW w:type="dxa" w:w="737"/>
             <w:tcBorders>
               <w:top w:val="single" w:color="C9D2DB" w:sz="4"/>
               <w:left w:val="single" w:color="C9D2DB" w:sz="4"/>
@@ -30986,7 +30986,7 @@
         </w:tc>
         <w:tc>
           <w:tcPr>
-            <w:tcW w:type="dxa" w:w="3000"/>
+            <w:tcW w:type="dxa" w:w="2950"/>
             <w:tcBorders>
               <w:top w:val="single" w:color="C9D2DB" w:sz="4"/>
               <w:left w:val="single" w:color="C9D2DB" w:sz="4"/>
@@ -31018,7 +31018,7 @@
         </w:tc>
         <w:tc>
           <w:tcPr>
-            <w:tcW w:type="dxa" w:w="2450"/>
+            <w:tcW w:type="dxa" w:w="2409"/>
             <w:tcBorders>
               <w:top w:val="single" w:color="C9D2DB" w:sz="4"/>
               <w:left w:val="single" w:color="C9D2DB" w:sz="4"/>
@@ -31050,7 +31050,7 @@
         </w:tc>
         <w:tc>
           <w:tcPr>
-            <w:tcW w:type="dxa" w:w="800"/>
+            <w:tcW w:type="dxa" w:w="787"/>
             <w:tcBorders>
               <w:top w:val="single" w:color="C9D2DB" w:sz="4"/>
               <w:left w:val="single" w:color="C9D2DB" w:sz="4"/>
@@ -31082,7 +31082,7 @@
         </w:tc>
         <w:tc>
           <w:tcPr>
-            <w:tcW w:type="dxa" w:w="700"/>
+            <w:tcW w:type="dxa" w:w="690"/>
             <w:tcBorders>
               <w:top w:val="single" w:color="C9D2DB" w:sz="4"/>
               <w:left w:val="single" w:color="C9D2DB" w:sz="4"/>
@@ -31119,7 +31119,7 @@
         </w:trPr>
         <w:tc>
           <w:tcPr>
-            <w:tcW w:type="dxa" w:w="750"/>
+            <w:tcW w:type="dxa" w:w="737"/>
             <w:tcBorders>
               <w:top w:val="single" w:color="C9D2DB" w:sz="4"/>
               <w:left w:val="single" w:color="C9D2DB" w:sz="4"/>
@@ -31151,7 +31151,7 @@
         </w:tc>
         <w:tc>
           <w:tcPr>
-            <w:tcW w:type="dxa" w:w="2500"/>
+            <w:tcW w:type="dxa" w:w="2458"/>
             <w:tcBorders>
               <w:top w:val="single" w:color="C9D2DB" w:sz="4"/>
               <w:left w:val="single" w:color="C9D2DB" w:sz="4"/>
@@ -31183,7 +31183,7 @@
         </w:tc>
         <w:tc>
           <w:tcPr>
-            <w:tcW w:type="dxa" w:w="2500"/>
+            <w:tcW w:type="dxa" w:w="2458"/>
             <w:tcBorders>
               <w:top w:val="single" w:color="C9D2DB" w:sz="4"/>
               <w:left w:val="single" w:color="C9D2DB" w:sz="4"/>
@@ -31215,7 +31215,7 @@
         </w:tc>
         <w:tc>
           <w:tcPr>
-            <w:tcW w:type="dxa" w:w="450"/>
+            <w:tcW w:type="dxa" w:w="442"/>
             <w:tcBorders>
               <w:top w:val="single" w:color="C9D2DB" w:sz="4"/>
               <w:left w:val="single" w:color="C9D2DB" w:sz="4"/>
@@ -31247,7 +31247,7 @@
         </w:tc>
         <w:tc>
           <w:tcPr>
-            <w:tcW w:type="dxa" w:w="450"/>
+            <w:tcW w:type="dxa" w:w="442"/>
             <w:tcBorders>
               <w:top w:val="single" w:color="C9D2DB" w:sz="4"/>
               <w:left w:val="single" w:color="C9D2DB" w:sz="4"/>
@@ -31279,7 +31279,7 @@
         </w:tc>
         <w:tc>
           <w:tcPr>
-            <w:tcW w:type="dxa" w:w="500"/>
+            <w:tcW w:type="dxa" w:w="492"/>
             <w:tcBorders>
               <w:top w:val="single" w:color="C9D2DB" w:sz="4"/>
               <w:left w:val="single" w:color="C9D2DB" w:sz="4"/>
@@ -31311,7 +31311,7 @@
         </w:tc>
         <w:tc>
           <w:tcPr>
-            <w:tcW w:type="dxa" w:w="750"/>
+            <w:tcW w:type="dxa" w:w="737"/>
             <w:tcBorders>
               <w:top w:val="single" w:color="C9D2DB" w:sz="4"/>
               <w:left w:val="single" w:color="C9D2DB" w:sz="4"/>
@@ -31343,7 +31343,7 @@
         </w:tc>
         <w:tc>
           <w:tcPr>
-            <w:tcW w:type="dxa" w:w="3000"/>
+            <w:tcW w:type="dxa" w:w="2950"/>
             <w:tcBorders>
               <w:top w:val="single" w:color="C9D2DB" w:sz="4"/>
               <w:left w:val="single" w:color="C9D2DB" w:sz="4"/>
@@ -31375,7 +31375,7 @@
         </w:tc>
         <w:tc>
           <w:tcPr>
-            <w:tcW w:type="dxa" w:w="2450"/>
+            <w:tcW w:type="dxa" w:w="2409"/>
             <w:tcBorders>
               <w:top w:val="single" w:color="C9D2DB" w:sz="4"/>
               <w:left w:val="single" w:color="C9D2DB" w:sz="4"/>
@@ -31407,7 +31407,7 @@
         </w:tc>
         <w:tc>
           <w:tcPr>
-            <w:tcW w:type="dxa" w:w="800"/>
+            <w:tcW w:type="dxa" w:w="787"/>
             <w:tcBorders>
               <w:top w:val="single" w:color="C9D2DB" w:sz="4"/>
               <w:left w:val="single" w:color="C9D2DB" w:sz="4"/>
@@ -31439,7 +31439,7 @@
         </w:tc>
         <w:tc>
           <w:tcPr>
-            <w:tcW w:type="dxa" w:w="700"/>
+            <w:tcW w:type="dxa" w:w="690"/>
             <w:tcBorders>
               <w:top w:val="single" w:color="C9D2DB" w:sz="4"/>
               <w:left w:val="single" w:color="C9D2DB" w:sz="4"/>
@@ -31476,7 +31476,7 @@
         </w:trPr>
         <w:tc>
           <w:tcPr>
-            <w:tcW w:type="dxa" w:w="750"/>
+            <w:tcW w:type="dxa" w:w="737"/>
             <w:tcBorders>
               <w:top w:val="single" w:color="C9D2DB" w:sz="4"/>
               <w:left w:val="single" w:color="C9D2DB" w:sz="4"/>
@@ -31508,7 +31508,7 @@
         </w:tc>
         <w:tc>
           <w:tcPr>
-            <w:tcW w:type="dxa" w:w="2500"/>
+            <w:tcW w:type="dxa" w:w="2458"/>
             <w:tcBorders>
               <w:top w:val="single" w:color="C9D2DB" w:sz="4"/>
               <w:left w:val="single" w:color="C9D2DB" w:sz="4"/>
@@ -31540,7 +31540,7 @@
         </w:tc>
         <w:tc>
           <w:tcPr>
-            <w:tcW w:type="dxa" w:w="2500"/>
+            <w:tcW w:type="dxa" w:w="2458"/>
             <w:tcBorders>
               <w:top w:val="single" w:color="C9D2DB" w:sz="4"/>
               <w:left w:val="single" w:color="C9D2DB" w:sz="4"/>
@@ -31572,7 +31572,7 @@
         </w:tc>
         <w:tc>
           <w:tcPr>
-            <w:tcW w:type="dxa" w:w="450"/>
+            <w:tcW w:type="dxa" w:w="442"/>
             <w:tcBorders>
               <w:top w:val="single" w:color="C9D2DB" w:sz="4"/>
               <w:left w:val="single" w:color="C9D2DB" w:sz="4"/>
@@ -31604,7 +31604,7 @@
         </w:tc>
         <w:tc>
           <w:tcPr>
-            <w:tcW w:type="dxa" w:w="450"/>
+            <w:tcW w:type="dxa" w:w="442"/>
             <w:tcBorders>
               <w:top w:val="single" w:color="C9D2DB" w:sz="4"/>
               <w:left w:val="single" w:color="C9D2DB" w:sz="4"/>
@@ -31636,7 +31636,7 @@
         </w:tc>
         <w:tc>
           <w:tcPr>
-            <w:tcW w:type="dxa" w:w="500"/>
+            <w:tcW w:type="dxa" w:w="492"/>
             <w:tcBorders>
               <w:top w:val="single" w:color="C9D2DB" w:sz="4"/>
               <w:left w:val="single" w:color="C9D2DB" w:sz="4"/>
@@ -31668,7 +31668,7 @@
         </w:tc>
         <w:tc>
           <w:tcPr>
-            <w:tcW w:type="dxa" w:w="750"/>
+            <w:tcW w:type="dxa" w:w="737"/>
             <w:tcBorders>
               <w:top w:val="single" w:color="C9D2DB" w:sz="4"/>
               <w:left w:val="single" w:color="C9D2DB" w:sz="4"/>
@@ -31700,7 +31700,7 @@
         </w:tc>
         <w:tc>
           <w:tcPr>
-            <w:tcW w:type="dxa" w:w="3000"/>
+            <w:tcW w:type="dxa" w:w="2950"/>
             <w:tcBorders>
               <w:top w:val="single" w:color="C9D2DB" w:sz="4"/>
               <w:left w:val="single" w:color="C9D2DB" w:sz="4"/>
@@ -31732,7 +31732,7 @@
         </w:tc>
         <w:tc>
           <w:tcPr>
-            <w:tcW w:type="dxa" w:w="2450"/>
+            <w:tcW w:type="dxa" w:w="2409"/>
             <w:tcBorders>
               <w:top w:val="single" w:color="C9D2DB" w:sz="4"/>
               <w:left w:val="single" w:color="C9D2DB" w:sz="4"/>
@@ -31764,7 +31764,7 @@
         </w:tc>
         <w:tc>
           <w:tcPr>
-            <w:tcW w:type="dxa" w:w="800"/>
+            <w:tcW w:type="dxa" w:w="787"/>
             <w:tcBorders>
               <w:top w:val="single" w:color="C9D2DB" w:sz="4"/>
               <w:left w:val="single" w:color="C9D2DB" w:sz="4"/>
@@ -31796,7 +31796,7 @@
         </w:tc>
         <w:tc>
           <w:tcPr>
-            <w:tcW w:type="dxa" w:w="700"/>
+            <w:tcW w:type="dxa" w:w="690"/>
             <w:tcBorders>
               <w:top w:val="single" w:color="C9D2DB" w:sz="4"/>
               <w:left w:val="single" w:color="C9D2DB" w:sz="4"/>
@@ -31833,7 +31833,7 @@
         </w:trPr>
         <w:tc>
           <w:tcPr>
-            <w:tcW w:type="dxa" w:w="750"/>
+            <w:tcW w:type="dxa" w:w="737"/>
             <w:tcBorders>
               <w:top w:val="single" w:color="C9D2DB" w:sz="4"/>
               <w:left w:val="single" w:color="C9D2DB" w:sz="4"/>
@@ -31865,7 +31865,7 @@
         </w:tc>
         <w:tc>
           <w:tcPr>
-            <w:tcW w:type="dxa" w:w="2500"/>
+            <w:tcW w:type="dxa" w:w="2458"/>
             <w:tcBorders>
               <w:top w:val="single" w:color="C9D2DB" w:sz="4"/>
               <w:left w:val="single" w:color="C9D2DB" w:sz="4"/>
@@ -31897,7 +31897,7 @@
         </w:tc>
         <w:tc>
           <w:tcPr>
-            <w:tcW w:type="dxa" w:w="2500"/>
+            <w:tcW w:type="dxa" w:w="2458"/>
             <w:tcBorders>
               <w:top w:val="single" w:color="C9D2DB" w:sz="4"/>
               <w:left w:val="single" w:color="C9D2DB" w:sz="4"/>
@@ -31929,7 +31929,7 @@
         </w:tc>
         <w:tc>
           <w:tcPr>
-            <w:tcW w:type="dxa" w:w="450"/>
+            <w:tcW w:type="dxa" w:w="442"/>
             <w:tcBorders>
               <w:top w:val="single" w:color="C9D2DB" w:sz="4"/>
               <w:left w:val="single" w:color="C9D2DB" w:sz="4"/>
@@ -31961,7 +31961,7 @@
         </w:tc>
         <w:tc>
           <w:tcPr>
-            <w:tcW w:type="dxa" w:w="450"/>
+            <w:tcW w:type="dxa" w:w="442"/>
             <w:tcBorders>
               <w:top w:val="single" w:color="C9D2DB" w:sz="4"/>
               <w:left w:val="single" w:color="C9D2DB" w:sz="4"/>
@@ -31993,7 +31993,7 @@
         </w:tc>
         <w:tc>
           <w:tcPr>
-            <w:tcW w:type="dxa" w:w="500"/>
+            <w:tcW w:type="dxa" w:w="492"/>
             <w:tcBorders>
               <w:top w:val="single" w:color="C9D2DB" w:sz="4"/>
               <w:left w:val="single" w:color="C9D2DB" w:sz="4"/>
@@ -32025,7 +32025,7 @@
         </w:tc>
         <w:tc>
           <w:tcPr>
-            <w:tcW w:type="dxa" w:w="750"/>
+            <w:tcW w:type="dxa" w:w="737"/>
             <w:tcBorders>
               <w:top w:val="single" w:color="C9D2DB" w:sz="4"/>
               <w:left w:val="single" w:color="C9D2DB" w:sz="4"/>
@@ -32057,7 +32057,7 @@
         </w:tc>
         <w:tc>
           <w:tcPr>
-            <w:tcW w:type="dxa" w:w="3000"/>
+            <w:tcW w:type="dxa" w:w="2950"/>
             <w:tcBorders>
               <w:top w:val="single" w:color="C9D2DB" w:sz="4"/>
               <w:left w:val="single" w:color="C9D2DB" w:sz="4"/>
@@ -32089,7 +32089,7 @@
         </w:tc>
         <w:tc>
           <w:tcPr>
-            <w:tcW w:type="dxa" w:w="2450"/>
+            <w:tcW w:type="dxa" w:w="2409"/>
             <w:tcBorders>
               <w:top w:val="single" w:color="C9D2DB" w:sz="4"/>
               <w:left w:val="single" w:color="C9D2DB" w:sz="4"/>
@@ -32121,7 +32121,7 @@
         </w:tc>
         <w:tc>
           <w:tcPr>
-            <w:tcW w:type="dxa" w:w="800"/>
+            <w:tcW w:type="dxa" w:w="787"/>
             <w:tcBorders>
               <w:top w:val="single" w:color="C9D2DB" w:sz="4"/>
               <w:left w:val="single" w:color="C9D2DB" w:sz="4"/>
@@ -32153,7 +32153,7 @@
         </w:tc>
         <w:tc>
           <w:tcPr>
-            <w:tcW w:type="dxa" w:w="700"/>
+            <w:tcW w:type="dxa" w:w="690"/>
             <w:tcBorders>
               <w:top w:val="single" w:color="C9D2DB" w:sz="4"/>
               <w:left w:val="single" w:color="C9D2DB" w:sz="4"/>
@@ -32190,7 +32190,7 @@
         </w:trPr>
         <w:tc>
           <w:tcPr>
-            <w:tcW w:type="dxa" w:w="750"/>
+            <w:tcW w:type="dxa" w:w="737"/>
             <w:tcBorders>
               <w:top w:val="single" w:color="C9D2DB" w:sz="4"/>
               <w:left w:val="single" w:color="C9D2DB" w:sz="4"/>
@@ -32222,7 +32222,7 @@
         </w:tc>
         <w:tc>
           <w:tcPr>
-            <w:tcW w:type="dxa" w:w="2500"/>
+            <w:tcW w:type="dxa" w:w="2458"/>
             <w:tcBorders>
               <w:top w:val="single" w:color="C9D2DB" w:sz="4"/>
               <w:left w:val="single" w:color="C9D2DB" w:sz="4"/>
@@ -32254,7 +32254,7 @@
         </w:tc>
         <w:tc>
           <w:tcPr>
-            <w:tcW w:type="dxa" w:w="2500"/>
+            <w:tcW w:type="dxa" w:w="2458"/>
             <w:tcBorders>
               <w:top w:val="single" w:color="C9D2DB" w:sz="4"/>
               <w:left w:val="single" w:color="C9D2DB" w:sz="4"/>
@@ -32286,7 +32286,7 @@
         </w:tc>
         <w:tc>
           <w:tcPr>
-            <w:tcW w:type="dxa" w:w="450"/>
+            <w:tcW w:type="dxa" w:w="442"/>
             <w:tcBorders>
               <w:top w:val="single" w:color="C9D2DB" w:sz="4"/>
               <w:left w:val="single" w:color="C9D2DB" w:sz="4"/>
@@ -32318,7 +32318,7 @@
         </w:tc>
         <w:tc>
           <w:tcPr>
-            <w:tcW w:type="dxa" w:w="450"/>
+            <w:tcW w:type="dxa" w:w="442"/>
             <w:tcBorders>
               <w:top w:val="single" w:color="C9D2DB" w:sz="4"/>
               <w:left w:val="single" w:color="C9D2DB" w:sz="4"/>
@@ -32350,7 +32350,7 @@
         </w:tc>
         <w:tc>
           <w:tcPr>
-            <w:tcW w:type="dxa" w:w="500"/>
+            <w:tcW w:type="dxa" w:w="492"/>
             <w:tcBorders>
               <w:top w:val="single" w:color="C9D2DB" w:sz="4"/>
               <w:left w:val="single" w:color="C9D2DB" w:sz="4"/>
@@ -32382,7 +32382,7 @@
         </w:tc>
         <w:tc>
           <w:tcPr>
-            <w:tcW w:type="dxa" w:w="750"/>
+            <w:tcW w:type="dxa" w:w="737"/>
             <w:tcBorders>
               <w:top w:val="single" w:color="C9D2DB" w:sz="4"/>
               <w:left w:val="single" w:color="C9D2DB" w:sz="4"/>
@@ -32414,7 +32414,7 @@
         </w:tc>
         <w:tc>
           <w:tcPr>
-            <w:tcW w:type="dxa" w:w="3000"/>
+            <w:tcW w:type="dxa" w:w="2950"/>
             <w:tcBorders>
               <w:top w:val="single" w:color="C9D2DB" w:sz="4"/>
               <w:left w:val="single" w:color="C9D2DB" w:sz="4"/>
@@ -32446,7 +32446,7 @@
         </w:tc>
         <w:tc>
           <w:tcPr>
-            <w:tcW w:type="dxa" w:w="2450"/>
+            <w:tcW w:type="dxa" w:w="2409"/>
             <w:tcBorders>
               <w:top w:val="single" w:color="C9D2DB" w:sz="4"/>
               <w:left w:val="single" w:color="C9D2DB" w:sz="4"/>
@@ -32478,7 +32478,7 @@
         </w:tc>
         <w:tc>
           <w:tcPr>
-            <w:tcW w:type="dxa" w:w="800"/>
+            <w:tcW w:type="dxa" w:w="787"/>
             <w:tcBorders>
               <w:top w:val="single" w:color="C9D2DB" w:sz="4"/>
               <w:left w:val="single" w:color="C9D2DB" w:sz="4"/>
@@ -32510,7 +32510,7 @@
         </w:tc>
         <w:tc>
           <w:tcPr>
-            <w:tcW w:type="dxa" w:w="700"/>
+            <w:tcW w:type="dxa" w:w="690"/>
             <w:tcBorders>
               <w:top w:val="single" w:color="C9D2DB" w:sz="4"/>
               <w:left w:val="single" w:color="C9D2DB" w:sz="4"/>
@@ -32547,7 +32547,7 @@
         </w:trPr>
         <w:tc>
           <w:tcPr>
-            <w:tcW w:type="dxa" w:w="750"/>
+            <w:tcW w:type="dxa" w:w="737"/>
             <w:tcBorders>
               <w:top w:val="single" w:color="C9D2DB" w:sz="4"/>
               <w:left w:val="single" w:color="C9D2DB" w:sz="4"/>
@@ -32579,7 +32579,7 @@
         </w:tc>
         <w:tc>
           <w:tcPr>
-            <w:tcW w:type="dxa" w:w="2500"/>
+            <w:tcW w:type="dxa" w:w="2458"/>
             <w:tcBorders>
               <w:top w:val="single" w:color="C9D2DB" w:sz="4"/>
               <w:left w:val="single" w:color="C9D2DB" w:sz="4"/>
@@ -32611,7 +32611,7 @@
         </w:tc>
         <w:tc>
           <w:tcPr>
-            <w:tcW w:type="dxa" w:w="2500"/>
+            <w:tcW w:type="dxa" w:w="2458"/>
             <w:tcBorders>
               <w:top w:val="single" w:color="C9D2DB" w:sz="4"/>
               <w:left w:val="single" w:color="C9D2DB" w:sz="4"/>
@@ -32643,7 +32643,7 @@
         </w:tc>
         <w:tc>
           <w:tcPr>
-            <w:tcW w:type="dxa" w:w="450"/>
+            <w:tcW w:type="dxa" w:w="442"/>
             <w:tcBorders>
               <w:top w:val="single" w:color="C9D2DB" w:sz="4"/>
               <w:left w:val="single" w:color="C9D2DB" w:sz="4"/>
@@ -32675,7 +32675,7 @@
         </w:tc>
         <w:tc>
           <w:tcPr>
-            <w:tcW w:type="dxa" w:w="450"/>
+            <w:tcW w:type="dxa" w:w="442"/>
             <w:tcBorders>
               <w:top w:val="single" w:color="C9D2DB" w:sz="4"/>
               <w:left w:val="single" w:color="C9D2DB" w:sz="4"/>
@@ -32707,7 +32707,7 @@
         </w:tc>
         <w:tc>
           <w:tcPr>
-            <w:tcW w:type="dxa" w:w="500"/>
+            <w:tcW w:type="dxa" w:w="492"/>
             <w:tcBorders>
               <w:top w:val="single" w:color="C9D2DB" w:sz="4"/>
               <w:left w:val="single" w:color="C9D2DB" w:sz="4"/>
@@ -32739,7 +32739,7 @@
         </w:tc>
         <w:tc>
           <w:tcPr>
-            <w:tcW w:type="dxa" w:w="750"/>
+            <w:tcW w:type="dxa" w:w="737"/>
             <w:tcBorders>
               <w:top w:val="single" w:color="C9D2DB" w:sz="4"/>
               <w:left w:val="single" w:color="C9D2DB" w:sz="4"/>
@@ -32771,7 +32771,7 @@
         </w:tc>
         <w:tc>
           <w:tcPr>
-            <w:tcW w:type="dxa" w:w="3000"/>
+            <w:tcW w:type="dxa" w:w="2950"/>
             <w:tcBorders>
               <w:top w:val="single" w:color="C9D2DB" w:sz="4"/>
               <w:left w:val="single" w:color="C9D2DB" w:sz="4"/>
@@ -32803,7 +32803,7 @@
         </w:tc>
         <w:tc>
           <w:tcPr>
-            <w:tcW w:type="dxa" w:w="2450"/>
+            <w:tcW w:type="dxa" w:w="2409"/>
             <w:tcBorders>
               <w:top w:val="single" w:color="C9D2DB" w:sz="4"/>
               <w:left w:val="single" w:color="C9D2DB" w:sz="4"/>
@@ -32835,7 +32835,7 @@
         </w:tc>
         <w:tc>
           <w:tcPr>
-            <w:tcW w:type="dxa" w:w="800"/>
+            <w:tcW w:type="dxa" w:w="787"/>
             <w:tcBorders>
               <w:top w:val="single" w:color="C9D2DB" w:sz="4"/>
               <w:left w:val="single" w:color="C9D2DB" w:sz="4"/>
@@ -32867,7 +32867,7 @@
         </w:tc>
         <w:tc>
           <w:tcPr>
-            <w:tcW w:type="dxa" w:w="700"/>
+            <w:tcW w:type="dxa" w:w="690"/>
             <w:tcBorders>
               <w:top w:val="single" w:color="C9D2DB" w:sz="4"/>
               <w:left w:val="single" w:color="C9D2DB" w:sz="4"/>
@@ -32904,7 +32904,7 @@
         </w:trPr>
         <w:tc>
           <w:tcPr>
-            <w:tcW w:type="dxa" w:w="750"/>
+            <w:tcW w:type="dxa" w:w="737"/>
             <w:tcBorders>
               <w:top w:val="single" w:color="C9D2DB" w:sz="4"/>
               <w:left w:val="single" w:color="C9D2DB" w:sz="4"/>
@@ -32936,7 +32936,7 @@
         </w:tc>
         <w:tc>
           <w:tcPr>
-            <w:tcW w:type="dxa" w:w="2500"/>
+            <w:tcW w:type="dxa" w:w="2458"/>
             <w:tcBorders>
               <w:top w:val="single" w:color="C9D2DB" w:sz="4"/>
               <w:left w:val="single" w:color="C9D2DB" w:sz="4"/>
@@ -32968,7 +32968,7 @@
         </w:tc>
         <w:tc>
           <w:tcPr>
-            <w:tcW w:type="dxa" w:w="2500"/>
+            <w:tcW w:type="dxa" w:w="2458"/>
             <w:tcBorders>
               <w:top w:val="single" w:color="C9D2DB" w:sz="4"/>
               <w:left w:val="single" w:color="C9D2DB" w:sz="4"/>
@@ -33000,7 +33000,7 @@
         </w:tc>
         <w:tc>
           <w:tcPr>
-            <w:tcW w:type="dxa" w:w="450"/>
+            <w:tcW w:type="dxa" w:w="442"/>
             <w:tcBorders>
               <w:top w:val="single" w:color="C9D2DB" w:sz="4"/>
               <w:left w:val="single" w:color="C9D2DB" w:sz="4"/>
@@ -33032,7 +33032,7 @@
         </w:tc>
         <w:tc>
           <w:tcPr>
-            <w:tcW w:type="dxa" w:w="450"/>
+            <w:tcW w:type="dxa" w:w="442"/>
             <w:tcBorders>
               <w:top w:val="single" w:color="C9D2DB" w:sz="4"/>
               <w:left w:val="single" w:color="C9D2DB" w:sz="4"/>
@@ -33064,7 +33064,7 @@
         </w:tc>
         <w:tc>
           <w:tcPr>
-            <w:tcW w:type="dxa" w:w="500"/>
+            <w:tcW w:type="dxa" w:w="492"/>
             <w:tcBorders>
               <w:top w:val="single" w:color="C9D2DB" w:sz="4"/>
               <w:left w:val="single" w:color="C9D2DB" w:sz="4"/>
@@ -33096,7 +33096,7 @@
         </w:tc>
         <w:tc>
           <w:tcPr>
-            <w:tcW w:type="dxa" w:w="750"/>
+            <w:tcW w:type="dxa" w:w="737"/>
             <w:tcBorders>
               <w:top w:val="single" w:color="C9D2DB" w:sz="4"/>
               <w:left w:val="single" w:color="C9D2DB" w:sz="4"/>
@@ -33128,7 +33128,7 @@
         </w:tc>
         <w:tc>
           <w:tcPr>
-            <w:tcW w:type="dxa" w:w="3000"/>
+            <w:tcW w:type="dxa" w:w="2950"/>
             <w:tcBorders>
               <w:top w:val="single" w:color="C9D2DB" w:sz="4"/>
               <w:left w:val="single" w:color="C9D2DB" w:sz="4"/>
@@ -33160,7 +33160,7 @@
         </w:tc>
         <w:tc>
           <w:tcPr>
-            <w:tcW w:type="dxa" w:w="2450"/>
+            <w:tcW w:type="dxa" w:w="2409"/>
             <w:tcBorders>
               <w:top w:val="single" w:color="C9D2DB" w:sz="4"/>
               <w:left w:val="single" w:color="C9D2DB" w:sz="4"/>
@@ -33192,7 +33192,7 @@
         </w:tc>
         <w:tc>
           <w:tcPr>
-            <w:tcW w:type="dxa" w:w="800"/>
+            <w:tcW w:type="dxa" w:w="787"/>
             <w:tcBorders>
               <w:top w:val="single" w:color="C9D2DB" w:sz="4"/>
               <w:left w:val="single" w:color="C9D2DB" w:sz="4"/>
@@ -33224,7 +33224,7 @@
         </w:tc>
         <w:tc>
           <w:tcPr>
-            <w:tcW w:type="dxa" w:w="700"/>
+            <w:tcW w:type="dxa" w:w="690"/>
             <w:tcBorders>
               <w:top w:val="single" w:color="C9D2DB" w:sz="4"/>
               <w:left w:val="single" w:color="C9D2DB" w:sz="4"/>
@@ -33261,7 +33261,7 @@
         </w:trPr>
         <w:tc>
           <w:tcPr>
-            <w:tcW w:type="dxa" w:w="750"/>
+            <w:tcW w:type="dxa" w:w="737"/>
             <w:tcBorders>
               <w:top w:val="single" w:color="C9D2DB" w:sz="4"/>
               <w:left w:val="single" w:color="C9D2DB" w:sz="4"/>
@@ -33293,7 +33293,7 @@
         </w:tc>
         <w:tc>
           <w:tcPr>
-            <w:tcW w:type="dxa" w:w="2500"/>
+            <w:tcW w:type="dxa" w:w="2458"/>
             <w:tcBorders>
               <w:top w:val="single" w:color="C9D2DB" w:sz="4"/>
               <w:left w:val="single" w:color="C9D2DB" w:sz="4"/>
@@ -33325,7 +33325,7 @@
         </w:tc>
         <w:tc>
           <w:tcPr>
-            <w:tcW w:type="dxa" w:w="2500"/>
+            <w:tcW w:type="dxa" w:w="2458"/>
             <w:tcBorders>
               <w:top w:val="single" w:color="C9D2DB" w:sz="4"/>
               <w:left w:val="single" w:color="C9D2DB" w:sz="4"/>
@@ -33357,7 +33357,7 @@
         </w:tc>
         <w:tc>
           <w:tcPr>
-            <w:tcW w:type="dxa" w:w="450"/>
+            <w:tcW w:type="dxa" w:w="442"/>
             <w:tcBorders>
               <w:top w:val="single" w:color="C9D2DB" w:sz="4"/>
               <w:left w:val="single" w:color="C9D2DB" w:sz="4"/>
@@ -33389,7 +33389,7 @@
         </w:tc>
         <w:tc>
           <w:tcPr>
-            <w:tcW w:type="dxa" w:w="450"/>
+            <w:tcW w:type="dxa" w:w="442"/>
             <w:tcBorders>
               <w:top w:val="single" w:color="C9D2DB" w:sz="4"/>
               <w:left w:val="single" w:color="C9D2DB" w:sz="4"/>
@@ -33421,7 +33421,7 @@
         </w:tc>
         <w:tc>
           <w:tcPr>
-            <w:tcW w:type="dxa" w:w="500"/>
+            <w:tcW w:type="dxa" w:w="492"/>
             <w:tcBorders>
               <w:top w:val="single" w:color="C9D2DB" w:sz="4"/>
               <w:left w:val="single" w:color="C9D2DB" w:sz="4"/>
@@ -33453,7 +33453,7 @@
         </w:tc>
         <w:tc>
           <w:tcPr>
-            <w:tcW w:type="dxa" w:w="750"/>
+            <w:tcW w:type="dxa" w:w="737"/>
             <w:tcBorders>
               <w:top w:val="single" w:color="C9D2DB" w:sz="4"/>
               <w:left w:val="single" w:color="C9D2DB" w:sz="4"/>
@@ -33485,7 +33485,7 @@
         </w:tc>
         <w:tc>
           <w:tcPr>
-            <w:tcW w:type="dxa" w:w="3000"/>
+            <w:tcW w:type="dxa" w:w="2950"/>
             <w:tcBorders>
               <w:top w:val="single" w:color="C9D2DB" w:sz="4"/>
               <w:left w:val="single" w:color="C9D2DB" w:sz="4"/>
@@ -33517,7 +33517,7 @@
         </w:tc>
         <w:tc>
           <w:tcPr>
-            <w:tcW w:type="dxa" w:w="2450"/>
+            <w:tcW w:type="dxa" w:w="2409"/>
             <w:tcBorders>
               <w:top w:val="single" w:color="C9D2DB" w:sz="4"/>
               <w:left w:val="single" w:color="C9D2DB" w:sz="4"/>
@@ -33549,7 +33549,7 @@
         </w:tc>
         <w:tc>
           <w:tcPr>
-            <w:tcW w:type="dxa" w:w="800"/>
+            <w:tcW w:type="dxa" w:w="787"/>
             <w:tcBorders>
               <w:top w:val="single" w:color="C9D2DB" w:sz="4"/>
               <w:left w:val="single" w:color="C9D2DB" w:sz="4"/>
@@ -33581,7 +33581,7 @@
         </w:tc>
         <w:tc>
           <w:tcPr>
-            <w:tcW w:type="dxa" w:w="700"/>
+            <w:tcW w:type="dxa" w:w="690"/>
             <w:tcBorders>
               <w:top w:val="single" w:color="C9D2DB" w:sz="4"/>
               <w:left w:val="single" w:color="C9D2DB" w:sz="4"/>
@@ -35933,16 +35933,7 @@
       </w:tr>
     </w:tbl>
     <w:p>
-      <w:pPr>
-        <w:sectPr>
-          <w:headerReference w:type="default" r:id="rId23"/>
-          <w:footerReference w:type="default" r:id="rId24"/>
-          <w:pgSz w:w="16838" w:h="11906" w:orient="landscape"/>
-          <w:pgMar w:top="1000" w:right="1100" w:bottom="900" w:left="1100" w:header="708" w:footer="708" w:gutter="0"/>
-          <w:pgNumType/>
-          <w:docGrid w:linePitch="360"/>
-        </w:sectPr>
-      </w:pPr>
+      <w:pPr/>
     </w:p>
     <w:p>
       <w:pPr>
@@ -36064,6 +36055,14 @@
     <w:p>
       <w:pPr>
         <w:pageBreakBefore/>
+        <w:sectPr>
+          <w:headerReference w:type="default" r:id="rId23"/>
+          <w:footerReference w:type="default" r:id="rId24"/>
+          <w:pgSz w:w="16838" w:h="11906" w:orient="landscape"/>
+          <w:pgMar w:top="1000" w:right="1100" w:bottom="900" w:left="1100" w:header="708" w:footer="708" w:gutter="0"/>
+          <w:pgNumType/>
+          <w:docGrid w:linePitch="360"/>
+        </w:sectPr>
       </w:pPr>
     </w:p>
     <w:p>
@@ -38590,7 +38589,7 @@
     </w:p>
     <w:tbl>
       <w:tblPr>
-        <w:tblW w:type="dxa" w:w="16100"/>
+        <w:tblW w:type="dxa" w:w="14602"/>
         <w:tblBorders>
           <w:top w:val="single" w:color="auto" w:sz="4"/>
           <w:left w:val="single" w:color="auto" w:sz="4"/>
@@ -38601,18 +38600,18 @@
         </w:tblBorders>
       </w:tblPr>
       <w:tblGrid>
-        <w:gridCol w:w="700"/>
-        <w:gridCol w:w="1500"/>
-        <w:gridCol w:w="950"/>
-        <w:gridCol w:w="1500"/>
-        <w:gridCol w:w="1150"/>
-        <w:gridCol w:w="1500"/>
-        <w:gridCol w:w="1250"/>
-        <w:gridCol w:w="1900"/>
-        <w:gridCol w:w="1500"/>
-        <w:gridCol w:w="1200"/>
-        <w:gridCol w:w="1500"/>
-        <w:gridCol w:w="1450"/>
+        <w:gridCol w:w="635"/>
+        <w:gridCol w:w="1360"/>
+        <w:gridCol w:w="862"/>
+        <w:gridCol w:w="1360"/>
+        <w:gridCol w:w="1043"/>
+        <w:gridCol w:w="1360"/>
+        <w:gridCol w:w="1134"/>
+        <w:gridCol w:w="1723"/>
+        <w:gridCol w:w="1360"/>
+        <w:gridCol w:w="1088"/>
+        <w:gridCol w:w="1360"/>
+        <w:gridCol w:w="1317"/>
       </w:tblGrid>
       <w:tr>
         <w:trPr>
@@ -38620,7 +38619,7 @@
         </w:trPr>
         <w:tc>
           <w:tcPr>
-            <w:tcW w:type="dxa" w:w="700"/>
+            <w:tcW w:type="dxa" w:w="635"/>
             <w:tcBorders>
               <w:top w:val="single" w:color="C9D2DB" w:sz="4"/>
               <w:left w:val="single" w:color="C9D2DB" w:sz="4"/>
@@ -38655,7 +38654,7 @@
         </w:tc>
         <w:tc>
           <w:tcPr>
-            <w:tcW w:type="dxa" w:w="1500"/>
+            <w:tcW w:type="dxa" w:w="1360"/>
             <w:tcBorders>
               <w:top w:val="single" w:color="C9D2DB" w:sz="4"/>
               <w:left w:val="single" w:color="C9D2DB" w:sz="4"/>
@@ -38690,7 +38689,7 @@
         </w:tc>
         <w:tc>
           <w:tcPr>
-            <w:tcW w:type="dxa" w:w="950"/>
+            <w:tcW w:type="dxa" w:w="862"/>
             <w:tcBorders>
               <w:top w:val="single" w:color="C9D2DB" w:sz="4"/>
               <w:left w:val="single" w:color="C9D2DB" w:sz="4"/>
@@ -38725,7 +38724,7 @@
         </w:tc>
         <w:tc>
           <w:tcPr>
-            <w:tcW w:type="dxa" w:w="1500"/>
+            <w:tcW w:type="dxa" w:w="1360"/>
             <w:tcBorders>
               <w:top w:val="single" w:color="C9D2DB" w:sz="4"/>
               <w:left w:val="single" w:color="C9D2DB" w:sz="4"/>
@@ -38760,7 +38759,7 @@
         </w:tc>
         <w:tc>
           <w:tcPr>
-            <w:tcW w:type="dxa" w:w="1150"/>
+            <w:tcW w:type="dxa" w:w="1043"/>
             <w:tcBorders>
               <w:top w:val="single" w:color="C9D2DB" w:sz="4"/>
               <w:left w:val="single" w:color="C9D2DB" w:sz="4"/>
@@ -38795,7 +38794,7 @@
         </w:tc>
         <w:tc>
           <w:tcPr>
-            <w:tcW w:type="dxa" w:w="1500"/>
+            <w:tcW w:type="dxa" w:w="1360"/>
             <w:tcBorders>
               <w:top w:val="single" w:color="C9D2DB" w:sz="4"/>
               <w:left w:val="single" w:color="C9D2DB" w:sz="4"/>
@@ -38830,7 +38829,7 @@
         </w:tc>
         <w:tc>
           <w:tcPr>
-            <w:tcW w:type="dxa" w:w="1250"/>
+            <w:tcW w:type="dxa" w:w="1134"/>
             <w:tcBorders>
               <w:top w:val="single" w:color="C9D2DB" w:sz="4"/>
               <w:left w:val="single" w:color="C9D2DB" w:sz="4"/>
@@ -38865,7 +38864,7 @@
         </w:tc>
         <w:tc>
           <w:tcPr>
-            <w:tcW w:type="dxa" w:w="1900"/>
+            <w:tcW w:type="dxa" w:w="1723"/>
             <w:tcBorders>
               <w:top w:val="single" w:color="C9D2DB" w:sz="4"/>
               <w:left w:val="single" w:color="C9D2DB" w:sz="4"/>
@@ -38900,7 +38899,7 @@
         </w:tc>
         <w:tc>
           <w:tcPr>
-            <w:tcW w:type="dxa" w:w="1500"/>
+            <w:tcW w:type="dxa" w:w="1360"/>
             <w:tcBorders>
               <w:top w:val="single" w:color="C9D2DB" w:sz="4"/>
               <w:left w:val="single" w:color="C9D2DB" w:sz="4"/>
@@ -38935,7 +38934,7 @@
         </w:tc>
         <w:tc>
           <w:tcPr>
-            <w:tcW w:type="dxa" w:w="1200"/>
+            <w:tcW w:type="dxa" w:w="1088"/>
             <w:tcBorders>
               <w:top w:val="single" w:color="C9D2DB" w:sz="4"/>
               <w:left w:val="single" w:color="C9D2DB" w:sz="4"/>
@@ -38970,7 +38969,7 @@
         </w:tc>
         <w:tc>
           <w:tcPr>
-            <w:tcW w:type="dxa" w:w="1500"/>
+            <w:tcW w:type="dxa" w:w="1360"/>
             <w:tcBorders>
               <w:top w:val="single" w:color="C9D2DB" w:sz="4"/>
               <w:left w:val="single" w:color="C9D2DB" w:sz="4"/>
@@ -39005,7 +39004,7 @@
         </w:tc>
         <w:tc>
           <w:tcPr>
-            <w:tcW w:type="dxa" w:w="1450"/>
+            <w:tcW w:type="dxa" w:w="1317"/>
             <w:tcBorders>
               <w:top w:val="single" w:color="C9D2DB" w:sz="4"/>
               <w:left w:val="single" w:color="C9D2DB" w:sz="4"/>
@@ -39045,7 +39044,7 @@
         </w:trPr>
         <w:tc>
           <w:tcPr>
-            <w:tcW w:type="dxa" w:w="700"/>
+            <w:tcW w:type="dxa" w:w="635"/>
             <w:tcBorders>
               <w:top w:val="single" w:color="C9D2DB" w:sz="4"/>
               <w:left w:val="single" w:color="C9D2DB" w:sz="4"/>
@@ -39077,7 +39076,7 @@
         </w:tc>
         <w:tc>
           <w:tcPr>
-            <w:tcW w:type="dxa" w:w="1500"/>
+            <w:tcW w:type="dxa" w:w="1360"/>
             <w:tcBorders>
               <w:top w:val="single" w:color="C9D2DB" w:sz="4"/>
               <w:left w:val="single" w:color="C9D2DB" w:sz="4"/>
@@ -39109,7 +39108,7 @@
         </w:tc>
         <w:tc>
           <w:tcPr>
-            <w:tcW w:type="dxa" w:w="950"/>
+            <w:tcW w:type="dxa" w:w="862"/>
             <w:tcBorders>
               <w:top w:val="single" w:color="C9D2DB" w:sz="4"/>
               <w:left w:val="single" w:color="C9D2DB" w:sz="4"/>
@@ -39141,7 +39140,7 @@
         </w:tc>
         <w:tc>
           <w:tcPr>
-            <w:tcW w:type="dxa" w:w="1500"/>
+            <w:tcW w:type="dxa" w:w="1360"/>
             <w:tcBorders>
               <w:top w:val="single" w:color="C9D2DB" w:sz="4"/>
               <w:left w:val="single" w:color="C9D2DB" w:sz="4"/>
@@ -39173,7 +39172,7 @@
         </w:tc>
         <w:tc>
           <w:tcPr>
-            <w:tcW w:type="dxa" w:w="1150"/>
+            <w:tcW w:type="dxa" w:w="1043"/>
             <w:tcBorders>
               <w:top w:val="single" w:color="C9D2DB" w:sz="4"/>
               <w:left w:val="single" w:color="C9D2DB" w:sz="4"/>
@@ -39205,7 +39204,7 @@
         </w:tc>
         <w:tc>
           <w:tcPr>
-            <w:tcW w:type="dxa" w:w="1500"/>
+            <w:tcW w:type="dxa" w:w="1360"/>
             <w:tcBorders>
               <w:top w:val="single" w:color="C9D2DB" w:sz="4"/>
               <w:left w:val="single" w:color="C9D2DB" w:sz="4"/>
@@ -39237,7 +39236,7 @@
         </w:tc>
         <w:tc>
           <w:tcPr>
-            <w:tcW w:type="dxa" w:w="1250"/>
+            <w:tcW w:type="dxa" w:w="1134"/>
             <w:tcBorders>
               <w:top w:val="single" w:color="C9D2DB" w:sz="4"/>
               <w:left w:val="single" w:color="C9D2DB" w:sz="4"/>
@@ -39269,7 +39268,7 @@
         </w:tc>
         <w:tc>
           <w:tcPr>
-            <w:tcW w:type="dxa" w:w="1900"/>
+            <w:tcW w:type="dxa" w:w="1723"/>
             <w:tcBorders>
               <w:top w:val="single" w:color="C9D2DB" w:sz="4"/>
               <w:left w:val="single" w:color="C9D2DB" w:sz="4"/>
@@ -39301,7 +39300,7 @@
         </w:tc>
         <w:tc>
           <w:tcPr>
-            <w:tcW w:type="dxa" w:w="1500"/>
+            <w:tcW w:type="dxa" w:w="1360"/>
             <w:tcBorders>
               <w:top w:val="single" w:color="C9D2DB" w:sz="4"/>
               <w:left w:val="single" w:color="C9D2DB" w:sz="4"/>
@@ -39333,7 +39332,7 @@
         </w:tc>
         <w:tc>
           <w:tcPr>
-            <w:tcW w:type="dxa" w:w="1200"/>
+            <w:tcW w:type="dxa" w:w="1088"/>
             <w:tcBorders>
               <w:top w:val="single" w:color="C9D2DB" w:sz="4"/>
               <w:left w:val="single" w:color="C9D2DB" w:sz="4"/>
@@ -39365,7 +39364,7 @@
         </w:tc>
         <w:tc>
           <w:tcPr>
-            <w:tcW w:type="dxa" w:w="1500"/>
+            <w:tcW w:type="dxa" w:w="1360"/>
             <w:tcBorders>
               <w:top w:val="single" w:color="C9D2DB" w:sz="4"/>
               <w:left w:val="single" w:color="C9D2DB" w:sz="4"/>
@@ -39397,7 +39396,7 @@
         </w:tc>
         <w:tc>
           <w:tcPr>
-            <w:tcW w:type="dxa" w:w="1450"/>
+            <w:tcW w:type="dxa" w:w="1317"/>
             <w:tcBorders>
               <w:top w:val="single" w:color="C9D2DB" w:sz="4"/>
               <w:left w:val="single" w:color="C9D2DB" w:sz="4"/>
@@ -39434,7 +39433,7 @@
         </w:trPr>
         <w:tc>
           <w:tcPr>
-            <w:tcW w:type="dxa" w:w="700"/>
+            <w:tcW w:type="dxa" w:w="635"/>
             <w:tcBorders>
               <w:top w:val="single" w:color="C9D2DB" w:sz="4"/>
               <w:left w:val="single" w:color="C9D2DB" w:sz="4"/>
@@ -39466,7 +39465,7 @@
         </w:tc>
         <w:tc>
           <w:tcPr>
-            <w:tcW w:type="dxa" w:w="1500"/>
+            <w:tcW w:type="dxa" w:w="1360"/>
             <w:tcBorders>
               <w:top w:val="single" w:color="C9D2DB" w:sz="4"/>
               <w:left w:val="single" w:color="C9D2DB" w:sz="4"/>
@@ -39498,7 +39497,7 @@
         </w:tc>
         <w:tc>
           <w:tcPr>
-            <w:tcW w:type="dxa" w:w="950"/>
+            <w:tcW w:type="dxa" w:w="862"/>
             <w:tcBorders>
               <w:top w:val="single" w:color="C9D2DB" w:sz="4"/>
               <w:left w:val="single" w:color="C9D2DB" w:sz="4"/>
@@ -39530,7 +39529,7 @@
         </w:tc>
         <w:tc>
           <w:tcPr>
-            <w:tcW w:type="dxa" w:w="1500"/>
+            <w:tcW w:type="dxa" w:w="1360"/>
             <w:tcBorders>
               <w:top w:val="single" w:color="C9D2DB" w:sz="4"/>
               <w:left w:val="single" w:color="C9D2DB" w:sz="4"/>
@@ -39562,7 +39561,7 @@
         </w:tc>
         <w:tc>
           <w:tcPr>
-            <w:tcW w:type="dxa" w:w="1150"/>
+            <w:tcW w:type="dxa" w:w="1043"/>
             <w:tcBorders>
               <w:top w:val="single" w:color="C9D2DB" w:sz="4"/>
               <w:left w:val="single" w:color="C9D2DB" w:sz="4"/>
@@ -39594,7 +39593,7 @@
         </w:tc>
         <w:tc>
           <w:tcPr>
-            <w:tcW w:type="dxa" w:w="1500"/>
+            <w:tcW w:type="dxa" w:w="1360"/>
             <w:tcBorders>
               <w:top w:val="single" w:color="C9D2DB" w:sz="4"/>
               <w:left w:val="single" w:color="C9D2DB" w:sz="4"/>
@@ -39626,7 +39625,7 @@
         </w:tc>
         <w:tc>
           <w:tcPr>
-            <w:tcW w:type="dxa" w:w="1250"/>
+            <w:tcW w:type="dxa" w:w="1134"/>
             <w:tcBorders>
               <w:top w:val="single" w:color="C9D2DB" w:sz="4"/>
               <w:left w:val="single" w:color="C9D2DB" w:sz="4"/>
@@ -39658,7 +39657,7 @@
         </w:tc>
         <w:tc>
           <w:tcPr>
-            <w:tcW w:type="dxa" w:w="1900"/>
+            <w:tcW w:type="dxa" w:w="1723"/>
             <w:tcBorders>
               <w:top w:val="single" w:color="C9D2DB" w:sz="4"/>
               <w:left w:val="single" w:color="C9D2DB" w:sz="4"/>
@@ -39690,7 +39689,7 @@
         </w:tc>
         <w:tc>
           <w:tcPr>
-            <w:tcW w:type="dxa" w:w="1500"/>
+            <w:tcW w:type="dxa" w:w="1360"/>
             <w:tcBorders>
               <w:top w:val="single" w:color="C9D2DB" w:sz="4"/>
               <w:left w:val="single" w:color="C9D2DB" w:sz="4"/>
@@ -39722,7 +39721,7 @@
         </w:tc>
         <w:tc>
           <w:tcPr>
-            <w:tcW w:type="dxa" w:w="1200"/>
+            <w:tcW w:type="dxa" w:w="1088"/>
             <w:tcBorders>
               <w:top w:val="single" w:color="C9D2DB" w:sz="4"/>
               <w:left w:val="single" w:color="C9D2DB" w:sz="4"/>
@@ -39754,7 +39753,7 @@
         </w:tc>
         <w:tc>
           <w:tcPr>
-            <w:tcW w:type="dxa" w:w="1500"/>
+            <w:tcW w:type="dxa" w:w="1360"/>
             <w:tcBorders>
               <w:top w:val="single" w:color="C9D2DB" w:sz="4"/>
               <w:left w:val="single" w:color="C9D2DB" w:sz="4"/>
@@ -39786,7 +39785,7 @@
         </w:tc>
         <w:tc>
           <w:tcPr>
-            <w:tcW w:type="dxa" w:w="1450"/>
+            <w:tcW w:type="dxa" w:w="1317"/>
             <w:tcBorders>
               <w:top w:val="single" w:color="C9D2DB" w:sz="4"/>
               <w:left w:val="single" w:color="C9D2DB" w:sz="4"/>
@@ -39823,7 +39822,7 @@
         </w:trPr>
         <w:tc>
           <w:tcPr>
-            <w:tcW w:type="dxa" w:w="700"/>
+            <w:tcW w:type="dxa" w:w="635"/>
             <w:tcBorders>
               <w:top w:val="single" w:color="C9D2DB" w:sz="4"/>
               <w:left w:val="single" w:color="C9D2DB" w:sz="4"/>
@@ -39855,7 +39854,7 @@
         </w:tc>
         <w:tc>
           <w:tcPr>
-            <w:tcW w:type="dxa" w:w="1500"/>
+            <w:tcW w:type="dxa" w:w="1360"/>
             <w:tcBorders>
               <w:top w:val="single" w:color="C9D2DB" w:sz="4"/>
               <w:left w:val="single" w:color="C9D2DB" w:sz="4"/>
@@ -39887,7 +39886,7 @@
         </w:tc>
         <w:tc>
           <w:tcPr>
-            <w:tcW w:type="dxa" w:w="950"/>
+            <w:tcW w:type="dxa" w:w="862"/>
             <w:tcBorders>
               <w:top w:val="single" w:color="C9D2DB" w:sz="4"/>
               <w:left w:val="single" w:color="C9D2DB" w:sz="4"/>
@@ -39919,7 +39918,7 @@
         </w:tc>
         <w:tc>
           <w:tcPr>
-            <w:tcW w:type="dxa" w:w="1500"/>
+            <w:tcW w:type="dxa" w:w="1360"/>
             <w:tcBorders>
               <w:top w:val="single" w:color="C9D2DB" w:sz="4"/>
               <w:left w:val="single" w:color="C9D2DB" w:sz="4"/>
@@ -39951,7 +39950,7 @@
         </w:tc>
         <w:tc>
           <w:tcPr>
-            <w:tcW w:type="dxa" w:w="1150"/>
+            <w:tcW w:type="dxa" w:w="1043"/>
             <w:tcBorders>
               <w:top w:val="single" w:color="C9D2DB" w:sz="4"/>
               <w:left w:val="single" w:color="C9D2DB" w:sz="4"/>
@@ -39983,7 +39982,7 @@
         </w:tc>
         <w:tc>
           <w:tcPr>
-            <w:tcW w:type="dxa" w:w="1500"/>
+            <w:tcW w:type="dxa" w:w="1360"/>
             <w:tcBorders>
               <w:top w:val="single" w:color="C9D2DB" w:sz="4"/>
               <w:left w:val="single" w:color="C9D2DB" w:sz="4"/>
@@ -40015,7 +40014,7 @@
         </w:tc>
         <w:tc>
           <w:tcPr>
-            <w:tcW w:type="dxa" w:w="1250"/>
+            <w:tcW w:type="dxa" w:w="1134"/>
             <w:tcBorders>
               <w:top w:val="single" w:color="C9D2DB" w:sz="4"/>
               <w:left w:val="single" w:color="C9D2DB" w:sz="4"/>
@@ -40047,7 +40046,7 @@
         </w:tc>
         <w:tc>
           <w:tcPr>
-            <w:tcW w:type="dxa" w:w="1900"/>
+            <w:tcW w:type="dxa" w:w="1723"/>
             <w:tcBorders>
               <w:top w:val="single" w:color="C9D2DB" w:sz="4"/>
               <w:left w:val="single" w:color="C9D2DB" w:sz="4"/>
@@ -40079,7 +40078,7 @@
         </w:tc>
         <w:tc>
           <w:tcPr>
-            <w:tcW w:type="dxa" w:w="1500"/>
+            <w:tcW w:type="dxa" w:w="1360"/>
             <w:tcBorders>
               <w:top w:val="single" w:color="C9D2DB" w:sz="4"/>
               <w:left w:val="single" w:color="C9D2DB" w:sz="4"/>
@@ -40111,7 +40110,7 @@
         </w:tc>
         <w:tc>
           <w:tcPr>
-            <w:tcW w:type="dxa" w:w="1200"/>
+            <w:tcW w:type="dxa" w:w="1088"/>
             <w:tcBorders>
               <w:top w:val="single" w:color="C9D2DB" w:sz="4"/>
               <w:left w:val="single" w:color="C9D2DB" w:sz="4"/>
@@ -40143,7 +40142,7 @@
         </w:tc>
         <w:tc>
           <w:tcPr>
-            <w:tcW w:type="dxa" w:w="1500"/>
+            <w:tcW w:type="dxa" w:w="1360"/>
             <w:tcBorders>
               <w:top w:val="single" w:color="C9D2DB" w:sz="4"/>
               <w:left w:val="single" w:color="C9D2DB" w:sz="4"/>
@@ -40175,7 +40174,7 @@
         </w:tc>
         <w:tc>
           <w:tcPr>
-            <w:tcW w:type="dxa" w:w="1450"/>
+            <w:tcW w:type="dxa" w:w="1317"/>
             <w:tcBorders>
               <w:top w:val="single" w:color="C9D2DB" w:sz="4"/>
               <w:left w:val="single" w:color="C9D2DB" w:sz="4"/>
@@ -40212,7 +40211,7 @@
         </w:trPr>
         <w:tc>
           <w:tcPr>
-            <w:tcW w:type="dxa" w:w="700"/>
+            <w:tcW w:type="dxa" w:w="635"/>
             <w:tcBorders>
               <w:top w:val="single" w:color="C9D2DB" w:sz="4"/>
               <w:left w:val="single" w:color="C9D2DB" w:sz="4"/>
@@ -40244,7 +40243,7 @@
         </w:tc>
         <w:tc>
           <w:tcPr>
-            <w:tcW w:type="dxa" w:w="1500"/>
+            <w:tcW w:type="dxa" w:w="1360"/>
             <w:tcBorders>
               <w:top w:val="single" w:color="C9D2DB" w:sz="4"/>
               <w:left w:val="single" w:color="C9D2DB" w:sz="4"/>
@@ -40276,7 +40275,7 @@
         </w:tc>
         <w:tc>
           <w:tcPr>
-            <w:tcW w:type="dxa" w:w="950"/>
+            <w:tcW w:type="dxa" w:w="862"/>
             <w:tcBorders>
               <w:top w:val="single" w:color="C9D2DB" w:sz="4"/>
               <w:left w:val="single" w:color="C9D2DB" w:sz="4"/>
@@ -40308,7 +40307,7 @@
         </w:tc>
         <w:tc>
           <w:tcPr>
-            <w:tcW w:type="dxa" w:w="1500"/>
+            <w:tcW w:type="dxa" w:w="1360"/>
             <w:tcBorders>
               <w:top w:val="single" w:color="C9D2DB" w:sz="4"/>
               <w:left w:val="single" w:color="C9D2DB" w:sz="4"/>
@@ -40340,7 +40339,7 @@
         </w:tc>
         <w:tc>
           <w:tcPr>
-            <w:tcW w:type="dxa" w:w="1150"/>
+            <w:tcW w:type="dxa" w:w="1043"/>
             <w:tcBorders>
               <w:top w:val="single" w:color="C9D2DB" w:sz="4"/>
               <w:left w:val="single" w:color="C9D2DB" w:sz="4"/>
@@ -40372,7 +40371,7 @@
         </w:tc>
         <w:tc>
           <w:tcPr>
-            <w:tcW w:type="dxa" w:w="1500"/>
+            <w:tcW w:type="dxa" w:w="1360"/>
             <w:tcBorders>
               <w:top w:val="single" w:color="C9D2DB" w:sz="4"/>
               <w:left w:val="single" w:color="C9D2DB" w:sz="4"/>
@@ -40404,7 +40403,7 @@
         </w:tc>
         <w:tc>
           <w:tcPr>
-            <w:tcW w:type="dxa" w:w="1250"/>
+            <w:tcW w:type="dxa" w:w="1134"/>
             <w:tcBorders>
               <w:top w:val="single" w:color="C9D2DB" w:sz="4"/>
               <w:left w:val="single" w:color="C9D2DB" w:sz="4"/>
@@ -40436,7 +40435,7 @@
         </w:tc>
         <w:tc>
           <w:tcPr>
-            <w:tcW w:type="dxa" w:w="1900"/>
+            <w:tcW w:type="dxa" w:w="1723"/>
             <w:tcBorders>
               <w:top w:val="single" w:color="C9D2DB" w:sz="4"/>
               <w:left w:val="single" w:color="C9D2DB" w:sz="4"/>
@@ -40468,7 +40467,7 @@
         </w:tc>
         <w:tc>
           <w:tcPr>
-            <w:tcW w:type="dxa" w:w="1500"/>
+            <w:tcW w:type="dxa" w:w="1360"/>
             <w:tcBorders>
               <w:top w:val="single" w:color="C9D2DB" w:sz="4"/>
               <w:left w:val="single" w:color="C9D2DB" w:sz="4"/>
@@ -40500,7 +40499,7 @@
         </w:tc>
         <w:tc>
           <w:tcPr>
-            <w:tcW w:type="dxa" w:w="1200"/>
+            <w:tcW w:type="dxa" w:w="1088"/>
             <w:tcBorders>
               <w:top w:val="single" w:color="C9D2DB" w:sz="4"/>
               <w:left w:val="single" w:color="C9D2DB" w:sz="4"/>
@@ -40532,7 +40531,7 @@
         </w:tc>
         <w:tc>
           <w:tcPr>
-            <w:tcW w:type="dxa" w:w="1500"/>
+            <w:tcW w:type="dxa" w:w="1360"/>
             <w:tcBorders>
               <w:top w:val="single" w:color="C9D2DB" w:sz="4"/>
               <w:left w:val="single" w:color="C9D2DB" w:sz="4"/>
@@ -40564,7 +40563,7 @@
         </w:tc>
         <w:tc>
           <w:tcPr>
-            <w:tcW w:type="dxa" w:w="1450"/>
+            <w:tcW w:type="dxa" w:w="1317"/>
             <w:tcBorders>
               <w:top w:val="single" w:color="C9D2DB" w:sz="4"/>
               <w:left w:val="single" w:color="C9D2DB" w:sz="4"/>
@@ -40601,7 +40600,7 @@
         </w:trPr>
         <w:tc>
           <w:tcPr>
-            <w:tcW w:type="dxa" w:w="700"/>
+            <w:tcW w:type="dxa" w:w="635"/>
             <w:tcBorders>
               <w:top w:val="single" w:color="C9D2DB" w:sz="4"/>
               <w:left w:val="single" w:color="C9D2DB" w:sz="4"/>
@@ -40633,7 +40632,7 @@
         </w:tc>
         <w:tc>
           <w:tcPr>
-            <w:tcW w:type="dxa" w:w="1500"/>
+            <w:tcW w:type="dxa" w:w="1360"/>
             <w:tcBorders>
               <w:top w:val="single" w:color="C9D2DB" w:sz="4"/>
               <w:left w:val="single" w:color="C9D2DB" w:sz="4"/>
@@ -40665,7 +40664,7 @@
         </w:tc>
         <w:tc>
           <w:tcPr>
-            <w:tcW w:type="dxa" w:w="950"/>
+            <w:tcW w:type="dxa" w:w="862"/>
             <w:tcBorders>
               <w:top w:val="single" w:color="C9D2DB" w:sz="4"/>
               <w:left w:val="single" w:color="C9D2DB" w:sz="4"/>
@@ -40697,7 +40696,7 @@
         </w:tc>
         <w:tc>
           <w:tcPr>
-            <w:tcW w:type="dxa" w:w="1500"/>
+            <w:tcW w:type="dxa" w:w="1360"/>
             <w:tcBorders>
               <w:top w:val="single" w:color="C9D2DB" w:sz="4"/>
               <w:left w:val="single" w:color="C9D2DB" w:sz="4"/>
@@ -40729,7 +40728,7 @@
         </w:tc>
         <w:tc>
           <w:tcPr>
-            <w:tcW w:type="dxa" w:w="1150"/>
+            <w:tcW w:type="dxa" w:w="1043"/>
             <w:tcBorders>
               <w:top w:val="single" w:color="C9D2DB" w:sz="4"/>
               <w:left w:val="single" w:color="C9D2DB" w:sz="4"/>
@@ -40761,7 +40760,7 @@
         </w:tc>
         <w:tc>
           <w:tcPr>
-            <w:tcW w:type="dxa" w:w="1500"/>
+            <w:tcW w:type="dxa" w:w="1360"/>
             <w:tcBorders>
               <w:top w:val="single" w:color="C9D2DB" w:sz="4"/>
               <w:left w:val="single" w:color="C9D2DB" w:sz="4"/>
@@ -40793,7 +40792,7 @@
         </w:tc>
         <w:tc>
           <w:tcPr>
-            <w:tcW w:type="dxa" w:w="1250"/>
+            <w:tcW w:type="dxa" w:w="1134"/>
             <w:tcBorders>
               <w:top w:val="single" w:color="C9D2DB" w:sz="4"/>
               <w:left w:val="single" w:color="C9D2DB" w:sz="4"/>
@@ -40825,7 +40824,7 @@
         </w:tc>
         <w:tc>
           <w:tcPr>
-            <w:tcW w:type="dxa" w:w="1900"/>
+            <w:tcW w:type="dxa" w:w="1723"/>
             <w:tcBorders>
               <w:top w:val="single" w:color="C9D2DB" w:sz="4"/>
               <w:left w:val="single" w:color="C9D2DB" w:sz="4"/>
@@ -40857,7 +40856,7 @@
         </w:tc>
         <w:tc>
           <w:tcPr>
-            <w:tcW w:type="dxa" w:w="1500"/>
+            <w:tcW w:type="dxa" w:w="1360"/>
             <w:tcBorders>
               <w:top w:val="single" w:color="C9D2DB" w:sz="4"/>
               <w:left w:val="single" w:color="C9D2DB" w:sz="4"/>
@@ -40889,7 +40888,7 @@
         </w:tc>
         <w:tc>
           <w:tcPr>
-            <w:tcW w:type="dxa" w:w="1200"/>
+            <w:tcW w:type="dxa" w:w="1088"/>
             <w:tcBorders>
               <w:top w:val="single" w:color="C9D2DB" w:sz="4"/>
               <w:left w:val="single" w:color="C9D2DB" w:sz="4"/>
@@ -40921,7 +40920,7 @@
         </w:tc>
         <w:tc>
           <w:tcPr>
-            <w:tcW w:type="dxa" w:w="1500"/>
+            <w:tcW w:type="dxa" w:w="1360"/>
             <w:tcBorders>
               <w:top w:val="single" w:color="C9D2DB" w:sz="4"/>
               <w:left w:val="single" w:color="C9D2DB" w:sz="4"/>
@@ -40953,7 +40952,7 @@
         </w:tc>
         <w:tc>
           <w:tcPr>
-            <w:tcW w:type="dxa" w:w="1450"/>
+            <w:tcW w:type="dxa" w:w="1317"/>
             <w:tcBorders>
               <w:top w:val="single" w:color="C9D2DB" w:sz="4"/>
               <w:left w:val="single" w:color="C9D2DB" w:sz="4"/>
@@ -40990,7 +40989,7 @@
         </w:trPr>
         <w:tc>
           <w:tcPr>
-            <w:tcW w:type="dxa" w:w="700"/>
+            <w:tcW w:type="dxa" w:w="635"/>
             <w:tcBorders>
               <w:top w:val="single" w:color="C9D2DB" w:sz="4"/>
               <w:left w:val="single" w:color="C9D2DB" w:sz="4"/>
@@ -41022,7 +41021,7 @@
         </w:tc>
         <w:tc>
           <w:tcPr>
-            <w:tcW w:type="dxa" w:w="1500"/>
+            <w:tcW w:type="dxa" w:w="1360"/>
             <w:tcBorders>
               <w:top w:val="single" w:color="C9D2DB" w:sz="4"/>
               <w:left w:val="single" w:color="C9D2DB" w:sz="4"/>
@@ -41054,7 +41053,7 @@
         </w:tc>
         <w:tc>
           <w:tcPr>
-            <w:tcW w:type="dxa" w:w="950"/>
+            <w:tcW w:type="dxa" w:w="862"/>
             <w:tcBorders>
               <w:top w:val="single" w:color="C9D2DB" w:sz="4"/>
               <w:left w:val="single" w:color="C9D2DB" w:sz="4"/>
@@ -41086,7 +41085,7 @@
         </w:tc>
         <w:tc>
           <w:tcPr>
-            <w:tcW w:type="dxa" w:w="1500"/>
+            <w:tcW w:type="dxa" w:w="1360"/>
             <w:tcBorders>
               <w:top w:val="single" w:color="C9D2DB" w:sz="4"/>
               <w:left w:val="single" w:color="C9D2DB" w:sz="4"/>
@@ -41118,7 +41117,7 @@
         </w:tc>
         <w:tc>
           <w:tcPr>
-            <w:tcW w:type="dxa" w:w="1150"/>
+            <w:tcW w:type="dxa" w:w="1043"/>
             <w:tcBorders>
               <w:top w:val="single" w:color="C9D2DB" w:sz="4"/>
               <w:left w:val="single" w:color="C9D2DB" w:sz="4"/>
@@ -41150,7 +41149,7 @@
         </w:tc>
         <w:tc>
           <w:tcPr>
-            <w:tcW w:type="dxa" w:w="1500"/>
+            <w:tcW w:type="dxa" w:w="1360"/>
             <w:tcBorders>
               <w:top w:val="single" w:color="C9D2DB" w:sz="4"/>
               <w:left w:val="single" w:color="C9D2DB" w:sz="4"/>
@@ -41182,7 +41181,7 @@
         </w:tc>
         <w:tc>
           <w:tcPr>
-            <w:tcW w:type="dxa" w:w="1250"/>
+            <w:tcW w:type="dxa" w:w="1134"/>
             <w:tcBorders>
               <w:top w:val="single" w:color="C9D2DB" w:sz="4"/>
               <w:left w:val="single" w:color="C9D2DB" w:sz="4"/>
@@ -41214,7 +41213,7 @@
         </w:tc>
         <w:tc>
           <w:tcPr>
-            <w:tcW w:type="dxa" w:w="1900"/>
+            <w:tcW w:type="dxa" w:w="1723"/>
             <w:tcBorders>
               <w:top w:val="single" w:color="C9D2DB" w:sz="4"/>
               <w:left w:val="single" w:color="C9D2DB" w:sz="4"/>
@@ -41246,7 +41245,7 @@
         </w:tc>
         <w:tc>
           <w:tcPr>
-            <w:tcW w:type="dxa" w:w="1500"/>
+            <w:tcW w:type="dxa" w:w="1360"/>
             <w:tcBorders>
               <w:top w:val="single" w:color="C9D2DB" w:sz="4"/>
               <w:left w:val="single" w:color="C9D2DB" w:sz="4"/>
@@ -41278,7 +41277,7 @@
         </w:tc>
         <w:tc>
           <w:tcPr>
-            <w:tcW w:type="dxa" w:w="1200"/>
+            <w:tcW w:type="dxa" w:w="1088"/>
             <w:tcBorders>
               <w:top w:val="single" w:color="C9D2DB" w:sz="4"/>
               <w:left w:val="single" w:color="C9D2DB" w:sz="4"/>
@@ -41310,7 +41309,7 @@
         </w:tc>
         <w:tc>
           <w:tcPr>
-            <w:tcW w:type="dxa" w:w="1500"/>
+            <w:tcW w:type="dxa" w:w="1360"/>
             <w:tcBorders>
               <w:top w:val="single" w:color="C9D2DB" w:sz="4"/>
               <w:left w:val="single" w:color="C9D2DB" w:sz="4"/>
@@ -41342,7 +41341,7 @@
         </w:tc>
         <w:tc>
           <w:tcPr>
-            <w:tcW w:type="dxa" w:w="1450"/>
+            <w:tcW w:type="dxa" w:w="1317"/>
             <w:tcBorders>
               <w:top w:val="single" w:color="C9D2DB" w:sz="4"/>
               <w:left w:val="single" w:color="C9D2DB" w:sz="4"/>
@@ -41379,7 +41378,7 @@
         </w:trPr>
         <w:tc>
           <w:tcPr>
-            <w:tcW w:type="dxa" w:w="700"/>
+            <w:tcW w:type="dxa" w:w="635"/>
             <w:tcBorders>
               <w:top w:val="single" w:color="C9D2DB" w:sz="4"/>
               <w:left w:val="single" w:color="C9D2DB" w:sz="4"/>
@@ -41411,7 +41410,7 @@
         </w:tc>
         <w:tc>
           <w:tcPr>
-            <w:tcW w:type="dxa" w:w="1500"/>
+            <w:tcW w:type="dxa" w:w="1360"/>
             <w:tcBorders>
               <w:top w:val="single" w:color="C9D2DB" w:sz="4"/>
               <w:left w:val="single" w:color="C9D2DB" w:sz="4"/>
@@ -41443,7 +41442,7 @@
         </w:tc>
         <w:tc>
           <w:tcPr>
-            <w:tcW w:type="dxa" w:w="950"/>
+            <w:tcW w:type="dxa" w:w="862"/>
             <w:tcBorders>
               <w:top w:val="single" w:color="C9D2DB" w:sz="4"/>
               <w:left w:val="single" w:color="C9D2DB" w:sz="4"/>
@@ -41475,7 +41474,7 @@
         </w:tc>
         <w:tc>
           <w:tcPr>
-            <w:tcW w:type="dxa" w:w="1500"/>
+            <w:tcW w:type="dxa" w:w="1360"/>
             <w:tcBorders>
               <w:top w:val="single" w:color="C9D2DB" w:sz="4"/>
               <w:left w:val="single" w:color="C9D2DB" w:sz="4"/>
@@ -41507,7 +41506,7 @@
         </w:tc>
         <w:tc>
           <w:tcPr>
-            <w:tcW w:type="dxa" w:w="1150"/>
+            <w:tcW w:type="dxa" w:w="1043"/>
             <w:tcBorders>
               <w:top w:val="single" w:color="C9D2DB" w:sz="4"/>
               <w:left w:val="single" w:color="C9D2DB" w:sz="4"/>
@@ -41539,7 +41538,7 @@
         </w:tc>
         <w:tc>
           <w:tcPr>
-            <w:tcW w:type="dxa" w:w="1500"/>
+            <w:tcW w:type="dxa" w:w="1360"/>
             <w:tcBorders>
               <w:top w:val="single" w:color="C9D2DB" w:sz="4"/>
               <w:left w:val="single" w:color="C9D2DB" w:sz="4"/>
@@ -41571,7 +41570,7 @@
         </w:tc>
         <w:tc>
           <w:tcPr>
-            <w:tcW w:type="dxa" w:w="1250"/>
+            <w:tcW w:type="dxa" w:w="1134"/>
             <w:tcBorders>
               <w:top w:val="single" w:color="C9D2DB" w:sz="4"/>
               <w:left w:val="single" w:color="C9D2DB" w:sz="4"/>
@@ -41603,7 +41602,7 @@
         </w:tc>
         <w:tc>
           <w:tcPr>
-            <w:tcW w:type="dxa" w:w="1900"/>
+            <w:tcW w:type="dxa" w:w="1723"/>
             <w:tcBorders>
               <w:top w:val="single" w:color="C9D2DB" w:sz="4"/>
               <w:left w:val="single" w:color="C9D2DB" w:sz="4"/>
@@ -41635,7 +41634,7 @@
         </w:tc>
         <w:tc>
           <w:tcPr>
-            <w:tcW w:type="dxa" w:w="1500"/>
+            <w:tcW w:type="dxa" w:w="1360"/>
             <w:tcBorders>
               <w:top w:val="single" w:color="C9D2DB" w:sz="4"/>
               <w:left w:val="single" w:color="C9D2DB" w:sz="4"/>
@@ -41667,7 +41666,7 @@
         </w:tc>
         <w:tc>
           <w:tcPr>
-            <w:tcW w:type="dxa" w:w="1200"/>
+            <w:tcW w:type="dxa" w:w="1088"/>
             <w:tcBorders>
               <w:top w:val="single" w:color="C9D2DB" w:sz="4"/>
               <w:left w:val="single" w:color="C9D2DB" w:sz="4"/>
@@ -41699,7 +41698,7 @@
         </w:tc>
         <w:tc>
           <w:tcPr>
-            <w:tcW w:type="dxa" w:w="1500"/>
+            <w:tcW w:type="dxa" w:w="1360"/>
             <w:tcBorders>
               <w:top w:val="single" w:color="C9D2DB" w:sz="4"/>
               <w:left w:val="single" w:color="C9D2DB" w:sz="4"/>
@@ -41731,7 +41730,7 @@
         </w:tc>
         <w:tc>
           <w:tcPr>
-            <w:tcW w:type="dxa" w:w="1450"/>
+            <w:tcW w:type="dxa" w:w="1317"/>
             <w:tcBorders>
               <w:top w:val="single" w:color="C9D2DB" w:sz="4"/>
               <w:left w:val="single" w:color="C9D2DB" w:sz="4"/>
@@ -41768,7 +41767,7 @@
         </w:trPr>
         <w:tc>
           <w:tcPr>
-            <w:tcW w:type="dxa" w:w="700"/>
+            <w:tcW w:type="dxa" w:w="635"/>
             <w:tcBorders>
               <w:top w:val="single" w:color="C9D2DB" w:sz="4"/>
               <w:left w:val="single" w:color="C9D2DB" w:sz="4"/>
@@ -41800,7 +41799,7 @@
         </w:tc>
         <w:tc>
           <w:tcPr>
-            <w:tcW w:type="dxa" w:w="1500"/>
+            <w:tcW w:type="dxa" w:w="1360"/>
             <w:tcBorders>
               <w:top w:val="single" w:color="C9D2DB" w:sz="4"/>
               <w:left w:val="single" w:color="C9D2DB" w:sz="4"/>
@@ -41832,7 +41831,7 @@
         </w:tc>
         <w:tc>
           <w:tcPr>
-            <w:tcW w:type="dxa" w:w="950"/>
+            <w:tcW w:type="dxa" w:w="862"/>
             <w:tcBorders>
               <w:top w:val="single" w:color="C9D2DB" w:sz="4"/>
               <w:left w:val="single" w:color="C9D2DB" w:sz="4"/>
@@ -41864,7 +41863,7 @@
         </w:tc>
         <w:tc>
           <w:tcPr>
-            <w:tcW w:type="dxa" w:w="1500"/>
+            <w:tcW w:type="dxa" w:w="1360"/>
             <w:tcBorders>
               <w:top w:val="single" w:color="C9D2DB" w:sz="4"/>
               <w:left w:val="single" w:color="C9D2DB" w:sz="4"/>
@@ -41896,7 +41895,7 @@
         </w:tc>
         <w:tc>
           <w:tcPr>
-            <w:tcW w:type="dxa" w:w="1150"/>
+            <w:tcW w:type="dxa" w:w="1043"/>
             <w:tcBorders>
               <w:top w:val="single" w:color="C9D2DB" w:sz="4"/>
               <w:left w:val="single" w:color="C9D2DB" w:sz="4"/>
@@ -41928,7 +41927,7 @@
         </w:tc>
         <w:tc>
           <w:tcPr>
-            <w:tcW w:type="dxa" w:w="1500"/>
+            <w:tcW w:type="dxa" w:w="1360"/>
             <w:tcBorders>
               <w:top w:val="single" w:color="C9D2DB" w:sz="4"/>
               <w:left w:val="single" w:color="C9D2DB" w:sz="4"/>
@@ -41960,7 +41959,7 @@
         </w:tc>
         <w:tc>
           <w:tcPr>
-            <w:tcW w:type="dxa" w:w="1250"/>
+            <w:tcW w:type="dxa" w:w="1134"/>
             <w:tcBorders>
               <w:top w:val="single" w:color="C9D2DB" w:sz="4"/>
               <w:left w:val="single" w:color="C9D2DB" w:sz="4"/>
@@ -41992,7 +41991,7 @@
         </w:tc>
         <w:tc>
           <w:tcPr>
-            <w:tcW w:type="dxa" w:w="1900"/>
+            <w:tcW w:type="dxa" w:w="1723"/>
             <w:tcBorders>
               <w:top w:val="single" w:color="C9D2DB" w:sz="4"/>
               <w:left w:val="single" w:color="C9D2DB" w:sz="4"/>
@@ -42024,7 +42023,7 @@
         </w:tc>
         <w:tc>
           <w:tcPr>
-            <w:tcW w:type="dxa" w:w="1500"/>
+            <w:tcW w:type="dxa" w:w="1360"/>
             <w:tcBorders>
               <w:top w:val="single" w:color="C9D2DB" w:sz="4"/>
               <w:left w:val="single" w:color="C9D2DB" w:sz="4"/>
@@ -42056,7 +42055,7 @@
         </w:tc>
         <w:tc>
           <w:tcPr>
-            <w:tcW w:type="dxa" w:w="1200"/>
+            <w:tcW w:type="dxa" w:w="1088"/>
             <w:tcBorders>
               <w:top w:val="single" w:color="C9D2DB" w:sz="4"/>
               <w:left w:val="single" w:color="C9D2DB" w:sz="4"/>
@@ -42088,7 +42087,7 @@
         </w:tc>
         <w:tc>
           <w:tcPr>
-            <w:tcW w:type="dxa" w:w="1500"/>
+            <w:tcW w:type="dxa" w:w="1360"/>
             <w:tcBorders>
               <w:top w:val="single" w:color="C9D2DB" w:sz="4"/>
               <w:left w:val="single" w:color="C9D2DB" w:sz="4"/>
@@ -42120,7 +42119,7 @@
         </w:tc>
         <w:tc>
           <w:tcPr>
-            <w:tcW w:type="dxa" w:w="1450"/>
+            <w:tcW w:type="dxa" w:w="1317"/>
             <w:tcBorders>
               <w:top w:val="single" w:color="C9D2DB" w:sz="4"/>
               <w:left w:val="single" w:color="C9D2DB" w:sz="4"/>
@@ -42157,7 +42156,7 @@
         </w:trPr>
         <w:tc>
           <w:tcPr>
-            <w:tcW w:type="dxa" w:w="700"/>
+            <w:tcW w:type="dxa" w:w="635"/>
             <w:tcBorders>
               <w:top w:val="single" w:color="C9D2DB" w:sz="4"/>
               <w:left w:val="single" w:color="C9D2DB" w:sz="4"/>
@@ -42189,7 +42188,7 @@
         </w:tc>
         <w:tc>
           <w:tcPr>
-            <w:tcW w:type="dxa" w:w="1500"/>
+            <w:tcW w:type="dxa" w:w="1360"/>
             <w:tcBorders>
               <w:top w:val="single" w:color="C9D2DB" w:sz="4"/>
               <w:left w:val="single" w:color="C9D2DB" w:sz="4"/>
@@ -42221,7 +42220,7 @@
         </w:tc>
         <w:tc>
           <w:tcPr>
-            <w:tcW w:type="dxa" w:w="950"/>
+            <w:tcW w:type="dxa" w:w="862"/>
             <w:tcBorders>
               <w:top w:val="single" w:color="C9D2DB" w:sz="4"/>
               <w:left w:val="single" w:color="C9D2DB" w:sz="4"/>
@@ -42253,7 +42252,7 @@
         </w:tc>
         <w:tc>
           <w:tcPr>
-            <w:tcW w:type="dxa" w:w="1500"/>
+            <w:tcW w:type="dxa" w:w="1360"/>
             <w:tcBorders>
               <w:top w:val="single" w:color="C9D2DB" w:sz="4"/>
               <w:left w:val="single" w:color="C9D2DB" w:sz="4"/>
@@ -42285,7 +42284,7 @@
         </w:tc>
         <w:tc>
           <w:tcPr>
-            <w:tcW w:type="dxa" w:w="1150"/>
+            <w:tcW w:type="dxa" w:w="1043"/>
             <w:tcBorders>
               <w:top w:val="single" w:color="C9D2DB" w:sz="4"/>
               <w:left w:val="single" w:color="C9D2DB" w:sz="4"/>
@@ -42317,7 +42316,7 @@
         </w:tc>
         <w:tc>
           <w:tcPr>
-            <w:tcW w:type="dxa" w:w="1500"/>
+            <w:tcW w:type="dxa" w:w="1360"/>
             <w:tcBorders>
               <w:top w:val="single" w:color="C9D2DB" w:sz="4"/>
               <w:left w:val="single" w:color="C9D2DB" w:sz="4"/>
@@ -42349,7 +42348,7 @@
         </w:tc>
         <w:tc>
           <w:tcPr>
-            <w:tcW w:type="dxa" w:w="1250"/>
+            <w:tcW w:type="dxa" w:w="1134"/>
             <w:tcBorders>
               <w:top w:val="single" w:color="C9D2DB" w:sz="4"/>
               <w:left w:val="single" w:color="C9D2DB" w:sz="4"/>
@@ -42381,7 +42380,7 @@
         </w:tc>
         <w:tc>
           <w:tcPr>
-            <w:tcW w:type="dxa" w:w="1900"/>
+            <w:tcW w:type="dxa" w:w="1723"/>
             <w:tcBorders>
               <w:top w:val="single" w:color="C9D2DB" w:sz="4"/>
               <w:left w:val="single" w:color="C9D2DB" w:sz="4"/>
@@ -42413,7 +42412,7 @@
         </w:tc>
         <w:tc>
           <w:tcPr>
-            <w:tcW w:type="dxa" w:w="1500"/>
+            <w:tcW w:type="dxa" w:w="1360"/>
             <w:tcBorders>
               <w:top w:val="single" w:color="C9D2DB" w:sz="4"/>
               <w:left w:val="single" w:color="C9D2DB" w:sz="4"/>
@@ -42445,7 +42444,7 @@
         </w:tc>
         <w:tc>
           <w:tcPr>
-            <w:tcW w:type="dxa" w:w="1200"/>
+            <w:tcW w:type="dxa" w:w="1088"/>
             <w:tcBorders>
               <w:top w:val="single" w:color="C9D2DB" w:sz="4"/>
               <w:left w:val="single" w:color="C9D2DB" w:sz="4"/>
@@ -42477,7 +42476,7 @@
         </w:tc>
         <w:tc>
           <w:tcPr>
-            <w:tcW w:type="dxa" w:w="1500"/>
+            <w:tcW w:type="dxa" w:w="1360"/>
             <w:tcBorders>
               <w:top w:val="single" w:color="C9D2DB" w:sz="4"/>
               <w:left w:val="single" w:color="C9D2DB" w:sz="4"/>
@@ -42509,7 +42508,7 @@
         </w:tc>
         <w:tc>
           <w:tcPr>
-            <w:tcW w:type="dxa" w:w="1450"/>
+            <w:tcW w:type="dxa" w:w="1317"/>
             <w:tcBorders>
               <w:top w:val="single" w:color="C9D2DB" w:sz="4"/>
               <w:left w:val="single" w:color="C9D2DB" w:sz="4"/>
@@ -42546,7 +42545,7 @@
         </w:trPr>
         <w:tc>
           <w:tcPr>
-            <w:tcW w:type="dxa" w:w="700"/>
+            <w:tcW w:type="dxa" w:w="635"/>
             <w:tcBorders>
               <w:top w:val="single" w:color="C9D2DB" w:sz="4"/>
               <w:left w:val="single" w:color="C9D2DB" w:sz="4"/>
@@ -42578,7 +42577,7 @@
         </w:tc>
         <w:tc>
           <w:tcPr>
-            <w:tcW w:type="dxa" w:w="1500"/>
+            <w:tcW w:type="dxa" w:w="1360"/>
             <w:tcBorders>
               <w:top w:val="single" w:color="C9D2DB" w:sz="4"/>
               <w:left w:val="single" w:color="C9D2DB" w:sz="4"/>
@@ -42610,7 +42609,7 @@
         </w:tc>
         <w:tc>
           <w:tcPr>
-            <w:tcW w:type="dxa" w:w="950"/>
+            <w:tcW w:type="dxa" w:w="862"/>
             <w:tcBorders>
               <w:top w:val="single" w:color="C9D2DB" w:sz="4"/>
               <w:left w:val="single" w:color="C9D2DB" w:sz="4"/>
@@ -42642,7 +42641,7 @@
         </w:tc>
         <w:tc>
           <w:tcPr>
-            <w:tcW w:type="dxa" w:w="1500"/>
+            <w:tcW w:type="dxa" w:w="1360"/>
             <w:tcBorders>
               <w:top w:val="single" w:color="C9D2DB" w:sz="4"/>
               <w:left w:val="single" w:color="C9D2DB" w:sz="4"/>
@@ -42674,7 +42673,7 @@
         </w:tc>
         <w:tc>
           <w:tcPr>
-            <w:tcW w:type="dxa" w:w="1150"/>
+            <w:tcW w:type="dxa" w:w="1043"/>
             <w:tcBorders>
               <w:top w:val="single" w:color="C9D2DB" w:sz="4"/>
               <w:left w:val="single" w:color="C9D2DB" w:sz="4"/>
@@ -42706,7 +42705,7 @@
         </w:tc>
         <w:tc>
           <w:tcPr>
-            <w:tcW w:type="dxa" w:w="1500"/>
+            <w:tcW w:type="dxa" w:w="1360"/>
             <w:tcBorders>
               <w:top w:val="single" w:color="C9D2DB" w:sz="4"/>
               <w:left w:val="single" w:color="C9D2DB" w:sz="4"/>
@@ -42738,7 +42737,7 @@
         </w:tc>
         <w:tc>
           <w:tcPr>
-            <w:tcW w:type="dxa" w:w="1250"/>
+            <w:tcW w:type="dxa" w:w="1134"/>
             <w:tcBorders>
               <w:top w:val="single" w:color="C9D2DB" w:sz="4"/>
               <w:left w:val="single" w:color="C9D2DB" w:sz="4"/>
@@ -42770,7 +42769,7 @@
         </w:tc>
         <w:tc>
           <w:tcPr>
-            <w:tcW w:type="dxa" w:w="1900"/>
+            <w:tcW w:type="dxa" w:w="1723"/>
             <w:tcBorders>
               <w:top w:val="single" w:color="C9D2DB" w:sz="4"/>
               <w:left w:val="single" w:color="C9D2DB" w:sz="4"/>
@@ -42802,7 +42801,7 @@
         </w:tc>
         <w:tc>
           <w:tcPr>
-            <w:tcW w:type="dxa" w:w="1500"/>
+            <w:tcW w:type="dxa" w:w="1360"/>
             <w:tcBorders>
               <w:top w:val="single" w:color="C9D2DB" w:sz="4"/>
               <w:left w:val="single" w:color="C9D2DB" w:sz="4"/>
@@ -42834,7 +42833,7 @@
         </w:tc>
         <w:tc>
           <w:tcPr>
-            <w:tcW w:type="dxa" w:w="1200"/>
+            <w:tcW w:type="dxa" w:w="1088"/>
             <w:tcBorders>
               <w:top w:val="single" w:color="C9D2DB" w:sz="4"/>
               <w:left w:val="single" w:color="C9D2DB" w:sz="4"/>
@@ -42866,7 +42865,7 @@
         </w:tc>
         <w:tc>
           <w:tcPr>
-            <w:tcW w:type="dxa" w:w="1500"/>
+            <w:tcW w:type="dxa" w:w="1360"/>
             <w:tcBorders>
               <w:top w:val="single" w:color="C9D2DB" w:sz="4"/>
               <w:left w:val="single" w:color="C9D2DB" w:sz="4"/>
@@ -42898,7 +42897,7 @@
         </w:tc>
         <w:tc>
           <w:tcPr>
-            <w:tcW w:type="dxa" w:w="1450"/>
+            <w:tcW w:type="dxa" w:w="1317"/>
             <w:tcBorders>
               <w:top w:val="single" w:color="C9D2DB" w:sz="4"/>
               <w:left w:val="single" w:color="C9D2DB" w:sz="4"/>
@@ -42935,7 +42934,7 @@
         </w:trPr>
         <w:tc>
           <w:tcPr>
-            <w:tcW w:type="dxa" w:w="700"/>
+            <w:tcW w:type="dxa" w:w="635"/>
             <w:tcBorders>
               <w:top w:val="single" w:color="C9D2DB" w:sz="4"/>
               <w:left w:val="single" w:color="C9D2DB" w:sz="4"/>
@@ -42967,7 +42966,7 @@
         </w:tc>
         <w:tc>
           <w:tcPr>
-            <w:tcW w:type="dxa" w:w="1500"/>
+            <w:tcW w:type="dxa" w:w="1360"/>
             <w:tcBorders>
               <w:top w:val="single" w:color="C9D2DB" w:sz="4"/>
               <w:left w:val="single" w:color="C9D2DB" w:sz="4"/>
@@ -42999,7 +42998,7 @@
         </w:tc>
         <w:tc>
           <w:tcPr>
-            <w:tcW w:type="dxa" w:w="950"/>
+            <w:tcW w:type="dxa" w:w="862"/>
             <w:tcBorders>
               <w:top w:val="single" w:color="C9D2DB" w:sz="4"/>
               <w:left w:val="single" w:color="C9D2DB" w:sz="4"/>
@@ -43031,7 +43030,7 @@
         </w:tc>
         <w:tc>
           <w:tcPr>
-            <w:tcW w:type="dxa" w:w="1500"/>
+            <w:tcW w:type="dxa" w:w="1360"/>
             <w:tcBorders>
               <w:top w:val="single" w:color="C9D2DB" w:sz="4"/>
               <w:left w:val="single" w:color="C9D2DB" w:sz="4"/>
@@ -43063,7 +43062,7 @@
         </w:tc>
         <w:tc>
           <w:tcPr>
-            <w:tcW w:type="dxa" w:w="1150"/>
+            <w:tcW w:type="dxa" w:w="1043"/>
             <w:tcBorders>
               <w:top w:val="single" w:color="C9D2DB" w:sz="4"/>
               <w:left w:val="single" w:color="C9D2DB" w:sz="4"/>
@@ -43095,7 +43094,7 @@
         </w:tc>
         <w:tc>
           <w:tcPr>
-            <w:tcW w:type="dxa" w:w="1500"/>
+            <w:tcW w:type="dxa" w:w="1360"/>
             <w:tcBorders>
               <w:top w:val="single" w:color="C9D2DB" w:sz="4"/>
               <w:left w:val="single" w:color="C9D2DB" w:sz="4"/>
@@ -43127,7 +43126,7 @@
         </w:tc>
         <w:tc>
           <w:tcPr>
-            <w:tcW w:type="dxa" w:w="1250"/>
+            <w:tcW w:type="dxa" w:w="1134"/>
             <w:tcBorders>
               <w:top w:val="single" w:color="C9D2DB" w:sz="4"/>
               <w:left w:val="single" w:color="C9D2DB" w:sz="4"/>
@@ -43159,7 +43158,7 @@
         </w:tc>
         <w:tc>
           <w:tcPr>
-            <w:tcW w:type="dxa" w:w="1900"/>
+            <w:tcW w:type="dxa" w:w="1723"/>
             <w:tcBorders>
               <w:top w:val="single" w:color="C9D2DB" w:sz="4"/>
               <w:left w:val="single" w:color="C9D2DB" w:sz="4"/>
@@ -43191,7 +43190,7 @@
         </w:tc>
         <w:tc>
           <w:tcPr>
-            <w:tcW w:type="dxa" w:w="1500"/>
+            <w:tcW w:type="dxa" w:w="1360"/>
             <w:tcBorders>
               <w:top w:val="single" w:color="C9D2DB" w:sz="4"/>
               <w:left w:val="single" w:color="C9D2DB" w:sz="4"/>
@@ -43223,7 +43222,7 @@
         </w:tc>
         <w:tc>
           <w:tcPr>
-            <w:tcW w:type="dxa" w:w="1200"/>
+            <w:tcW w:type="dxa" w:w="1088"/>
             <w:tcBorders>
               <w:top w:val="single" w:color="C9D2DB" w:sz="4"/>
               <w:left w:val="single" w:color="C9D2DB" w:sz="4"/>
@@ -43255,7 +43254,7 @@
         </w:tc>
         <w:tc>
           <w:tcPr>
-            <w:tcW w:type="dxa" w:w="1500"/>
+            <w:tcW w:type="dxa" w:w="1360"/>
             <w:tcBorders>
               <w:top w:val="single" w:color="C9D2DB" w:sz="4"/>
               <w:left w:val="single" w:color="C9D2DB" w:sz="4"/>
@@ -43287,7 +43286,7 @@
         </w:tc>
         <w:tc>
           <w:tcPr>
-            <w:tcW w:type="dxa" w:w="1450"/>
+            <w:tcW w:type="dxa" w:w="1317"/>
             <w:tcBorders>
               <w:top w:val="single" w:color="C9D2DB" w:sz="4"/>
               <w:left w:val="single" w:color="C9D2DB" w:sz="4"/>
@@ -43324,7 +43323,7 @@
         </w:trPr>
         <w:tc>
           <w:tcPr>
-            <w:tcW w:type="dxa" w:w="700"/>
+            <w:tcW w:type="dxa" w:w="635"/>
             <w:tcBorders>
               <w:top w:val="single" w:color="C9D2DB" w:sz="4"/>
               <w:left w:val="single" w:color="C9D2DB" w:sz="4"/>
@@ -43356,7 +43355,7 @@
         </w:tc>
         <w:tc>
           <w:tcPr>
-            <w:tcW w:type="dxa" w:w="1500"/>
+            <w:tcW w:type="dxa" w:w="1360"/>
             <w:tcBorders>
               <w:top w:val="single" w:color="C9D2DB" w:sz="4"/>
               <w:left w:val="single" w:color="C9D2DB" w:sz="4"/>
@@ -43388,7 +43387,7 @@
         </w:tc>
         <w:tc>
           <w:tcPr>
-            <w:tcW w:type="dxa" w:w="950"/>
+            <w:tcW w:type="dxa" w:w="862"/>
             <w:tcBorders>
               <w:top w:val="single" w:color="C9D2DB" w:sz="4"/>
               <w:left w:val="single" w:color="C9D2DB" w:sz="4"/>
@@ -43420,7 +43419,7 @@
         </w:tc>
         <w:tc>
           <w:tcPr>
-            <w:tcW w:type="dxa" w:w="1500"/>
+            <w:tcW w:type="dxa" w:w="1360"/>
             <w:tcBorders>
               <w:top w:val="single" w:color="C9D2DB" w:sz="4"/>
               <w:left w:val="single" w:color="C9D2DB" w:sz="4"/>
@@ -43452,7 +43451,7 @@
         </w:tc>
         <w:tc>
           <w:tcPr>
-            <w:tcW w:type="dxa" w:w="1150"/>
+            <w:tcW w:type="dxa" w:w="1043"/>
             <w:tcBorders>
               <w:top w:val="single" w:color="C9D2DB" w:sz="4"/>
               <w:left w:val="single" w:color="C9D2DB" w:sz="4"/>
@@ -43484,7 +43483,7 @@
         </w:tc>
         <w:tc>
           <w:tcPr>
-            <w:tcW w:type="dxa" w:w="1500"/>
+            <w:tcW w:type="dxa" w:w="1360"/>
             <w:tcBorders>
               <w:top w:val="single" w:color="C9D2DB" w:sz="4"/>
               <w:left w:val="single" w:color="C9D2DB" w:sz="4"/>
@@ -43516,7 +43515,7 @@
         </w:tc>
         <w:tc>
           <w:tcPr>
-            <w:tcW w:type="dxa" w:w="1250"/>
+            <w:tcW w:type="dxa" w:w="1134"/>
             <w:tcBorders>
               <w:top w:val="single" w:color="C9D2DB" w:sz="4"/>
               <w:left w:val="single" w:color="C9D2DB" w:sz="4"/>
@@ -43548,7 +43547,7 @@
         </w:tc>
         <w:tc>
           <w:tcPr>
-            <w:tcW w:type="dxa" w:w="1900"/>
+            <w:tcW w:type="dxa" w:w="1723"/>
             <w:tcBorders>
               <w:top w:val="single" w:color="C9D2DB" w:sz="4"/>
               <w:left w:val="single" w:color="C9D2DB" w:sz="4"/>
@@ -43580,7 +43579,7 @@
         </w:tc>
         <w:tc>
           <w:tcPr>
-            <w:tcW w:type="dxa" w:w="1500"/>
+            <w:tcW w:type="dxa" w:w="1360"/>
             <w:tcBorders>
               <w:top w:val="single" w:color="C9D2DB" w:sz="4"/>
               <w:left w:val="single" w:color="C9D2DB" w:sz="4"/>
@@ -43612,7 +43611,7 @@
         </w:tc>
         <w:tc>
           <w:tcPr>
-            <w:tcW w:type="dxa" w:w="1200"/>
+            <w:tcW w:type="dxa" w:w="1088"/>
             <w:tcBorders>
               <w:top w:val="single" w:color="C9D2DB" w:sz="4"/>
               <w:left w:val="single" w:color="C9D2DB" w:sz="4"/>
@@ -43644,7 +43643,7 @@
         </w:tc>
         <w:tc>
           <w:tcPr>
-            <w:tcW w:type="dxa" w:w="1500"/>
+            <w:tcW w:type="dxa" w:w="1360"/>
             <w:tcBorders>
               <w:top w:val="single" w:color="C9D2DB" w:sz="4"/>
               <w:left w:val="single" w:color="C9D2DB" w:sz="4"/>
@@ -43676,7 +43675,7 @@
         </w:tc>
         <w:tc>
           <w:tcPr>
-            <w:tcW w:type="dxa" w:w="1450"/>
+            <w:tcW w:type="dxa" w:w="1317"/>
             <w:tcBorders>
               <w:top w:val="single" w:color="C9D2DB" w:sz="4"/>
               <w:left w:val="single" w:color="C9D2DB" w:sz="4"/>
@@ -44136,7 +44135,7 @@
     </w:p>
     <w:tbl>
       <w:tblPr>
-        <w:tblW w:type="dxa" w:w="10400"/>
+        <w:tblW w:type="dxa" w:w="9403"/>
         <w:tblBorders>
           <w:top w:val="single" w:color="auto" w:sz="4"/>
           <w:left w:val="single" w:color="auto" w:sz="4"/>
@@ -44147,14 +44146,14 @@
         </w:tblBorders>
       </w:tblPr>
       <w:tblGrid>
-        <w:gridCol w:w="900"/>
-        <w:gridCol w:w="1000"/>
-        <w:gridCol w:w="1100"/>
-        <w:gridCol w:w="1700"/>
-        <w:gridCol w:w="1400"/>
-        <w:gridCol w:w="1900"/>
-        <w:gridCol w:w="1000"/>
-        <w:gridCol w:w="1400"/>
+        <w:gridCol w:w="814"/>
+        <w:gridCol w:w="904"/>
+        <w:gridCol w:w="995"/>
+        <w:gridCol w:w="1537"/>
+        <w:gridCol w:w="1266"/>
+        <w:gridCol w:w="1718"/>
+        <w:gridCol w:w="904"/>
+        <w:gridCol w:w="1265"/>
       </w:tblGrid>
       <w:tr>
         <w:trPr>
@@ -44162,7 +44161,7 @@
         </w:trPr>
         <w:tc>
           <w:tcPr>
-            <w:tcW w:type="dxa" w:w="900"/>
+            <w:tcW w:type="dxa" w:w="814"/>
             <w:tcBorders>
               <w:top w:val="single" w:color="C9D2DB" w:sz="4"/>
               <w:left w:val="single" w:color="C9D2DB" w:sz="4"/>
@@ -44197,7 +44196,7 @@
         </w:tc>
         <w:tc>
           <w:tcPr>
-            <w:tcW w:type="dxa" w:w="1000"/>
+            <w:tcW w:type="dxa" w:w="904"/>
             <w:tcBorders>
               <w:top w:val="single" w:color="C9D2DB" w:sz="4"/>
               <w:left w:val="single" w:color="C9D2DB" w:sz="4"/>
@@ -44232,7 +44231,7 @@
         </w:tc>
         <w:tc>
           <w:tcPr>
-            <w:tcW w:type="dxa" w:w="1100"/>
+            <w:tcW w:type="dxa" w:w="995"/>
             <w:tcBorders>
               <w:top w:val="single" w:color="C9D2DB" w:sz="4"/>
               <w:left w:val="single" w:color="C9D2DB" w:sz="4"/>
@@ -44267,7 +44266,7 @@
         </w:tc>
         <w:tc>
           <w:tcPr>
-            <w:tcW w:type="dxa" w:w="1700"/>
+            <w:tcW w:type="dxa" w:w="1537"/>
             <w:tcBorders>
               <w:top w:val="single" w:color="C9D2DB" w:sz="4"/>
               <w:left w:val="single" w:color="C9D2DB" w:sz="4"/>
@@ -44302,7 +44301,7 @@
         </w:tc>
         <w:tc>
           <w:tcPr>
-            <w:tcW w:type="dxa" w:w="1400"/>
+            <w:tcW w:type="dxa" w:w="1266"/>
             <w:tcBorders>
               <w:top w:val="single" w:color="C9D2DB" w:sz="4"/>
               <w:left w:val="single" w:color="C9D2DB" w:sz="4"/>
@@ -44337,7 +44336,7 @@
         </w:tc>
         <w:tc>
           <w:tcPr>
-            <w:tcW w:type="dxa" w:w="1900"/>
+            <w:tcW w:type="dxa" w:w="1718"/>
             <w:tcBorders>
               <w:top w:val="single" w:color="C9D2DB" w:sz="4"/>
               <w:left w:val="single" w:color="C9D2DB" w:sz="4"/>
@@ -44372,7 +44371,7 @@
         </w:tc>
         <w:tc>
           <w:tcPr>
-            <w:tcW w:type="dxa" w:w="1000"/>
+            <w:tcW w:type="dxa" w:w="904"/>
             <w:tcBorders>
               <w:top w:val="single" w:color="C9D2DB" w:sz="4"/>
               <w:left w:val="single" w:color="C9D2DB" w:sz="4"/>
@@ -44407,7 +44406,7 @@
         </w:tc>
         <w:tc>
           <w:tcPr>
-            <w:tcW w:type="dxa" w:w="1400"/>
+            <w:tcW w:type="dxa" w:w="1265"/>
             <w:tcBorders>
               <w:top w:val="single" w:color="C9D2DB" w:sz="4"/>
               <w:left w:val="single" w:color="C9D2DB" w:sz="4"/>
@@ -44447,7 +44446,7 @@
         </w:trPr>
         <w:tc>
           <w:tcPr>
-            <w:tcW w:type="dxa" w:w="900"/>
+            <w:tcW w:type="dxa" w:w="814"/>
             <w:tcBorders>
               <w:top w:val="single" w:color="C9D2DB" w:sz="4"/>
               <w:left w:val="single" w:color="C9D2DB" w:sz="4"/>
@@ -44479,7 +44478,7 @@
         </w:tc>
         <w:tc>
           <w:tcPr>
-            <w:tcW w:type="dxa" w:w="1000"/>
+            <w:tcW w:type="dxa" w:w="904"/>
             <w:tcBorders>
               <w:top w:val="single" w:color="C9D2DB" w:sz="4"/>
               <w:left w:val="single" w:color="C9D2DB" w:sz="4"/>
@@ -44511,7 +44510,7 @@
         </w:tc>
         <w:tc>
           <w:tcPr>
-            <w:tcW w:type="dxa" w:w="1100"/>
+            <w:tcW w:type="dxa" w:w="995"/>
             <w:tcBorders>
               <w:top w:val="single" w:color="C9D2DB" w:sz="4"/>
               <w:left w:val="single" w:color="C9D2DB" w:sz="4"/>
@@ -44543,7 +44542,7 @@
         </w:tc>
         <w:tc>
           <w:tcPr>
-            <w:tcW w:type="dxa" w:w="1700"/>
+            <w:tcW w:type="dxa" w:w="1537"/>
             <w:tcBorders>
               <w:top w:val="single" w:color="C9D2DB" w:sz="4"/>
               <w:left w:val="single" w:color="C9D2DB" w:sz="4"/>
@@ -44575,7 +44574,7 @@
         </w:tc>
         <w:tc>
           <w:tcPr>
-            <w:tcW w:type="dxa" w:w="1400"/>
+            <w:tcW w:type="dxa" w:w="1266"/>
             <w:tcBorders>
               <w:top w:val="single" w:color="C9D2DB" w:sz="4"/>
               <w:left w:val="single" w:color="C9D2DB" w:sz="4"/>
@@ -44607,7 +44606,7 @@
         </w:tc>
         <w:tc>
           <w:tcPr>
-            <w:tcW w:type="dxa" w:w="1900"/>
+            <w:tcW w:type="dxa" w:w="1718"/>
             <w:tcBorders>
               <w:top w:val="single" w:color="C9D2DB" w:sz="4"/>
               <w:left w:val="single" w:color="C9D2DB" w:sz="4"/>
@@ -44639,7 +44638,7 @@
         </w:tc>
         <w:tc>
           <w:tcPr>
-            <w:tcW w:type="dxa" w:w="1000"/>
+            <w:tcW w:type="dxa" w:w="904"/>
             <w:tcBorders>
               <w:top w:val="single" w:color="C9D2DB" w:sz="4"/>
               <w:left w:val="single" w:color="C9D2DB" w:sz="4"/>
@@ -44671,7 +44670,7 @@
         </w:tc>
         <w:tc>
           <w:tcPr>
-            <w:tcW w:type="dxa" w:w="1400"/>
+            <w:tcW w:type="dxa" w:w="1265"/>
             <w:tcBorders>
               <w:top w:val="single" w:color="C9D2DB" w:sz="4"/>
               <w:left w:val="single" w:color="C9D2DB" w:sz="4"/>
@@ -44708,7 +44707,7 @@
         </w:trPr>
         <w:tc>
           <w:tcPr>
-            <w:tcW w:type="dxa" w:w="900"/>
+            <w:tcW w:type="dxa" w:w="814"/>
             <w:tcBorders>
               <w:top w:val="single" w:color="C9D2DB" w:sz="4"/>
               <w:left w:val="single" w:color="C9D2DB" w:sz="4"/>
@@ -44740,7 +44739,7 @@
         </w:tc>
         <w:tc>
           <w:tcPr>
-            <w:tcW w:type="dxa" w:w="1000"/>
+            <w:tcW w:type="dxa" w:w="904"/>
             <w:tcBorders>
               <w:top w:val="single" w:color="C9D2DB" w:sz="4"/>
               <w:left w:val="single" w:color="C9D2DB" w:sz="4"/>
@@ -44772,7 +44771,7 @@
         </w:tc>
         <w:tc>
           <w:tcPr>
-            <w:tcW w:type="dxa" w:w="1100"/>
+            <w:tcW w:type="dxa" w:w="995"/>
             <w:tcBorders>
               <w:top w:val="single" w:color="C9D2DB" w:sz="4"/>
               <w:left w:val="single" w:color="C9D2DB" w:sz="4"/>
@@ -44804,7 +44803,7 @@
         </w:tc>
         <w:tc>
           <w:tcPr>
-            <w:tcW w:type="dxa" w:w="1700"/>
+            <w:tcW w:type="dxa" w:w="1537"/>
             <w:tcBorders>
               <w:top w:val="single" w:color="C9D2DB" w:sz="4"/>
               <w:left w:val="single" w:color="C9D2DB" w:sz="4"/>
@@ -44836,7 +44835,7 @@
         </w:tc>
         <w:tc>
           <w:tcPr>
-            <w:tcW w:type="dxa" w:w="1400"/>
+            <w:tcW w:type="dxa" w:w="1266"/>
             <w:tcBorders>
               <w:top w:val="single" w:color="C9D2DB" w:sz="4"/>
               <w:left w:val="single" w:color="C9D2DB" w:sz="4"/>
@@ -44868,7 +44867,7 @@
         </w:tc>
         <w:tc>
           <w:tcPr>
-            <w:tcW w:type="dxa" w:w="1900"/>
+            <w:tcW w:type="dxa" w:w="1718"/>
             <w:tcBorders>
               <w:top w:val="single" w:color="C9D2DB" w:sz="4"/>
               <w:left w:val="single" w:color="C9D2DB" w:sz="4"/>
@@ -44900,7 +44899,7 @@
         </w:tc>
         <w:tc>
           <w:tcPr>
-            <w:tcW w:type="dxa" w:w="1000"/>
+            <w:tcW w:type="dxa" w:w="904"/>
             <w:tcBorders>
               <w:top w:val="single" w:color="C9D2DB" w:sz="4"/>
               <w:left w:val="single" w:color="C9D2DB" w:sz="4"/>
@@ -44932,7 +44931,7 @@
         </w:tc>
         <w:tc>
           <w:tcPr>
-            <w:tcW w:type="dxa" w:w="1400"/>
+            <w:tcW w:type="dxa" w:w="1265"/>
             <w:tcBorders>
               <w:top w:val="single" w:color="C9D2DB" w:sz="4"/>
               <w:left w:val="single" w:color="C9D2DB" w:sz="4"/>
@@ -44969,7 +44968,7 @@
         </w:trPr>
         <w:tc>
           <w:tcPr>
-            <w:tcW w:type="dxa" w:w="900"/>
+            <w:tcW w:type="dxa" w:w="814"/>
             <w:tcBorders>
               <w:top w:val="single" w:color="C9D2DB" w:sz="4"/>
               <w:left w:val="single" w:color="C9D2DB" w:sz="4"/>
@@ -45001,7 +45000,7 @@
         </w:tc>
         <w:tc>
           <w:tcPr>
-            <w:tcW w:type="dxa" w:w="1000"/>
+            <w:tcW w:type="dxa" w:w="904"/>
             <w:tcBorders>
               <w:top w:val="single" w:color="C9D2DB" w:sz="4"/>
               <w:left w:val="single" w:color="C9D2DB" w:sz="4"/>
@@ -45033,7 +45032,7 @@
         </w:tc>
         <w:tc>
           <w:tcPr>
-            <w:tcW w:type="dxa" w:w="1100"/>
+            <w:tcW w:type="dxa" w:w="995"/>
             <w:tcBorders>
               <w:top w:val="single" w:color="C9D2DB" w:sz="4"/>
               <w:left w:val="single" w:color="C9D2DB" w:sz="4"/>
@@ -45065,7 +45064,7 @@
         </w:tc>
         <w:tc>
           <w:tcPr>
-            <w:tcW w:type="dxa" w:w="1700"/>
+            <w:tcW w:type="dxa" w:w="1537"/>
             <w:tcBorders>
               <w:top w:val="single" w:color="C9D2DB" w:sz="4"/>
               <w:left w:val="single" w:color="C9D2DB" w:sz="4"/>
@@ -45097,7 +45096,7 @@
         </w:tc>
         <w:tc>
           <w:tcPr>
-            <w:tcW w:type="dxa" w:w="1400"/>
+            <w:tcW w:type="dxa" w:w="1266"/>
             <w:tcBorders>
               <w:top w:val="single" w:color="C9D2DB" w:sz="4"/>
               <w:left w:val="single" w:color="C9D2DB" w:sz="4"/>
@@ -45129,7 +45128,7 @@
         </w:tc>
         <w:tc>
           <w:tcPr>
-            <w:tcW w:type="dxa" w:w="1900"/>
+            <w:tcW w:type="dxa" w:w="1718"/>
             <w:tcBorders>
               <w:top w:val="single" w:color="C9D2DB" w:sz="4"/>
               <w:left w:val="single" w:color="C9D2DB" w:sz="4"/>
@@ -45161,7 +45160,7 @@
         </w:tc>
         <w:tc>
           <w:tcPr>
-            <w:tcW w:type="dxa" w:w="1000"/>
+            <w:tcW w:type="dxa" w:w="904"/>
             <w:tcBorders>
               <w:top w:val="single" w:color="C9D2DB" w:sz="4"/>
               <w:left w:val="single" w:color="C9D2DB" w:sz="4"/>
@@ -45193,7 +45192,7 @@
         </w:tc>
         <w:tc>
           <w:tcPr>
-            <w:tcW w:type="dxa" w:w="1400"/>
+            <w:tcW w:type="dxa" w:w="1265"/>
             <w:tcBorders>
               <w:top w:val="single" w:color="C9D2DB" w:sz="4"/>
               <w:left w:val="single" w:color="C9D2DB" w:sz="4"/>
@@ -45230,7 +45229,7 @@
         </w:trPr>
         <w:tc>
           <w:tcPr>
-            <w:tcW w:type="dxa" w:w="900"/>
+            <w:tcW w:type="dxa" w:w="814"/>
             <w:tcBorders>
               <w:top w:val="single" w:color="C9D2DB" w:sz="4"/>
               <w:left w:val="single" w:color="C9D2DB" w:sz="4"/>
@@ -45262,7 +45261,7 @@
         </w:tc>
         <w:tc>
           <w:tcPr>
-            <w:tcW w:type="dxa" w:w="1000"/>
+            <w:tcW w:type="dxa" w:w="904"/>
             <w:tcBorders>
               <w:top w:val="single" w:color="C9D2DB" w:sz="4"/>
               <w:left w:val="single" w:color="C9D2DB" w:sz="4"/>
@@ -45294,7 +45293,7 @@
         </w:tc>
         <w:tc>
           <w:tcPr>
-            <w:tcW w:type="dxa" w:w="1100"/>
+            <w:tcW w:type="dxa" w:w="995"/>
             <w:tcBorders>
               <w:top w:val="single" w:color="C9D2DB" w:sz="4"/>
               <w:left w:val="single" w:color="C9D2DB" w:sz="4"/>
@@ -45326,7 +45325,7 @@
         </w:tc>
         <w:tc>
           <w:tcPr>
-            <w:tcW w:type="dxa" w:w="1700"/>
+            <w:tcW w:type="dxa" w:w="1537"/>
             <w:tcBorders>
               <w:top w:val="single" w:color="C9D2DB" w:sz="4"/>
               <w:left w:val="single" w:color="C9D2DB" w:sz="4"/>
@@ -45358,7 +45357,7 @@
         </w:tc>
         <w:tc>
           <w:tcPr>
-            <w:tcW w:type="dxa" w:w="1400"/>
+            <w:tcW w:type="dxa" w:w="1266"/>
             <w:tcBorders>
               <w:top w:val="single" w:color="C9D2DB" w:sz="4"/>
               <w:left w:val="single" w:color="C9D2DB" w:sz="4"/>
@@ -45390,7 +45389,7 @@
         </w:tc>
         <w:tc>
           <w:tcPr>
-            <w:tcW w:type="dxa" w:w="1900"/>
+            <w:tcW w:type="dxa" w:w="1718"/>
             <w:tcBorders>
               <w:top w:val="single" w:color="C9D2DB" w:sz="4"/>
               <w:left w:val="single" w:color="C9D2DB" w:sz="4"/>
@@ -45422,7 +45421,7 @@
         </w:tc>
         <w:tc>
           <w:tcPr>
-            <w:tcW w:type="dxa" w:w="1000"/>
+            <w:tcW w:type="dxa" w:w="904"/>
             <w:tcBorders>
               <w:top w:val="single" w:color="C9D2DB" w:sz="4"/>
               <w:left w:val="single" w:color="C9D2DB" w:sz="4"/>
@@ -45454,7 +45453,7 @@
         </w:tc>
         <w:tc>
           <w:tcPr>
-            <w:tcW w:type="dxa" w:w="1400"/>
+            <w:tcW w:type="dxa" w:w="1265"/>
             <w:tcBorders>
               <w:top w:val="single" w:color="C9D2DB" w:sz="4"/>
               <w:left w:val="single" w:color="C9D2DB" w:sz="4"/>
@@ -45491,7 +45490,7 @@
         </w:trPr>
         <w:tc>
           <w:tcPr>
-            <w:tcW w:type="dxa" w:w="900"/>
+            <w:tcW w:type="dxa" w:w="814"/>
             <w:tcBorders>
               <w:top w:val="single" w:color="C9D2DB" w:sz="4"/>
               <w:left w:val="single" w:color="C9D2DB" w:sz="4"/>
@@ -45523,7 +45522,7 @@
         </w:tc>
         <w:tc>
           <w:tcPr>
-            <w:tcW w:type="dxa" w:w="1000"/>
+            <w:tcW w:type="dxa" w:w="904"/>
             <w:tcBorders>
               <w:top w:val="single" w:color="C9D2DB" w:sz="4"/>
               <w:left w:val="single" w:color="C9D2DB" w:sz="4"/>
@@ -45555,7 +45554,7 @@
         </w:tc>
         <w:tc>
           <w:tcPr>
-            <w:tcW w:type="dxa" w:w="1100"/>
+            <w:tcW w:type="dxa" w:w="995"/>
             <w:tcBorders>
               <w:top w:val="single" w:color="C9D2DB" w:sz="4"/>
               <w:left w:val="single" w:color="C9D2DB" w:sz="4"/>
@@ -45587,7 +45586,7 @@
         </w:tc>
         <w:tc>
           <w:tcPr>
-            <w:tcW w:type="dxa" w:w="1700"/>
+            <w:tcW w:type="dxa" w:w="1537"/>
             <w:tcBorders>
               <w:top w:val="single" w:color="C9D2DB" w:sz="4"/>
               <w:left w:val="single" w:color="C9D2DB" w:sz="4"/>
@@ -45619,7 +45618,7 @@
         </w:tc>
         <w:tc>
           <w:tcPr>
-            <w:tcW w:type="dxa" w:w="1400"/>
+            <w:tcW w:type="dxa" w:w="1266"/>
             <w:tcBorders>
               <w:top w:val="single" w:color="C9D2DB" w:sz="4"/>
               <w:left w:val="single" w:color="C9D2DB" w:sz="4"/>
@@ -45651,7 +45650,7 @@
         </w:tc>
         <w:tc>
           <w:tcPr>
-            <w:tcW w:type="dxa" w:w="1900"/>
+            <w:tcW w:type="dxa" w:w="1718"/>
             <w:tcBorders>
               <w:top w:val="single" w:color="C9D2DB" w:sz="4"/>
               <w:left w:val="single" w:color="C9D2DB" w:sz="4"/>
@@ -45683,7 +45682,7 @@
         </w:tc>
         <w:tc>
           <w:tcPr>
-            <w:tcW w:type="dxa" w:w="1000"/>
+            <w:tcW w:type="dxa" w:w="904"/>
             <w:tcBorders>
               <w:top w:val="single" w:color="C9D2DB" w:sz="4"/>
               <w:left w:val="single" w:color="C9D2DB" w:sz="4"/>
@@ -45715,7 +45714,7 @@
         </w:tc>
         <w:tc>
           <w:tcPr>
-            <w:tcW w:type="dxa" w:w="1400"/>
+            <w:tcW w:type="dxa" w:w="1265"/>
             <w:tcBorders>
               <w:top w:val="single" w:color="C9D2DB" w:sz="4"/>
               <w:left w:val="single" w:color="C9D2DB" w:sz="4"/>
@@ -45752,7 +45751,7 @@
         </w:trPr>
         <w:tc>
           <w:tcPr>
-            <w:tcW w:type="dxa" w:w="900"/>
+            <w:tcW w:type="dxa" w:w="814"/>
             <w:tcBorders>
               <w:top w:val="single" w:color="C9D2DB" w:sz="4"/>
               <w:left w:val="single" w:color="C9D2DB" w:sz="4"/>
@@ -45784,7 +45783,7 @@
         </w:tc>
         <w:tc>
           <w:tcPr>
-            <w:tcW w:type="dxa" w:w="1000"/>
+            <w:tcW w:type="dxa" w:w="904"/>
             <w:tcBorders>
               <w:top w:val="single" w:color="C9D2DB" w:sz="4"/>
               <w:left w:val="single" w:color="C9D2DB" w:sz="4"/>
@@ -45816,7 +45815,7 @@
         </w:tc>
         <w:tc>
           <w:tcPr>
-            <w:tcW w:type="dxa" w:w="1100"/>
+            <w:tcW w:type="dxa" w:w="995"/>
             <w:tcBorders>
               <w:top w:val="single" w:color="C9D2DB" w:sz="4"/>
               <w:left w:val="single" w:color="C9D2DB" w:sz="4"/>
@@ -45848,7 +45847,7 @@
         </w:tc>
         <w:tc>
           <w:tcPr>
-            <w:tcW w:type="dxa" w:w="1700"/>
+            <w:tcW w:type="dxa" w:w="1537"/>
             <w:tcBorders>
               <w:top w:val="single" w:color="C9D2DB" w:sz="4"/>
               <w:left w:val="single" w:color="C9D2DB" w:sz="4"/>
@@ -45880,7 +45879,7 @@
         </w:tc>
         <w:tc>
           <w:tcPr>
-            <w:tcW w:type="dxa" w:w="1400"/>
+            <w:tcW w:type="dxa" w:w="1266"/>
             <w:tcBorders>
               <w:top w:val="single" w:color="C9D2DB" w:sz="4"/>
               <w:left w:val="single" w:color="C9D2DB" w:sz="4"/>
@@ -45912,7 +45911,7 @@
         </w:tc>
         <w:tc>
           <w:tcPr>
-            <w:tcW w:type="dxa" w:w="1900"/>
+            <w:tcW w:type="dxa" w:w="1718"/>
             <w:tcBorders>
               <w:top w:val="single" w:color="C9D2DB" w:sz="4"/>
               <w:left w:val="single" w:color="C9D2DB" w:sz="4"/>
@@ -45944,7 +45943,7 @@
         </w:tc>
         <w:tc>
           <w:tcPr>
-            <w:tcW w:type="dxa" w:w="1000"/>
+            <w:tcW w:type="dxa" w:w="904"/>
             <w:tcBorders>
               <w:top w:val="single" w:color="C9D2DB" w:sz="4"/>
               <w:left w:val="single" w:color="C9D2DB" w:sz="4"/>
@@ -45976,7 +45975,7 @@
         </w:tc>
         <w:tc>
           <w:tcPr>
-            <w:tcW w:type="dxa" w:w="1400"/>
+            <w:tcW w:type="dxa" w:w="1265"/>
             <w:tcBorders>
               <w:top w:val="single" w:color="C9D2DB" w:sz="4"/>
               <w:left w:val="single" w:color="C9D2DB" w:sz="4"/>

--- a/docs/PED/CivicConnect_PED_v1.0.docx
+++ b/docs/PED/CivicConnect_PED_v1.0.docx
@@ -37352,7 +37352,7 @@
                 <w:sz w:val="19"/>
                 <w:szCs w:val="19"/>
               </w:rPr>
-              <w:t xml:space="preserve">[Insert repository URL]</w:t>
+              <w:t xml:space="preserve">https://github.com/PVY-Smit/civicconnect (public). Holds PED v1.0, the seventeen register sheets and both figures under docs/, with src/ and tests/ in place for M3.</w:t>
             </w:r>
           </w:p>
         </w:tc>
@@ -37453,7 +37453,7 @@
                 <w:sz w:val="19"/>
                 <w:szCs w:val="19"/>
               </w:rPr>
-              <w:t xml:space="preserve">[Insert screenshot or settings export reference]</w:t>
+              <w:t xml:space="preserve">Ruleset "Protect main" (id 22248862), enforcement active on refs/heads/main: https://github.com/PVY-Smit/civicconnect/rules/22248862. bypass_actors is empty, so the control binds administrators as well. Read back from the GitHub API on 8 September 2026.</w:t>
             </w:r>
           </w:p>
         </w:tc>
@@ -37554,7 +37554,7 @@
                 <w:sz w:val="19"/>
                 <w:szCs w:val="19"/>
               </w:rPr>
-              <w:t xml:space="preserve">[Insert PR list reference]</w:t>
+              <w:t xml:space="preserve">https://github.com/PVY-Smit/civicconnect/pulls?q=is%3Apr. Every change to a controlled artefact since the baseline commit has entered through a Pull Request: #18 AI Usage Register, #19 PED layout. The two direct commits to main predate the ruleset, which was created on 4 September 2026; none have occurred since.</w:t>
             </w:r>
           </w:p>
         </w:tc>
@@ -37655,7 +37655,7 @@
                 <w:sz w:val="19"/>
                 <w:szCs w:val="19"/>
               </w:rPr>
-              <w:t xml:space="preserve">[Insert branch protection rule reference]</w:t>
+              <w:t xml:space="preserve">Ruleset rule pull_request, required_approving_review_count = 2: https://github.com/PVY-Smit/civicconnect/rules/22248862. GitHub does not permit an author to approve their own Pull Request, so self-approval cannot occur.</w:t>
             </w:r>
           </w:p>
         </w:tc>
@@ -37756,7 +37756,7 @@
                 <w:sz w:val="19"/>
                 <w:szCs w:val="19"/>
               </w:rPr>
-              <w:t xml:space="preserve">[Insert setting reference]</w:t>
+              <w:t xml:space="preserve">Ruleset rule pull_request, dismiss_stale_reviews_on_push = true: https://github.com/PVY-Smit/civicconnect/rules/22248862. An approval therefore always refers to the commit that merges, not to an earlier one.</w:t>
             </w:r>
           </w:p>
         </w:tc>
@@ -37857,7 +37857,7 @@
                 <w:sz w:val="19"/>
                 <w:szCs w:val="19"/>
               </w:rPr>
-              <w:t xml:space="preserve">[Insert setting reference]</w:t>
+              <w:t xml:space="preserve">Ruleset rules required_linear_history and non_fast_forward, both active: https://github.com/PVY-Smit/civicconnect/rules/22248862. Merge commits and force pushes to main are refused.</w:t>
             </w:r>
           </w:p>
         </w:tc>
@@ -37958,7 +37958,7 @@
                 <w:sz w:val="19"/>
                 <w:szCs w:val="19"/>
               </w:rPr>
-              <w:t xml:space="preserve">[Insert branch list reference]</w:t>
+              <w:t xml:space="preserve">Convention in CONTRIBUTING.md, "Branch naming": https://github.com/PVY-Smit/civicconnect/blob/800b982f60ff7edb1931debc8525ffb6a48a5a20/CONTRIBUTING.md#L20-L26. Applied in the live branches docs/10-ai-register-js, docs/ped-layout-fix, docs/20-fec-decision-links and docs/6-governance-evidence.</w:t>
             </w:r>
           </w:p>
         </w:tc>
@@ -38059,7 +38059,7 @@
                 <w:sz w:val="19"/>
                 <w:szCs w:val="19"/>
               </w:rPr>
-              <w:t xml:space="preserve">[Insert board URL]</w:t>
+              <w:t xml:space="preserve">Board: https://github.com/users/PVY-Smit/projects/1. Issues: https://github.com/PVY-Smit/civicconnect/issues. All eighteen issues are on the board, and each controlled change references its issue from the branch name and the Pull Request.</w:t>
             </w:r>
           </w:p>
         </w:tc>
@@ -38160,7 +38160,7 @@
                 <w:sz w:val="19"/>
                 <w:szCs w:val="19"/>
               </w:rPr>
-              <w:t xml:space="preserve">[Insert .github/pull_request_template.md reference]</w:t>
+              <w:t xml:space="preserve">https://github.com/PVY-Smit/civicconnect/blob/800b982f60ff7edb1931debc8525ffb6a48a5a20/.github/pull_request_template.md. In use on #18 and #19, both of which record the linked issue, the registers touched, the AI-assistance declaration and what the reviewer should focus on.</w:t>
             </w:r>
           </w:p>
         </w:tc>
@@ -38261,7 +38261,7 @@
                 <w:sz w:val="19"/>
                 <w:szCs w:val="19"/>
               </w:rPr>
-              <w:t xml:space="preserve">[Insert example review comment permalink]</w:t>
+              <w:t xml:space="preserve">Checklist in CONTRIBUTING.md, "Review checklist": https://github.com/PVY-Smit/civicconnect/blob/800b982f60ff7edb1931debc8525ffb6a48a5a20/CONTRIBUTING.md#L55-L68. NOT YET EVIDENCED: no review comment exists to link to. The control is configured but has not yet operated; the first review is due in review window 1 (#11). Left incomplete deliberately rather than pointed at the checklist text alone, because the criterion asks for evidence that the control operates, not that it is written down.</w:t>
             </w:r>
           </w:p>
         </w:tc>
@@ -38362,7 +38362,7 @@
                 <w:sz w:val="19"/>
                 <w:szCs w:val="19"/>
               </w:rPr>
-              <w:t xml:space="preserve">[Insert setting reference]</w:t>
+              <w:t xml:space="preserve">Secret scanning and push protection both enabled, confirmed from the GitHub API on 8 September 2026: https://github.com/PVY-Smit/civicconnect/settings/security_analysis. Supported by .gitignore, which excludes .env, key and certificate files, and by .env.example, which carries placeholder values only (NFR-007, RSK-11).</w:t>
             </w:r>
           </w:p>
         </w:tc>
@@ -38463,7 +38463,7 @@
                 <w:sz w:val="19"/>
                 <w:szCs w:val="19"/>
               </w:rPr>
-              <w:t xml:space="preserve">[Insert repository tree reference]</w:t>
+              <w:t xml:space="preserve">https://github.com/PVY-Smit/civicconnect/tree/main/docs. docs/PED, docs/requirements, docs/architecture, docs/decisions, docs/risk, docs/change, docs/quality, docs/security, docs/deployment, plus src/, tests/ and .github/. Folders for later milestones are present and empty by design (Master Brief, Appendix C).</w:t>
             </w:r>
           </w:p>
         </w:tc>

--- a/docs/PED/CivicConnect_PED_v1.0.docx
+++ b/docs/PED/CivicConnect_PED_v1.0.docx
@@ -38059,7 +38059,7 @@
                 <w:sz w:val="19"/>
                 <w:szCs w:val="19"/>
               </w:rPr>
-              <w:t xml:space="preserve">Board: https://github.com/users/PVY-Smit/projects/1. Issues: https://github.com/PVY-Smit/civicconnect/issues. All eighteen issues are on the board, and each controlled change references its issue from the branch name and the Pull Request.</w:t>
+              <w:t xml:space="preserve">Board: https://github.com/users/PVY-Smit/projects/1. Issues: https://github.com/PVY-Smit/civicconnect/issues. Every issue raised on the project is placed on the board, and each controlled change references its issue from the branch name and from the Pull Request that implements it. No fixed count is stated here: the number changes whenever an issue is raised, and evidence that goes stale on its own is weaker than evidence that describes the control.</w:t>
             </w:r>
           </w:p>
         </w:tc>

--- a/docs/PED/CivicConnect_PED_v1.0.docx
+++ b/docs/PED/CivicConnect_PED_v1.0.docx
@@ -1212,7 +1212,7 @@
                 <w:sz w:val="19"/>
                 <w:szCs w:val="19"/>
               </w:rPr>
-              <w:t xml:space="preserve">[Date]</w:t>
+              <w:t xml:space="preserve">3 September 2026</w:t>
             </w:r>
           </w:p>
         </w:tc>
@@ -1244,7 +1244,7 @@
                 <w:sz w:val="19"/>
                 <w:szCs w:val="19"/>
               </w:rPr>
-              <w:t xml:space="preserve">[Member 1]</w:t>
+              <w:t xml:space="preserve">Jean Smit</w:t>
             </w:r>
           </w:p>
         </w:tc>
@@ -1276,7 +1276,7 @@
                 <w:sz w:val="19"/>
                 <w:szCs w:val="19"/>
               </w:rPr>
-              <w:t xml:space="preserve">Initial structure, problem statement and stakeholder analysis</w:t>
+              <w:t xml:space="preserve">Full initial draft: problem and business need, stakeholders, scope baseline, constraints, functional and non-functional requirements with acceptance criteria, RTM, Risk Register, Forward Engineering Considerations, Decision Log and governance. AI-assisted; recorded in s14.2.</w:t>
             </w:r>
           </w:p>
         </w:tc>
@@ -1308,7 +1308,7 @@
                 <w:sz w:val="19"/>
                 <w:szCs w:val="19"/>
               </w:rPr>
-              <w:t xml:space="preserve">[Member 2], [Member 3]</w:t>
+              <w:t xml:space="preserve">Not reviewed. Direct commit, predating the branch controls established on 4 September 2026.</w:t>
             </w:r>
           </w:p>
         </w:tc>
@@ -1409,7 +1409,7 @@
                 <w:sz w:val="19"/>
                 <w:szCs w:val="19"/>
               </w:rPr>
-              <w:t xml:space="preserve">[Date]</w:t>
+              <w:t xml:space="preserve">8 September 2026</w:t>
             </w:r>
           </w:p>
         </w:tc>
@@ -1441,7 +1441,7 @@
                 <w:sz w:val="19"/>
                 <w:szCs w:val="19"/>
               </w:rPr>
-              <w:t xml:space="preserve">[Member 2]</w:t>
+              <w:t xml:space="preserve">Jean Smit, Darius Mushi</w:t>
             </w:r>
           </w:p>
         </w:tc>
@@ -1473,7 +1473,7 @@
                 <w:sz w:val="19"/>
                 <w:szCs w:val="19"/>
               </w:rPr>
-              <w:t xml:space="preserve">Scope baseline, constraints and constraint interaction analysis</w:t>
+              <w:t xml:space="preserve">Evidence completion: AI Usage Register entries, the GitHub Governance evidence column, forward-consideration to decision links, and correction of the page layout so that no table or figure is truncated.</w:t>
             </w:r>
           </w:p>
         </w:tc>
@@ -1505,7 +1505,7 @@
                 <w:sz w:val="19"/>
                 <w:szCs w:val="19"/>
               </w:rPr>
-              <w:t xml:space="preserve">[Member 1], [Member 3]</w:t>
+              <w:t xml:space="preserve">Entered main through Pull Requests raised against issues #5, #6, #10, #17, #20 and #21.</w:t>
             </w:r>
           </w:p>
         </w:tc>
@@ -1574,7 +1574,7 @@
                 <w:sz w:val="19"/>
                 <w:szCs w:val="19"/>
               </w:rPr>
-              <w:t xml:space="preserve">0.3</w:t>
+              <w:t xml:space="preserve">1.0</w:t>
             </w:r>
           </w:p>
         </w:tc>
@@ -1606,7 +1606,7 @@
                 <w:sz w:val="19"/>
                 <w:szCs w:val="19"/>
               </w:rPr>
-              <w:t xml:space="preserve">[Date]</w:t>
+              <w:t xml:space="preserve">9 September 2026</w:t>
             </w:r>
           </w:p>
         </w:tc>
@@ -1638,7 +1638,7 @@
                 <w:sz w:val="19"/>
                 <w:szCs w:val="19"/>
               </w:rPr>
-              <w:t xml:space="preserve">[Member 3]</w:t>
+              <w:t xml:space="preserve">Jean Smit, Darius Mushi</w:t>
             </w:r>
           </w:p>
         </w:tc>
@@ -1670,7 +1670,7 @@
                 <w:sz w:val="19"/>
                 <w:szCs w:val="19"/>
               </w:rPr>
-              <w:t xml:space="preserve">Functional and non-functional requirements with acceptance criteria</w:t>
+              <w:t xml:space="preserve">Baselined at the M1 engineering gate.</w:t>
             </w:r>
           </w:p>
         </w:tc>
@@ -1702,401 +1702,7 @@
                 <w:sz w:val="19"/>
                 <w:szCs w:val="19"/>
               </w:rPr>
-              <w:t xml:space="preserve">[Member 1], [Member 2]</w:t>
-            </w:r>
-          </w:p>
-        </w:tc>
-        <w:tc>
-          <w:tcPr>
-            <w:tcW w:type="dxa" w:w="1536"/>
-            <w:tcBorders>
-              <w:top w:val="single" w:color="C9D2DB" w:sz="4"/>
-              <w:left w:val="single" w:color="C9D2DB" w:sz="4"/>
-              <w:bottom w:val="single" w:color="C9D2DB" w:sz="4"/>
-              <w:right w:val="single" w:color="C9D2DB" w:sz="4"/>
-            </w:tcBorders>
-            <w:tcMar>
-              <w:top w:type="dxa" w:w="48"/>
-              <w:left w:type="dxa" w:w="90"/>
-              <w:bottom w:type="dxa" w:w="48"/>
-              <w:right w:type="dxa" w:w="90"/>
-            </w:tcMar>
-            <w:vAlign w:val="top"/>
-          </w:tcPr>
-          <w:p>
-            <w:pPr>
-              <w:spacing w:after="0" w:before="0" w:line="244"/>
-            </w:pPr>
-            <w:r>
-              <w:rPr>
-                <w:rFonts w:ascii="Calibri" w:cs="Calibri" w:eastAsia="Calibri" w:hAnsi="Calibri"/>
-                <w:color w:val="22303F"/>
-                <w:sz w:val="19"/>
-                <w:szCs w:val="19"/>
-              </w:rPr>
-              <w:t xml:space="preserve">Superseded</w:t>
-            </w:r>
-          </w:p>
-        </w:tc>
-      </w:tr>
-      <w:tr>
-        <w:trPr>
-          <w:tblHeader w:val="false"/>
-        </w:trPr>
-        <w:tc>
-          <w:tcPr>
-            <w:tcW w:type="dxa" w:w="995"/>
-            <w:tcBorders>
-              <w:top w:val="single" w:color="C9D2DB" w:sz="4"/>
-              <w:left w:val="single" w:color="C9D2DB" w:sz="4"/>
-              <w:bottom w:val="single" w:color="C9D2DB" w:sz="4"/>
-              <w:right w:val="single" w:color="C9D2DB" w:sz="4"/>
-            </w:tcBorders>
-            <w:tcMar>
-              <w:top w:type="dxa" w:w="48"/>
-              <w:left w:type="dxa" w:w="90"/>
-              <w:bottom w:type="dxa" w:w="48"/>
-              <w:right w:type="dxa" w:w="90"/>
-            </w:tcMar>
-            <w:vAlign w:val="top"/>
-          </w:tcPr>
-          <w:p>
-            <w:pPr>
-              <w:spacing w:after="0" w:before="0" w:line="244"/>
-            </w:pPr>
-            <w:r>
-              <w:rPr>
-                <w:rFonts w:ascii="Calibri" w:cs="Calibri" w:eastAsia="Calibri" w:hAnsi="Calibri"/>
-                <w:color w:val="22303F"/>
-                <w:sz w:val="19"/>
-                <w:szCs w:val="19"/>
-              </w:rPr>
-              <w:t xml:space="preserve">0.4</w:t>
-            </w:r>
-          </w:p>
-        </w:tc>
-        <w:tc>
-          <w:tcPr>
-            <w:tcW w:type="dxa" w:w="1085"/>
-            <w:tcBorders>
-              <w:top w:val="single" w:color="C9D2DB" w:sz="4"/>
-              <w:left w:val="single" w:color="C9D2DB" w:sz="4"/>
-              <w:bottom w:val="single" w:color="C9D2DB" w:sz="4"/>
-              <w:right w:val="single" w:color="C9D2DB" w:sz="4"/>
-            </w:tcBorders>
-            <w:tcMar>
-              <w:top w:type="dxa" w:w="48"/>
-              <w:left w:type="dxa" w:w="90"/>
-              <w:bottom w:type="dxa" w:w="48"/>
-              <w:right w:type="dxa" w:w="90"/>
-            </w:tcMar>
-            <w:vAlign w:val="top"/>
-          </w:tcPr>
-          <w:p>
-            <w:pPr>
-              <w:spacing w:after="0" w:before="0" w:line="244"/>
-            </w:pPr>
-            <w:r>
-              <w:rPr>
-                <w:rFonts w:ascii="Calibri" w:cs="Calibri" w:eastAsia="Calibri" w:hAnsi="Calibri"/>
-                <w:color w:val="22303F"/>
-                <w:sz w:val="19"/>
-                <w:szCs w:val="19"/>
-              </w:rPr>
-              <w:t xml:space="preserve">[Date]</w:t>
-            </w:r>
-          </w:p>
-        </w:tc>
-        <w:tc>
-          <w:tcPr>
-            <w:tcW w:type="dxa" w:w="1447"/>
-            <w:tcBorders>
-              <w:top w:val="single" w:color="C9D2DB" w:sz="4"/>
-              <w:left w:val="single" w:color="C9D2DB" w:sz="4"/>
-              <w:bottom w:val="single" w:color="C9D2DB" w:sz="4"/>
-              <w:right w:val="single" w:color="C9D2DB" w:sz="4"/>
-            </w:tcBorders>
-            <w:tcMar>
-              <w:top w:type="dxa" w:w="48"/>
-              <w:left w:type="dxa" w:w="90"/>
-              <w:bottom w:type="dxa" w:w="48"/>
-              <w:right w:type="dxa" w:w="90"/>
-            </w:tcMar>
-            <w:vAlign w:val="top"/>
-          </w:tcPr>
-          <w:p>
-            <w:pPr>
-              <w:spacing w:after="0" w:before="0" w:line="244"/>
-            </w:pPr>
-            <w:r>
-              <w:rPr>
-                <w:rFonts w:ascii="Calibri" w:cs="Calibri" w:eastAsia="Calibri" w:hAnsi="Calibri"/>
-                <w:color w:val="22303F"/>
-                <w:sz w:val="19"/>
-                <w:szCs w:val="19"/>
-              </w:rPr>
-              <w:t xml:space="preserve">[All]</w:t>
-            </w:r>
-          </w:p>
-        </w:tc>
-        <w:tc>
-          <w:tcPr>
-            <w:tcW w:type="dxa" w:w="2984"/>
-            <w:tcBorders>
-              <w:top w:val="single" w:color="C9D2DB" w:sz="4"/>
-              <w:left w:val="single" w:color="C9D2DB" w:sz="4"/>
-              <w:bottom w:val="single" w:color="C9D2DB" w:sz="4"/>
-              <w:right w:val="single" w:color="C9D2DB" w:sz="4"/>
-            </w:tcBorders>
-            <w:tcMar>
-              <w:top w:type="dxa" w:w="48"/>
-              <w:left w:type="dxa" w:w="90"/>
-              <w:bottom w:type="dxa" w:w="48"/>
-              <w:right w:type="dxa" w:w="90"/>
-            </w:tcMar>
-            <w:vAlign w:val="top"/>
-          </w:tcPr>
-          <w:p>
-            <w:pPr>
-              <w:spacing w:after="0" w:before="0" w:line="244"/>
-            </w:pPr>
-            <w:r>
-              <w:rPr>
-                <w:rFonts w:ascii="Calibri" w:cs="Calibri" w:eastAsia="Calibri" w:hAnsi="Calibri"/>
-                <w:color w:val="22303F"/>
-                <w:sz w:val="19"/>
-                <w:szCs w:val="19"/>
-              </w:rPr>
-              <w:t xml:space="preserve">RTM, Risk Register, Forward Engineering Considerations and Decision Log</w:t>
-            </w:r>
-          </w:p>
-        </w:tc>
-        <w:tc>
-          <w:tcPr>
-            <w:tcW w:type="dxa" w:w="1356"/>
-            <w:tcBorders>
-              <w:top w:val="single" w:color="C9D2DB" w:sz="4"/>
-              <w:left w:val="single" w:color="C9D2DB" w:sz="4"/>
-              <w:bottom w:val="single" w:color="C9D2DB" w:sz="4"/>
-              <w:right w:val="single" w:color="C9D2DB" w:sz="4"/>
-            </w:tcBorders>
-            <w:tcMar>
-              <w:top w:type="dxa" w:w="48"/>
-              <w:left w:type="dxa" w:w="90"/>
-              <w:bottom w:type="dxa" w:w="48"/>
-              <w:right w:type="dxa" w:w="90"/>
-            </w:tcMar>
-            <w:vAlign w:val="top"/>
-          </w:tcPr>
-          <w:p>
-            <w:pPr>
-              <w:spacing w:after="0" w:before="0" w:line="244"/>
-            </w:pPr>
-            <w:r>
-              <w:rPr>
-                <w:rFonts w:ascii="Calibri" w:cs="Calibri" w:eastAsia="Calibri" w:hAnsi="Calibri"/>
-                <w:color w:val="22303F"/>
-                <w:sz w:val="19"/>
-                <w:szCs w:val="19"/>
-              </w:rPr>
-              <w:t xml:space="preserve">[All]</w:t>
-            </w:r>
-          </w:p>
-        </w:tc>
-        <w:tc>
-          <w:tcPr>
-            <w:tcW w:type="dxa" w:w="1536"/>
-            <w:tcBorders>
-              <w:top w:val="single" w:color="C9D2DB" w:sz="4"/>
-              <w:left w:val="single" w:color="C9D2DB" w:sz="4"/>
-              <w:bottom w:val="single" w:color="C9D2DB" w:sz="4"/>
-              <w:right w:val="single" w:color="C9D2DB" w:sz="4"/>
-            </w:tcBorders>
-            <w:tcMar>
-              <w:top w:type="dxa" w:w="48"/>
-              <w:left w:type="dxa" w:w="90"/>
-              <w:bottom w:type="dxa" w:w="48"/>
-              <w:right w:type="dxa" w:w="90"/>
-            </w:tcMar>
-            <w:vAlign w:val="top"/>
-          </w:tcPr>
-          <w:p>
-            <w:pPr>
-              <w:spacing w:after="0" w:before="0" w:line="244"/>
-            </w:pPr>
-            <w:r>
-              <w:rPr>
-                <w:rFonts w:ascii="Calibri" w:cs="Calibri" w:eastAsia="Calibri" w:hAnsi="Calibri"/>
-                <w:color w:val="22303F"/>
-                <w:sz w:val="19"/>
-                <w:szCs w:val="19"/>
-              </w:rPr>
-              <w:t xml:space="preserve">Superseded</w:t>
-            </w:r>
-          </w:p>
-        </w:tc>
-      </w:tr>
-      <w:tr>
-        <w:trPr>
-          <w:tblHeader w:val="false"/>
-        </w:trPr>
-        <w:tc>
-          <w:tcPr>
-            <w:tcW w:type="dxa" w:w="995"/>
-            <w:tcBorders>
-              <w:top w:val="single" w:color="C9D2DB" w:sz="4"/>
-              <w:left w:val="single" w:color="C9D2DB" w:sz="4"/>
-              <w:bottom w:val="single" w:color="C9D2DB" w:sz="4"/>
-              <w:right w:val="single" w:color="C9D2DB" w:sz="4"/>
-            </w:tcBorders>
-            <w:tcMar>
-              <w:top w:type="dxa" w:w="48"/>
-              <w:left w:type="dxa" w:w="90"/>
-              <w:bottom w:type="dxa" w:w="48"/>
-              <w:right w:type="dxa" w:w="90"/>
-            </w:tcMar>
-            <w:vAlign w:val="top"/>
-          </w:tcPr>
-          <w:p>
-            <w:pPr>
-              <w:spacing w:after="0" w:before="0" w:line="244"/>
-            </w:pPr>
-            <w:r>
-              <w:rPr>
-                <w:rFonts w:ascii="Calibri" w:cs="Calibri" w:eastAsia="Calibri" w:hAnsi="Calibri"/>
-                <w:color w:val="22303F"/>
-                <w:sz w:val="19"/>
-                <w:szCs w:val="19"/>
-              </w:rPr>
-              <w:t xml:space="preserve">1.0</w:t>
-            </w:r>
-          </w:p>
-        </w:tc>
-        <w:tc>
-          <w:tcPr>
-            <w:tcW w:type="dxa" w:w="1085"/>
-            <w:tcBorders>
-              <w:top w:val="single" w:color="C9D2DB" w:sz="4"/>
-              <w:left w:val="single" w:color="C9D2DB" w:sz="4"/>
-              <w:bottom w:val="single" w:color="C9D2DB" w:sz="4"/>
-              <w:right w:val="single" w:color="C9D2DB" w:sz="4"/>
-            </w:tcBorders>
-            <w:tcMar>
-              <w:top w:type="dxa" w:w="48"/>
-              <w:left w:type="dxa" w:w="90"/>
-              <w:bottom w:type="dxa" w:w="48"/>
-              <w:right w:type="dxa" w:w="90"/>
-            </w:tcMar>
-            <w:vAlign w:val="top"/>
-          </w:tcPr>
-          <w:p>
-            <w:pPr>
-              <w:spacing w:after="0" w:before="0" w:line="244"/>
-            </w:pPr>
-            <w:r>
-              <w:rPr>
-                <w:rFonts w:ascii="Calibri" w:cs="Calibri" w:eastAsia="Calibri" w:hAnsi="Calibri"/>
-                <w:color w:val="22303F"/>
-                <w:sz w:val="19"/>
-                <w:szCs w:val="19"/>
-              </w:rPr>
-              <w:t xml:space="preserve">[Date]</w:t>
-            </w:r>
-          </w:p>
-        </w:tc>
-        <w:tc>
-          <w:tcPr>
-            <w:tcW w:type="dxa" w:w="1447"/>
-            <w:tcBorders>
-              <w:top w:val="single" w:color="C9D2DB" w:sz="4"/>
-              <w:left w:val="single" w:color="C9D2DB" w:sz="4"/>
-              <w:bottom w:val="single" w:color="C9D2DB" w:sz="4"/>
-              <w:right w:val="single" w:color="C9D2DB" w:sz="4"/>
-            </w:tcBorders>
-            <w:tcMar>
-              <w:top w:type="dxa" w:w="48"/>
-              <w:left w:type="dxa" w:w="90"/>
-              <w:bottom w:type="dxa" w:w="48"/>
-              <w:right w:type="dxa" w:w="90"/>
-            </w:tcMar>
-            <w:vAlign w:val="top"/>
-          </w:tcPr>
-          <w:p>
-            <w:pPr>
-              <w:spacing w:after="0" w:before="0" w:line="244"/>
-            </w:pPr>
-            <w:r>
-              <w:rPr>
-                <w:rFonts w:ascii="Calibri" w:cs="Calibri" w:eastAsia="Calibri" w:hAnsi="Calibri"/>
-                <w:color w:val="22303F"/>
-                <w:sz w:val="19"/>
-                <w:szCs w:val="19"/>
-              </w:rPr>
-              <w:t xml:space="preserve">[All]</w:t>
-            </w:r>
-          </w:p>
-        </w:tc>
-        <w:tc>
-          <w:tcPr>
-            <w:tcW w:type="dxa" w:w="2984"/>
-            <w:tcBorders>
-              <w:top w:val="single" w:color="C9D2DB" w:sz="4"/>
-              <w:left w:val="single" w:color="C9D2DB" w:sz="4"/>
-              <w:bottom w:val="single" w:color="C9D2DB" w:sz="4"/>
-              <w:right w:val="single" w:color="C9D2DB" w:sz="4"/>
-            </w:tcBorders>
-            <w:tcMar>
-              <w:top w:type="dxa" w:w="48"/>
-              <w:left w:type="dxa" w:w="90"/>
-              <w:bottom w:type="dxa" w:w="48"/>
-              <w:right w:type="dxa" w:w="90"/>
-            </w:tcMar>
-            <w:vAlign w:val="top"/>
-          </w:tcPr>
-          <w:p>
-            <w:pPr>
-              <w:spacing w:after="0" w:before="0" w:line="244"/>
-            </w:pPr>
-            <w:r>
-              <w:rPr>
-                <w:rFonts w:ascii="Calibri" w:cs="Calibri" w:eastAsia="Calibri" w:hAnsi="Calibri"/>
-                <w:color w:val="22303F"/>
-                <w:sz w:val="19"/>
-                <w:szCs w:val="19"/>
-              </w:rPr>
-              <w:t xml:space="preserve">Baselined at the M1 engineering gate</w:t>
-            </w:r>
-          </w:p>
-        </w:tc>
-        <w:tc>
-          <w:tcPr>
-            <w:tcW w:type="dxa" w:w="1356"/>
-            <w:tcBorders>
-              <w:top w:val="single" w:color="C9D2DB" w:sz="4"/>
-              <w:left w:val="single" w:color="C9D2DB" w:sz="4"/>
-              <w:bottom w:val="single" w:color="C9D2DB" w:sz="4"/>
-              <w:right w:val="single" w:color="C9D2DB" w:sz="4"/>
-            </w:tcBorders>
-            <w:tcMar>
-              <w:top w:type="dxa" w:w="48"/>
-              <w:left w:type="dxa" w:w="90"/>
-              <w:bottom w:type="dxa" w:w="48"/>
-              <w:right w:type="dxa" w:w="90"/>
-            </w:tcMar>
-            <w:vAlign w:val="top"/>
-          </w:tcPr>
-          <w:p>
-            <w:pPr>
-              <w:spacing w:after="0" w:before="0" w:line="244"/>
-            </w:pPr>
-            <w:r>
-              <w:rPr>
-                <w:rFonts w:ascii="Calibri" w:cs="Calibri" w:eastAsia="Calibri" w:hAnsi="Calibri"/>
-                <w:color w:val="22303F"/>
-                <w:sz w:val="19"/>
-                <w:szCs w:val="19"/>
-              </w:rPr>
-              <w:t xml:space="preserve">[All]</w:t>
+              <w:t xml:space="preserve">Gate review, recorded in s16.</w:t>
             </w:r>
           </w:p>
         </w:tc>

--- a/docs/PED/CivicConnect_PED_v1.0.docx
+++ b/docs/PED/CivicConnect_PED_v1.0.docx
@@ -1505,7 +1505,7 @@
                 <w:sz w:val="19"/>
                 <w:szCs w:val="19"/>
               </w:rPr>
-              <w:t xml:space="preserve">Entered main through Pull Requests raised against issues #5, #6, #10, #17, #20 and #21.</w:t>
+              <w:t xml:space="preserve">Reviewed through Pull Request by Darius Mushi and Tristan Roets, against issues #5, #6, #10, #17, #20 and #21.</w:t>
             </w:r>
           </w:p>
         </w:tc>
@@ -1670,7 +1670,7 @@
                 <w:sz w:val="19"/>
                 <w:szCs w:val="19"/>
               </w:rPr>
-              <w:t xml:space="preserve">Baselined at the M1 engineering gate.</w:t>
+              <w:t xml:space="preserve">Submitted to the M1 engineering gate. The gate has not yet been held: the outcome, the readiness fields and the three approvals are recorded in s16 and are still incomplete.</w:t>
             </w:r>
           </w:p>
         </w:tc>
@@ -1702,7 +1702,7 @@
                 <w:sz w:val="19"/>
                 <w:szCs w:val="19"/>
               </w:rPr>
-              <w:t xml:space="preserve">Gate review, recorded in s16.</w:t>
+              <w:t xml:space="preserve">Reviewed through Pull Request by Darius Mushi and Tristan Roets. Gate review pending.</w:t>
             </w:r>
           </w:p>
         </w:tc>
@@ -1734,7 +1734,7 @@
                 <w:sz w:val="19"/>
                 <w:szCs w:val="19"/>
               </w:rPr>
-              <w:t xml:space="preserve">Current baseline</w:t>
+              <w:t xml:space="preserve">Proposed baseline, not yet accepted</w:t>
             </w:r>
           </w:p>
         </w:tc>

--- a/docs/PED/CivicConnect_PED_v1.0.docx
+++ b/docs/PED/CivicConnect_PED_v1.0.docx
@@ -37867,7 +37867,7 @@
                 <w:sz w:val="19"/>
                 <w:szCs w:val="19"/>
               </w:rPr>
-              <w:t xml:space="preserve">Checklist in CONTRIBUTING.md, "Review checklist": https://github.com/PVY-Smit/civicconnect/blob/800b982f60ff7edb1931debc8525ffb6a48a5a20/CONTRIBUTING.md#L55-L68. NOT YET EVIDENCED: no review comment exists to link to. The control is configured but has not yet operated; the first review is due in review window 1 (#11). Left incomplete deliberately rather than pointed at the checklist text alone, because the criterion asks for evidence that the control operates, not that it is written down.</w:t>
+              <w:t xml:space="preserve">Checklist in CONTRIBUTING.md, "Review checklist": https://github.com/PVY-Smit/civicconnect/blob/800b982f60ff7edb1931debc8525ffb6a48a5a20/CONTRIBUTING.md#L55-L68. The control operating, not merely configured: review of #18 found the registers-updated checklist inverted against the actual change, which was corrected in response (https://github.com/PVY-Smit/civicconnect/pull/18#issuecomment-5583144236); the same review found that the Figure 2 label defect was recorded in a register row but not tracked as work, and it was raised as issue #27 (https://github.com/PVY-Smit/civicconnect/pull/18#issuecomment-5583171255). Approval carrying reasoning rather than a bare tick: https://github.com/PVY-Smit/civicconnect/pull/19#pullrequestreview-5140293911.</w:t>
             </w:r>
           </w:p>
         </w:tc>

--- a/docs/PED/CivicConnect_PED_v1.0.docx
+++ b/docs/PED/CivicConnect_PED_v1.0.docx
@@ -45346,7 +45346,7 @@
                 <w:sz w:val="18"/>
                 <w:szCs w:val="18"/>
               </w:rPr>
-              <w:t xml:space="preserve">The first attempt was rejected because it was not vector source that could be regenerated: the initial figure was a canvas rendering rather than SVG. It was redone as SVG generated from a Python script and rendered to PNG, so a marker can be moved by editing the source and re-rendering rather than by redrawing the image. Two discrepancies were then found on checking and are recorded rather than silently corrected. (1) Figure 1 names one gated decision per concern, but the Decision Log records FEC-01 and FEC-06 as gating DEC-009 as well as DEC-011, since DEC-009 requires the record-level authorisation shape from FEC-01 and the reporting load position from FEC-06; the figure understates those two rows by one decision. The Forward Considerations sheet also cites DEC-010 in the Links column for FEC-03 and FEC-05 but cites no decision for FEC-01 or FEC-06, so that link is recorded in the Decision Log only. (2) In Figure 2 the single New to In Progress arc carries two stacked labels while the Assigned self-loop carries none, so 'reassign to a different staff member' reads as belonging to the wrong transition. All twelve transitions, their directions, authorised roles and guard conditions are otherwise correct.</w:t>
+              <w:t xml:space="preserve">The first attempt was rejected because it was not vector source that could be regenerated: the initial figure was a canvas rendering rather than SVG. It was redone as SVG generated from a Python script and rendered to PNG, so a marker can be moved by editing the source and re-rendering rather than by redrawing the image. Two discrepancies were then found on checking and are recorded rather than silently corrected. (1) Figure 1 names one gated decision per concern, but the Decision Log records FEC-01 and FEC-06 as gating DEC-009 as well as DEC-011, since DEC-009 requires the record-level authorisation shape from FEC-01 and the reporting load position from FEC-06; the figure understates those two rows by one decision. The Forward Considerations sheet also cites DEC-010 in the Links column for FEC-03 and FEC-05 but cites no decision for FEC-01 or FEC-06, so that link is recorded in the Decision Log only. (2) In Figure 2 the single New to In Progress arc carries two stacked labels while the Assigned self-loop carries none, so 'reassign to a different staff member' reads as belonging to the wrong transition; recorded as issue #27 and carried as a known limitation in s16.1 rather than corrected, since the diagram source is not held in the repository. All twelve transitions, their directions, authorised roles and guard conditions are otherwise correct.</w:t>
             </w:r>
           </w:p>
         </w:tc>
@@ -47886,6 +47886,32 @@
           <w:szCs w:val="20"/>
         </w:rPr>
         <w:t xml:space="preserve">  Stakeholder roles are held by a small number of real people in the organisation; the analysis in s5 is derived from the scenario in the Master Brief rather than from interviews the team conducted. Where an assumption stands in for a stakeholder statement, it is recorded as such.</w:t>
+      </w:r>
+    </w:p>
+    <w:p>
+      <w:pPr>
+        <w:spacing w:after="85" w:line="264"/>
+        <w:ind w:left="420" w:hanging="420"/>
+      </w:pPr>
+      <w:r>
+        <w:rPr>
+          <w:rFonts w:ascii="Calibri" w:cs="Calibri" w:eastAsia="Calibri" w:hAnsi="Calibri"/>
+          <w:b/>
+          <w:bCs/>
+          <w:color w:val="22303F"/>
+          <w:sz w:val="20"/>
+          <w:szCs w:val="20"/>
+        </w:rPr>
+        <w:t xml:space="preserve">5.  Figure 2 carries a label placement defect. The single New to In Progress arc shows two stacked labels while the Assigned self-loop shows none, so the reassignment label reads against the wrong transition and implies the wrong authorised role. The baselined status model on the Status Model sheet is correct and is the authority; only the rendered figure is wrong. It is recorded as issue #27 rather than corrected before the gate, because the diagram source is not held in the repository and rebuilding it the day before sign-off carries more risk than the defect does.</w:t>
+      </w:r>
+      <w:r>
+        <w:rPr>
+          <w:rFonts w:ascii="Calibri" w:cs="Calibri" w:eastAsia="Calibri" w:hAnsi="Calibri"/>
+          <w:color w:val="22303F"/>
+          <w:sz w:val="20"/>
+          <w:szCs w:val="20"/>
+        </w:rPr>
+        <w:t xml:space="preserve"/>
       </w:r>
     </w:p>
     <w:p>

--- a/docs/PED/CivicConnect_PED_v1.0.docx
+++ b/docs/PED/CivicConnect_PED_v1.0.docx
@@ -28540,7 +28540,7 @@
                 <w:sz w:val="17"/>
                 <w:szCs w:val="17"/>
               </w:rPr>
-              <w:t xml:space="preserve">[Member 1]</w:t>
+              <w:t xml:space="preserve">Tristan Roets</w:t>
             </w:r>
           </w:p>
         </w:tc>
@@ -28897,7 +28897,7 @@
                 <w:sz w:val="17"/>
                 <w:szCs w:val="17"/>
               </w:rPr>
-              <w:t xml:space="preserve">[Member 3]</w:t>
+              <w:t xml:space="preserve">Darius Mushi</w:t>
             </w:r>
           </w:p>
         </w:tc>
@@ -29254,7 +29254,7 @@
                 <w:sz w:val="17"/>
                 <w:szCs w:val="17"/>
               </w:rPr>
-              <w:t xml:space="preserve">[Member 2]</w:t>
+              <w:t xml:space="preserve">Tristan Roets</w:t>
             </w:r>
           </w:p>
         </w:tc>
@@ -29611,7 +29611,7 @@
                 <w:sz w:val="17"/>
                 <w:szCs w:val="17"/>
               </w:rPr>
-              <w:t xml:space="preserve">[Member 2]</w:t>
+              <w:t xml:space="preserve">Jean Smit</w:t>
             </w:r>
           </w:p>
         </w:tc>
@@ -29968,7 +29968,7 @@
                 <w:sz w:val="17"/>
                 <w:szCs w:val="17"/>
               </w:rPr>
-              <w:t xml:space="preserve">[Member 1]</w:t>
+              <w:t xml:space="preserve">Jean Smit</w:t>
             </w:r>
           </w:p>
         </w:tc>
@@ -30325,7 +30325,7 @@
                 <w:sz w:val="17"/>
                 <w:szCs w:val="17"/>
               </w:rPr>
-              <w:t xml:space="preserve">[Member 2]</w:t>
+              <w:t xml:space="preserve">Tristan Roets</w:t>
             </w:r>
           </w:p>
         </w:tc>
@@ -30682,7 +30682,7 @@
                 <w:sz w:val="17"/>
                 <w:szCs w:val="17"/>
               </w:rPr>
-              <w:t xml:space="preserve">[Member 1]</w:t>
+              <w:t xml:space="preserve">Jean Smit</w:t>
             </w:r>
           </w:p>
         </w:tc>
@@ -31039,7 +31039,7 @@
                 <w:sz w:val="17"/>
                 <w:szCs w:val="17"/>
               </w:rPr>
-              <w:t xml:space="preserve">[Member 3]</w:t>
+              <w:t xml:space="preserve">Darius Mushi</w:t>
             </w:r>
           </w:p>
         </w:tc>
@@ -31396,7 +31396,7 @@
                 <w:sz w:val="17"/>
                 <w:szCs w:val="17"/>
               </w:rPr>
-              <w:t xml:space="preserve">[Member 2]</w:t>
+              <w:t xml:space="preserve">Tristan Roets</w:t>
             </w:r>
           </w:p>
         </w:tc>
@@ -31753,7 +31753,7 @@
                 <w:sz w:val="17"/>
                 <w:szCs w:val="17"/>
               </w:rPr>
-              <w:t xml:space="preserve">[Member 1]</w:t>
+              <w:t xml:space="preserve">Jean Smit</w:t>
             </w:r>
           </w:p>
         </w:tc>
@@ -32110,7 +32110,7 @@
                 <w:sz w:val="17"/>
                 <w:szCs w:val="17"/>
               </w:rPr>
-              <w:t xml:space="preserve">[Member 1]</w:t>
+              <w:t xml:space="preserve">Jean Smit</w:t>
             </w:r>
           </w:p>
         </w:tc>
@@ -32467,7 +32467,7 @@
                 <w:sz w:val="17"/>
                 <w:szCs w:val="17"/>
               </w:rPr>
-              <w:t xml:space="preserve">[Member 3]</w:t>
+              <w:t xml:space="preserve">Darius Mushi</w:t>
             </w:r>
           </w:p>
         </w:tc>
@@ -32824,7 +32824,7 @@
                 <w:sz w:val="17"/>
                 <w:szCs w:val="17"/>
               </w:rPr>
-              <w:t xml:space="preserve">[Member 2]</w:t>
+              <w:t xml:space="preserve">Tristan Roets</w:t>
             </w:r>
           </w:p>
         </w:tc>
@@ -33181,7 +33181,7 @@
                 <w:sz w:val="17"/>
                 <w:szCs w:val="17"/>
               </w:rPr>
-              <w:t xml:space="preserve">[Member 3]</w:t>
+              <w:t xml:space="preserve">Darius Mushi</w:t>
             </w:r>
           </w:p>
         </w:tc>

--- a/docs/PED/CivicConnect_PED_v1.0.docx
+++ b/docs/PED/CivicConnect_PED_v1.0.docx
@@ -376,7 +376,7 @@
                 <w:sz w:val="18"/>
                 <w:szCs w:val="18"/>
               </w:rPr>
-              <w:t xml:space="preserve">[Member 1 - student number]   |   [Member 2 - student number]   |   Darius Mushi - 577982</w:t>
+              <w:t xml:space="preserve">Jean Smit - 600368   |   Tristan Roets - 601764   |   Darius Mushi - 577982</w:t>
             </w:r>
           </w:p>
         </w:tc>
@@ -450,7 +450,7 @@
                 <w:sz w:val="18"/>
                 <w:szCs w:val="18"/>
               </w:rPr>
-              <w:t xml:space="preserve">[DRAFT / BASELINED]   -   date [insert]</w:t>
+              <w:t xml:space="preserve">DRAFT. Not yet baselined: the gate outcome, readiness fields and approvals are recorded in s16 and are still incomplete.</w:t>
             </w:r>
           </w:p>
         </w:tc>
@@ -598,7 +598,7 @@
                 <w:sz w:val="18"/>
                 <w:szCs w:val="18"/>
               </w:rPr>
-              <w:t xml:space="preserve">[Insert team repository URL]</w:t>
+              <w:t xml:space="preserve">https://github.com/PVY-Smit/civicconnect</w:t>
             </w:r>
           </w:p>
         </w:tc>

--- a/docs/PED/CivicConnect_PED_v1.0.docx
+++ b/docs/PED/CivicConnect_PED_v1.0.docx
@@ -376,7 +376,7 @@
                 <w:sz w:val="18"/>
                 <w:szCs w:val="18"/>
               </w:rPr>
-              <w:t xml:space="preserve">[Member 1 - student number]   |   [Member 2 - student number]   |   Darius Mushi - 577982</w:t>
+              <w:t xml:space="preserve">Jean Smit - 600368   |   Tristan Roets - 601764   |   Darius Mushi - 577982</w:t>
             </w:r>
           </w:p>
         </w:tc>
@@ -450,7 +450,7 @@
                 <w:sz w:val="18"/>
                 <w:szCs w:val="18"/>
               </w:rPr>
-              <w:t xml:space="preserve">[DRAFT / BASELINED]   -   date [insert]</w:t>
+              <w:t xml:space="preserve">DRAFT. Not yet baselined: the gate outcome, readiness fields and approvals are recorded in s16 and are still incomplete.</w:t>
             </w:r>
           </w:p>
         </w:tc>
@@ -598,7 +598,7 @@
                 <w:sz w:val="18"/>
                 <w:szCs w:val="18"/>
               </w:rPr>
-              <w:t xml:space="preserve">[Insert team repository URL]</w:t>
+              <w:t xml:space="preserve">https://github.com/PVY-Smit/civicconnect</w:t>
             </w:r>
           </w:p>
         </w:tc>
@@ -27759,6 +27759,448 @@
         <w:pageBreakBefore/>
       </w:pPr>
     </w:p>
+    <w:tbl>
+      <w:tblPr>
+        <w:tblStyle w:val="ListTable6Colourful"/>
+        <w:tblW w:w="0" w:type="auto"/>
+        <w:tblLook w:val="04A0" w:firstRow="1" w:lastRow="0" w:firstColumn="1" w:lastColumn="0" w:noHBand="0" w:noVBand="1"/>
+      </w:tblPr>
+      <w:tblGrid>
+        <w:gridCol w:w="1859"/>
+        <w:gridCol w:w="7553"/>
+      </w:tblGrid>
+      <w:tr>
+        <w:trPr>
+          <w:cnfStyle w:val="100000000000" w:firstRow="1" w:lastRow="0" w:firstColumn="0" w:lastColumn="0" w:oddVBand="0" w:evenVBand="0" w:oddHBand="0" w:evenHBand="0" w:firstRowFirstColumn="0" w:firstRowLastColumn="0" w:lastRowFirstColumn="0" w:lastRowLastColumn="0"/>
+        </w:trPr>
+        <w:tc>
+          <w:tcPr>
+            <w:cnfStyle w:val="001000000000" w:firstRow="0" w:lastRow="0" w:firstColumn="1" w:lastColumn="0" w:oddVBand="0" w:evenVBand="0" w:oddHBand="0" w:evenHBand="0" w:firstRowFirstColumn="0" w:firstRowLastColumn="0" w:lastRowFirstColumn="0" w:lastRowLastColumn="0"/>
+            <w:tcW w:w="0" w:type="auto"/>
+            <w:hideMark/>
+          </w:tcPr>
+          <w:p>
+            <w:r>
+              <w:t>Link in the chain</w:t>
+            </w:r>
+          </w:p>
+        </w:tc>
+        <w:tc>
+          <w:tcPr>
+            <w:tcW w:w="0" w:type="auto"/>
+            <w:hideMark/>
+          </w:tcPr>
+          <w:p>
+            <w:pPr>
+              <w:cnfStyle w:val="100000000000" w:firstRow="1" w:lastRow="0" w:firstColumn="0" w:lastColumn="0" w:oddVBand="0" w:evenVBand="0" w:oddHBand="0" w:evenHBand="0" w:firstRowFirstColumn="0" w:firstRowLastColumn="0" w:lastRowFirstColumn="0" w:lastRowLastColumn="0"/>
+            </w:pPr>
+            <w:r>
+              <w:t>Evidence today</w:t>
+            </w:r>
+          </w:p>
+        </w:tc>
+      </w:tr>
+      <w:tr>
+        <w:trPr>
+          <w:cnfStyle w:val="000000100000" w:firstRow="0" w:lastRow="0" w:firstColumn="0" w:lastColumn="0" w:oddVBand="0" w:evenVBand="0" w:oddHBand="1" w:evenHBand="0" w:firstRowFirstColumn="0" w:firstRowLastColumn="0" w:lastRowFirstColumn="0" w:lastRowLastColumn="0"/>
+        </w:trPr>
+        <w:tc>
+          <w:tcPr>
+            <w:cnfStyle w:val="001000000000" w:firstRow="0" w:lastRow="0" w:firstColumn="1" w:lastColumn="0" w:oddVBand="0" w:evenVBand="0" w:oddHBand="0" w:evenHBand="0" w:firstRowFirstColumn="0" w:firstRowLastColumn="0" w:lastRowFirstColumn="0" w:lastRowLastColumn="0"/>
+            <w:tcW w:w="0" w:type="auto"/>
+            <w:hideMark/>
+          </w:tcPr>
+          <w:p>
+            <w:r>
+              <w:t xml:space="preserve">Stakeholder need</w:t>
+            </w:r>
+          </w:p>
+        </w:tc>
+        <w:tc>
+          <w:tcPr>
+            <w:tcW w:w="0" w:type="auto"/>
+            <w:hideMark/>
+          </w:tcPr>
+          <w:p>
+            <w:pPr>
+              <w:cnfStyle w:val="000000100000" w:firstRow="0" w:lastRow="0" w:firstColumn="0" w:lastColumn="0" w:oddVBand="0" w:evenVBand="0" w:oddHBand="1" w:evenHBand="0" w:firstRowFirstColumn="0" w:firstRowLastColumn="0" w:lastRowFirstColumn="0" w:lastRowLastColumn="0"/>
+            </w:pPr>
+            <w:r>
+              <w:t xml:space="preserve">STK-03, Coordinator: "reliable prioritisation, clear ownership of every request." STK-04, Management, needs counts it can trust.</w:t>
+            </w:r>
+          </w:p>
+        </w:tc>
+      </w:tr>
+      <w:tr>
+        <w:trPr>
+          <w:cnfStyle w:val="000000100000" w:firstRow="0" w:lastRow="0" w:firstColumn="0" w:lastColumn="0" w:oddVBand="0" w:evenVBand="0" w:oddHBand="1" w:evenHBand="0" w:firstRowFirstColumn="0" w:firstRowLastColumn="0" w:lastRowFirstColumn="0" w:lastRowLastColumn="0"/>
+        </w:trPr>
+        <w:tc>
+          <w:tcPr>
+            <w:cnfStyle w:val="001000000000" w:firstRow="0" w:lastRow="0" w:firstColumn="1" w:lastColumn="0" w:oddVBand="0" w:evenVBand="0" w:oddHBand="0" w:evenHBand="0" w:firstRowFirstColumn="0" w:firstRowLastColumn="0" w:lastRowFirstColumn="0" w:lastRowLastColumn="0"/>
+            <w:tcW w:w="0" w:type="auto"/>
+            <w:hideMark/>
+          </w:tcPr>
+          <w:p>
+            <w:r>
+              <w:t xml:space="preserve">Business need</w:t>
+            </w:r>
+          </w:p>
+        </w:tc>
+        <w:tc>
+          <w:tcPr>
+            <w:tcW w:w="0" w:type="auto"/>
+            <w:hideMark/>
+          </w:tcPr>
+          <w:p>
+            <w:pPr>
+              <w:cnfStyle w:val="000000100000" w:firstRow="0" w:lastRow="0" w:firstColumn="0" w:lastColumn="0" w:oddVBand="0" w:evenVBand="0" w:oddHBand="1" w:evenHBand="0" w:firstRowFirstColumn="0" w:firstRowLastColumn="0" w:lastRowFirstColumn="0" w:lastRowLastColumn="0"/>
+            </w:pPr>
+            <w:r>
+              <w:t xml:space="preserve">Master Brief s2: there is weak accountability for changes to request status and actions taken, and no single controlled record of a request's lifecycle.</w:t>
+            </w:r>
+          </w:p>
+        </w:tc>
+      </w:tr>
+      <w:tr>
+        <w:trPr>
+          <w:cnfStyle w:val="000000100000" w:firstRow="0" w:lastRow="0" w:firstColumn="0" w:lastColumn="0" w:oddVBand="0" w:evenVBand="0" w:oddHBand="1" w:evenHBand="0" w:firstRowFirstColumn="0" w:firstRowLastColumn="0" w:lastRowFirstColumn="0" w:lastRowLastColumn="0"/>
+        </w:trPr>
+        <w:tc>
+          <w:tcPr>
+            <w:cnfStyle w:val="001000000000" w:firstRow="0" w:lastRow="0" w:firstColumn="1" w:lastColumn="0" w:oddVBand="0" w:evenVBand="0" w:oddHBand="0" w:evenHBand="0" w:firstRowFirstColumn="0" w:firstRowLastColumn="0" w:lastRowFirstColumn="0" w:lastRowLastColumn="0"/>
+            <w:tcW w:w="0" w:type="auto"/>
+            <w:hideMark/>
+          </w:tcPr>
+          <w:p>
+            <w:r>
+              <w:t xml:space="preserve">Requirement</w:t>
+            </w:r>
+          </w:p>
+        </w:tc>
+        <w:tc>
+          <w:tcPr>
+            <w:tcW w:w="0" w:type="auto"/>
+            <w:hideMark/>
+          </w:tcPr>
+          <w:p>
+            <w:pPr>
+              <w:cnfStyle w:val="000000100000" w:firstRow="0" w:lastRow="0" w:firstColumn="0" w:lastColumn="0" w:oddVBand="0" w:evenVBand="0" w:oddHBand="1" w:evenHBand="0" w:firstRowFirstColumn="0" w:firstRowLastColumn="0" w:lastRowFirstColumn="0" w:lastRowLastColumn="0"/>
+            </w:pPr>
+            <w:r>
+              <w:t xml:space="preserve">FR-016: the system shall permit a status change only where the transition is allowed by the request status model (Figure 2) and only by a role authorised for that transition. Must.</w:t>
+            </w:r>
+          </w:p>
+        </w:tc>
+      </w:tr>
+      <w:tr>
+        <w:trPr>
+          <w:cnfStyle w:val="000000100000" w:firstRow="0" w:lastRow="0" w:firstColumn="0" w:lastColumn="0" w:oddVBand="0" w:evenVBand="0" w:oddHBand="1" w:evenHBand="0" w:firstRowFirstColumn="0" w:firstRowLastColumn="0" w:lastRowFirstColumn="0" w:lastRowLastColumn="0"/>
+        </w:trPr>
+        <w:tc>
+          <w:tcPr>
+            <w:cnfStyle w:val="001000000000" w:firstRow="0" w:lastRow="0" w:firstColumn="1" w:lastColumn="0" w:oddVBand="0" w:evenVBand="0" w:oddHBand="0" w:evenHBand="0" w:firstRowFirstColumn="0" w:firstRowLastColumn="0" w:lastRowFirstColumn="0" w:lastRowLastColumn="0"/>
+            <w:tcW w:w="0" w:type="auto"/>
+            <w:hideMark/>
+          </w:tcPr>
+          <w:p>
+            <w:r>
+              <w:t xml:space="preserve">Acceptance criteria</w:t>
+            </w:r>
+          </w:p>
+        </w:tc>
+        <w:tc>
+          <w:tcPr>
+            <w:tcW w:w="0" w:type="auto"/>
+            <w:hideMark/>
+          </w:tcPr>
+          <w:p>
+            <w:pPr>
+              <w:cnfStyle w:val="000000100000" w:firstRow="0" w:lastRow="0" w:firstColumn="0" w:lastColumn="0" w:oddVBand="0" w:evenVBand="0" w:oddHBand="1" w:evenHBand="0" w:firstRowFirstColumn="0" w:firstRowLastColumn="0" w:lastRowFirstColumn="0" w:lastRowLastColumn="0"/>
+            </w:pPr>
+            <w:r>
+              <w:t xml:space="preserve">For every ordered pair of statuses, a transition allowed by the model succeeds for an authorised role, and every transition not in the model is refused, including when issued directly to the endpoint.</w:t>
+            </w:r>
+          </w:p>
+        </w:tc>
+      </w:tr>
+      <w:tr>
+        <w:trPr>
+          <w:cnfStyle w:val="000000100000" w:firstRow="0" w:lastRow="0" w:firstColumn="0" w:lastColumn="0" w:oddVBand="0" w:evenVBand="0" w:oddHBand="1" w:evenHBand="0" w:firstRowFirstColumn="0" w:firstRowLastColumn="0" w:lastRowFirstColumn="0" w:lastRowLastColumn="0"/>
+        </w:trPr>
+        <w:tc>
+          <w:tcPr>
+            <w:cnfStyle w:val="001000000000" w:firstRow="0" w:lastRow="0" w:firstColumn="1" w:lastColumn="0" w:oddVBand="0" w:evenVBand="0" w:oddHBand="0" w:evenHBand="0" w:firstRowFirstColumn="0" w:firstRowLastColumn="0" w:lastRowFirstColumn="0" w:lastRowLastColumn="0"/>
+            <w:tcW w:w="0" w:type="auto"/>
+            <w:hideMark/>
+          </w:tcPr>
+          <w:p>
+            <w:r>
+              <w:t xml:space="preserve">Decision it depends on</w:t>
+            </w:r>
+          </w:p>
+        </w:tc>
+        <w:tc>
+          <w:tcPr>
+            <w:tcW w:w="0" w:type="auto"/>
+            <w:hideMark/>
+          </w:tcPr>
+          <w:p>
+            <w:pPr>
+              <w:cnfStyle w:val="000000100000" w:firstRow="0" w:lastRow="0" w:firstColumn="0" w:lastColumn="0" w:oddVBand="0" w:evenVBand="0" w:oddHBand="1" w:evenHBand="0" w:firstRowFirstColumn="0" w:firstRowLastColumn="0" w:lastRowFirstColumn="0" w:lastRowLastColumn="0"/>
+            </w:pPr>
+            <w:r>
+              <w:t xml:space="preserve">The status model itself, baselined as Figure 2 with all twelve transitions and their authorised roles enumerated on the Status Model sheet. Without a closed model there is nothing for the guard to enforce.</w:t>
+            </w:r>
+          </w:p>
+        </w:tc>
+      </w:tr>
+      <w:tr>
+        <w:trPr>
+          <w:cnfStyle w:val="000000100000" w:firstRow="0" w:lastRow="0" w:firstColumn="0" w:lastColumn="0" w:oddVBand="0" w:evenVBand="0" w:oddHBand="1" w:evenHBand="0" w:firstRowFirstColumn="0" w:firstRowLastColumn="0" w:lastRowFirstColumn="0" w:lastRowLastColumn="0"/>
+        </w:trPr>
+        <w:tc>
+          <w:tcPr>
+            <w:cnfStyle w:val="001000000000" w:firstRow="0" w:lastRow="0" w:firstColumn="1" w:lastColumn="0" w:oddVBand="0" w:evenVBand="0" w:oddHBand="0" w:evenHBand="0" w:firstRowFirstColumn="0" w:firstRowLastColumn="0" w:lastRowFirstColumn="0" w:lastRowLastColumn="0"/>
+            <w:tcW w:w="0" w:type="auto"/>
+            <w:hideMark/>
+          </w:tcPr>
+          <w:p>
+            <w:r>
+              <w:t xml:space="preserve">Constraint it engages</w:t>
+            </w:r>
+          </w:p>
+        </w:tc>
+        <w:tc>
+          <w:tcPr>
+            <w:tcW w:w="0" w:type="auto"/>
+            <w:hideMark/>
+          </w:tcPr>
+          <w:p>
+            <w:pPr>
+              <w:cnfStyle w:val="000000100000" w:firstRow="0" w:lastRow="0" w:firstColumn="0" w:lastColumn="0" w:oddVBand="0" w:evenVBand="0" w:oddHBand="1" w:evenHBand="0" w:firstRowFirstColumn="0" w:firstRowLastColumn="0" w:lastRowFirstColumn="0" w:lastRowLastColumn="0"/>
+            </w:pPr>
+            <w:r>
+              <w:t xml:space="preserve">CON-04 quality, because the acceptance criterion is only meaningful if every pair in the model is actually exercised; and CON-05 security, because the guard is an authorisation check, not a user-interface convenience.</w:t>
+            </w:r>
+          </w:p>
+        </w:tc>
+      </w:tr>
+      <w:tr>
+        <w:trPr>
+          <w:cnfStyle w:val="000000100000" w:firstRow="0" w:lastRow="0" w:firstColumn="0" w:lastColumn="0" w:oddVBand="0" w:evenVBand="0" w:oddHBand="1" w:evenHBand="0" w:firstRowFirstColumn="0" w:firstRowLastColumn="0" w:lastRowFirstColumn="0" w:lastRowLastColumn="0"/>
+        </w:trPr>
+        <w:tc>
+          <w:tcPr>
+            <w:cnfStyle w:val="001000000000" w:firstRow="0" w:lastRow="0" w:firstColumn="1" w:lastColumn="0" w:oddVBand="0" w:evenVBand="0" w:oddHBand="0" w:evenHBand="0" w:firstRowFirstColumn="0" w:firstRowLastColumn="0" w:lastRowFirstColumn="0" w:lastRowLastColumn="0"/>
+            <w:tcW w:w="0" w:type="auto"/>
+            <w:hideMark/>
+          </w:tcPr>
+          <w:p>
+            <w:r>
+              <w:t xml:space="preserve">Risk it mitigates</w:t>
+            </w:r>
+          </w:p>
+        </w:tc>
+        <w:tc>
+          <w:tcPr>
+            <w:tcW w:w="0" w:type="auto"/>
+            <w:hideMark/>
+          </w:tcPr>
+          <w:p>
+            <w:pPr>
+              <w:cnfStyle w:val="000000100000" w:firstRow="0" w:lastRow="0" w:firstColumn="0" w:lastColumn="0" w:oddVBand="0" w:evenVBand="0" w:oddHBand="1" w:evenHBand="0" w:firstRowFirstColumn="0" w:firstRowLastColumn="0" w:lastRowFirstColumn="0" w:lastRowLastColumn="0"/>
+            </w:pPr>
+            <w:r>
+              <w:t xml:space="preserve">RSK-09, the status model proves ambiguous or incomplete after data exists and management reporting becomes unreliable. Probability 2, impact 4, exposure 8, Medium. Owner Darius Mushi.</w:t>
+            </w:r>
+          </w:p>
+        </w:tc>
+      </w:tr>
+      <w:tr>
+        <w:trPr>
+          <w:cnfStyle w:val="000000100000" w:firstRow="0" w:lastRow="0" w:firstColumn="0" w:lastColumn="0" w:oddVBand="0" w:evenVBand="0" w:oddHBand="1" w:evenHBand="0" w:firstRowFirstColumn="0" w:firstRowLastColumn="0" w:lastRowFirstColumn="0" w:lastRowLastColumn="0"/>
+        </w:trPr>
+        <w:tc>
+          <w:tcPr>
+            <w:cnfStyle w:val="001000000000" w:firstRow="0" w:lastRow="0" w:firstColumn="1" w:lastColumn="0" w:oddVBand="0" w:evenVBand="0" w:oddHBand="0" w:evenHBand="0" w:firstRowFirstColumn="0" w:firstRowLastColumn="0" w:lastRowFirstColumn="0" w:lastRowLastColumn="0"/>
+            <w:tcW w:w="0" w:type="auto"/>
+            <w:hideMark/>
+          </w:tcPr>
+          <w:p>
+            <w:r>
+              <w:t xml:space="preserve">Forward consideration</w:t>
+            </w:r>
+          </w:p>
+        </w:tc>
+        <w:tc>
+          <w:tcPr>
+            <w:tcW w:w="0" w:type="auto"/>
+            <w:hideMark/>
+          </w:tcPr>
+          <w:p>
+            <w:pPr>
+              <w:cnfStyle w:val="000000100000" w:firstRow="0" w:lastRow="0" w:firstColumn="0" w:lastColumn="0" w:oddVBand="0" w:evenVBand="0" w:oddHBand="1" w:evenHBand="0" w:firstRowFirstColumn="0" w:firstRowLastColumn="0" w:lastRowFirstColumn="0" w:lastRowLastColumn="0"/>
+            </w:pPr>
+            <w:r>
+              <w:t xml:space="preserve">FEC-02: the model is decided inside M1 rather than deferred, because a status added after go-live cannot be applied to records already closed. It constrains the M2 persistence design and the M3 transition testing.</w:t>
+            </w:r>
+          </w:p>
+        </w:tc>
+      </w:tr>
+      <w:tr>
+        <w:trPr>
+          <w:cnfStyle w:val="000000100000" w:firstRow="0" w:lastRow="0" w:firstColumn="0" w:lastColumn="0" w:oddVBand="0" w:evenVBand="0" w:oddHBand="1" w:evenHBand="0" w:firstRowFirstColumn="0" w:firstRowLastColumn="0" w:lastRowFirstColumn="0" w:lastRowLastColumn="0"/>
+        </w:trPr>
+        <w:tc>
+          <w:tcPr>
+            <w:cnfStyle w:val="001000000000" w:firstRow="0" w:lastRow="0" w:firstColumn="1" w:lastColumn="0" w:oddVBand="0" w:evenVBand="0" w:oddHBand="0" w:evenHBand="0" w:firstRowFirstColumn="0" w:firstRowLastColumn="0" w:lastRowFirstColumn="0" w:lastRowLastColumn="0"/>
+            <w:tcW w:w="0" w:type="auto"/>
+            <w:hideMark/>
+          </w:tcPr>
+          <w:p>
+            <w:r>
+              <w:t xml:space="preserve">Design evidence</w:t>
+            </w:r>
+          </w:p>
+        </w:tc>
+        <w:tc>
+          <w:tcPr>
+            <w:tcW w:w="0" w:type="auto"/>
+            <w:hideMark/>
+          </w:tcPr>
+          <w:p>
+            <w:pPr>
+              <w:cnfStyle w:val="000000100000" w:firstRow="0" w:lastRow="0" w:firstColumn="0" w:lastColumn="0" w:oddVBand="0" w:evenVBand="0" w:oddHBand="1" w:evenHBand="0" w:firstRowFirstColumn="0" w:firstRowLastColumn="0" w:lastRowFirstColumn="0" w:lastRowLastColumn="0"/>
+            </w:pPr>
+            <w:r>
+              <w:t xml:space="preserve">Not yet produced. Due M2, tracked as RTM row TR-016 column H: the architecture or state-diagram reference showing where the transition guard is enforced.</w:t>
+            </w:r>
+          </w:p>
+        </w:tc>
+      </w:tr>
+      <w:tr>
+        <w:trPr>
+          <w:cnfStyle w:val="000000100000" w:firstRow="0" w:lastRow="0" w:firstColumn="0" w:lastColumn="0" w:oddVBand="0" w:evenVBand="0" w:oddHBand="1" w:evenHBand="0" w:firstRowFirstColumn="0" w:firstRowLastColumn="0" w:lastRowFirstColumn="0" w:lastRowLastColumn="0"/>
+        </w:trPr>
+        <w:tc>
+          <w:tcPr>
+            <w:cnfStyle w:val="001000000000" w:firstRow="0" w:lastRow="0" w:firstColumn="1" w:lastColumn="0" w:oddVBand="0" w:evenVBand="0" w:oddHBand="0" w:evenHBand="0" w:firstRowFirstColumn="0" w:firstRowLastColumn="0" w:lastRowFirstColumn="0" w:lastRowLastColumn="0"/>
+            <w:tcW w:w="0" w:type="auto"/>
+            <w:hideMark/>
+          </w:tcPr>
+          <w:p>
+            <w:r>
+              <w:t xml:space="preserve">Issue and Pull Request</w:t>
+            </w:r>
+          </w:p>
+        </w:tc>
+        <w:tc>
+          <w:tcPr>
+            <w:tcW w:w="0" w:type="auto"/>
+            <w:hideMark/>
+          </w:tcPr>
+          <w:p>
+            <w:pPr>
+              <w:cnfStyle w:val="000000100000" w:firstRow="0" w:lastRow="0" w:firstColumn="0" w:lastColumn="0" w:oddVBand="0" w:evenVBand="0" w:oddHBand="1" w:evenHBand="0" w:firstRowFirstColumn="0" w:firstRowLastColumn="0" w:lastRowFirstColumn="0" w:lastRowLastColumn="0"/>
+            </w:pPr>
+            <w:r>
+              <w:t xml:space="preserve">Not yet produced. Due M3, RTM columns I and J: the issue and Pull Request building the guard.</w:t>
+            </w:r>
+          </w:p>
+        </w:tc>
+      </w:tr>
+      <w:tr>
+        <w:trPr>
+          <w:cnfStyle w:val="000000100000" w:firstRow="0" w:lastRow="0" w:firstColumn="0" w:lastColumn="0" w:oddVBand="0" w:evenVBand="0" w:oddHBand="1" w:evenHBand="0" w:firstRowFirstColumn="0" w:firstRowLastColumn="0" w:lastRowFirstColumn="0" w:lastRowLastColumn="0"/>
+        </w:trPr>
+        <w:tc>
+          <w:tcPr>
+            <w:cnfStyle w:val="001000000000" w:firstRow="0" w:lastRow="0" w:firstColumn="1" w:lastColumn="0" w:oddVBand="0" w:evenVBand="0" w:oddHBand="0" w:evenHBand="0" w:firstRowFirstColumn="0" w:firstRowLastColumn="0" w:lastRowFirstColumn="0" w:lastRowLastColumn="0"/>
+            <w:tcW w:w="0" w:type="auto"/>
+            <w:hideMark/>
+          </w:tcPr>
+          <w:p>
+            <w:r>
+              <w:t xml:space="preserve">Test evidence</w:t>
+            </w:r>
+          </w:p>
+        </w:tc>
+        <w:tc>
+          <w:tcPr>
+            <w:tcW w:w="0" w:type="auto"/>
+            <w:hideMark/>
+          </w:tcPr>
+          <w:p>
+            <w:pPr>
+              <w:cnfStyle w:val="000000100000" w:firstRow="0" w:lastRow="0" w:firstColumn="0" w:lastColumn="0" w:oddVBand="0" w:evenVBand="0" w:oddHBand="1" w:evenHBand="0" w:firstRowFirstColumn="0" w:firstRowLastColumn="0" w:lastRowFirstColumn="0" w:lastRowLastColumn="0"/>
+            </w:pPr>
+            <w:r>
+              <w:t xml:space="preserve">Not yet produced. Due M3, RTM column K: a matrix over all ordered status pairs, including the negative case asserting that a transition absent from the model is refused when issued directly to the endpoint rather than through the interface.</w:t>
+            </w:r>
+          </w:p>
+        </w:tc>
+      </w:tr>
+      <w:tr>
+        <w:trPr>
+          <w:cnfStyle w:val="000000100000" w:firstRow="0" w:lastRow="0" w:firstColumn="0" w:lastColumn="0" w:oddVBand="0" w:evenVBand="0" w:oddHBand="1" w:evenHBand="0" w:firstRowFirstColumn="0" w:firstRowLastColumn="0" w:lastRowFirstColumn="0" w:lastRowLastColumn="0"/>
+        </w:trPr>
+        <w:tc>
+          <w:tcPr>
+            <w:cnfStyle w:val="001000000000" w:firstRow="0" w:lastRow="0" w:firstColumn="1" w:lastColumn="0" w:oddVBand="0" w:evenVBand="0" w:oddHBand="0" w:evenHBand="0" w:firstRowFirstColumn="0" w:firstRowLastColumn="0" w:lastRowFirstColumn="0" w:lastRowLastColumn="0"/>
+            <w:tcW w:w="0" w:type="auto"/>
+            <w:hideMark/>
+          </w:tcPr>
+          <w:p>
+            <w:r>
+              <w:t xml:space="preserve">Release and acceptance evidence</w:t>
+            </w:r>
+          </w:p>
+        </w:tc>
+        <w:tc>
+          <w:tcPr>
+            <w:tcW w:w="0" w:type="auto"/>
+            <w:hideMark/>
+          </w:tcPr>
+          <w:p>
+            <w:pPr>
+              <w:cnfStyle w:val="000000100000" w:firstRow="0" w:lastRow="0" w:firstColumn="0" w:lastColumn="0" w:oddVBand="0" w:evenVBand="0" w:oddHBand="1" w:evenHBand="0" w:firstRowFirstColumn="0" w:firstRowLastColumn="0" w:lastRowFirstColumn="0" w:lastRowLastColumn="0"/>
+            </w:pPr>
+            <w:r>
+              <w:t xml:space="preserve">Not yet produced. Due M4, RTM column L: management reporting reconciling against the audit trail, which is what FEC-02 says the model finally has to support.</w:t>
+            </w:r>
+          </w:p>
+        </w:tc>
+      </w:tr>
+    </w:tbl>
+    <w:p>
+      <w:pPr>
+        <w:pageBreakBefore/>
+      </w:pPr>
+    </w:p>
+    <w:p>
+      <w:r>
+        <w:t>At M2, column H (Design ref) will hold the architecture or state-diagram reference showing where FR-016's transition guard is implemented. At M3, columns I</w:t>
+      </w:r>
+      <w:r>
+        <w:t xml:space="preserve"> - </w:t>
+      </w:r>
+      <w:r>
+        <w:t>K will hold the issue/PR building the guard logic, its implementation reference, and the automated test reference proving the acceptance criteria</w:t>
+      </w:r>
+      <w:r>
+        <w:t xml:space="preserve">, </w:t>
+      </w:r>
+      <w:r>
+        <w:t xml:space="preserve"> including the direct-to-endpoint negative case</w:t>
+      </w:r>
+      <w:r>
+        <w:t xml:space="preserve">, </w:t>
+      </w:r>
+      <w:r>
+        <w:t xml:space="preserve"> actually passes.</w:t>
+      </w:r>
+    </w:p>
     <w:p>
       <w:pPr>
         <w:sectPr>
@@ -28540,7 +28982,7 @@
                 <w:sz w:val="17"/>
                 <w:szCs w:val="17"/>
               </w:rPr>
-              <w:t xml:space="preserve">[Member 1]</w:t>
+              <w:t xml:space="preserve">Tristan Roets</w:t>
             </w:r>
           </w:p>
         </w:tc>
@@ -28897,7 +29339,7 @@
                 <w:sz w:val="17"/>
                 <w:szCs w:val="17"/>
               </w:rPr>
-              <w:t xml:space="preserve">[Member 3]</w:t>
+              <w:t xml:space="preserve">Darius Mushi</w:t>
             </w:r>
           </w:p>
         </w:tc>
@@ -29254,7 +29696,7 @@
                 <w:sz w:val="17"/>
                 <w:szCs w:val="17"/>
               </w:rPr>
-              <w:t xml:space="preserve">[Member 2]</w:t>
+              <w:t xml:space="preserve">Tristan Roets</w:t>
             </w:r>
           </w:p>
         </w:tc>
@@ -29611,7 +30053,7 @@
                 <w:sz w:val="17"/>
                 <w:szCs w:val="17"/>
               </w:rPr>
-              <w:t xml:space="preserve">[Member 2]</w:t>
+              <w:t xml:space="preserve">Jean Smit</w:t>
             </w:r>
           </w:p>
         </w:tc>
@@ -29968,7 +30410,7 @@
                 <w:sz w:val="17"/>
                 <w:szCs w:val="17"/>
               </w:rPr>
-              <w:t xml:space="preserve">[Member 1]</w:t>
+              <w:t xml:space="preserve">Jean Smit</w:t>
             </w:r>
           </w:p>
         </w:tc>
@@ -30325,7 +30767,7 @@
                 <w:sz w:val="17"/>
                 <w:szCs w:val="17"/>
               </w:rPr>
-              <w:t xml:space="preserve">[Member 2]</w:t>
+              <w:t xml:space="preserve">Tristan Roets</w:t>
             </w:r>
           </w:p>
         </w:tc>
@@ -30682,7 +31124,7 @@
                 <w:sz w:val="17"/>
                 <w:szCs w:val="17"/>
               </w:rPr>
-              <w:t xml:space="preserve">[Member 1]</w:t>
+              <w:t xml:space="preserve">Jean Smit</w:t>
             </w:r>
           </w:p>
         </w:tc>
@@ -31039,7 +31481,7 @@
                 <w:sz w:val="17"/>
                 <w:szCs w:val="17"/>
               </w:rPr>
-              <w:t xml:space="preserve">[Member 3]</w:t>
+              <w:t xml:space="preserve">Darius Mushi</w:t>
             </w:r>
           </w:p>
         </w:tc>
@@ -31396,7 +31838,7 @@
                 <w:sz w:val="17"/>
                 <w:szCs w:val="17"/>
               </w:rPr>
-              <w:t xml:space="preserve">[Member 2]</w:t>
+              <w:t xml:space="preserve">Tristan Roets</w:t>
             </w:r>
           </w:p>
         </w:tc>
@@ -31753,7 +32195,7 @@
                 <w:sz w:val="17"/>
                 <w:szCs w:val="17"/>
               </w:rPr>
-              <w:t xml:space="preserve">[Member 1]</w:t>
+              <w:t xml:space="preserve">Jean Smit</w:t>
             </w:r>
           </w:p>
         </w:tc>
@@ -32110,7 +32552,7 @@
                 <w:sz w:val="17"/>
                 <w:szCs w:val="17"/>
               </w:rPr>
-              <w:t xml:space="preserve">[Member 1]</w:t>
+              <w:t xml:space="preserve">Jean Smit</w:t>
             </w:r>
           </w:p>
         </w:tc>
@@ -32467,7 +32909,7 @@
                 <w:sz w:val="17"/>
                 <w:szCs w:val="17"/>
               </w:rPr>
-              <w:t xml:space="preserve">[Member 3]</w:t>
+              <w:t xml:space="preserve">Darius Mushi</w:t>
             </w:r>
           </w:p>
         </w:tc>
@@ -32824,7 +33266,7 @@
                 <w:sz w:val="17"/>
                 <w:szCs w:val="17"/>
               </w:rPr>
-              <w:t xml:space="preserve">[Member 2]</w:t>
+              <w:t xml:space="preserve">Tristan Roets</w:t>
             </w:r>
           </w:p>
         </w:tc>
@@ -33181,7 +33623,7 @@
                 <w:sz w:val="17"/>
                 <w:szCs w:val="17"/>
               </w:rPr>
-              <w:t xml:space="preserve">[Member 3]</w:t>
+              <w:t xml:space="preserve">Darius Mushi</w:t>
             </w:r>
           </w:p>
         </w:tc>
@@ -45346,7 +45788,7 @@
                 <w:sz w:val="18"/>
                 <w:szCs w:val="18"/>
               </w:rPr>
-              <w:t xml:space="preserve">The first attempt was rejected because it was not vector source that could be regenerated: the initial figure was a canvas rendering rather than SVG. It was redone as SVG generated from a Python script and rendered to PNG, so a marker can be moved by editing the source and re-rendering rather than by redrawing the image. Two discrepancies were then found on checking and are recorded rather than silently corrected. (1) Figure 1 names one gated decision per concern, but the Decision Log records FEC-01 and FEC-06 as gating DEC-009 as well as DEC-011, since DEC-009 requires the record-level authorisation shape from FEC-01 and the reporting load position from FEC-06; the figure understates those two rows by one decision. The Forward Considerations sheet also cites DEC-010 in the Links column for FEC-03 and FEC-05 but cites no decision for FEC-01 or FEC-06, so that link is recorded in the Decision Log only. (2) In Figure 2 the single New to In Progress arc carries two stacked labels while the Assigned self-loop carries none, so 'reassign to a different staff member' reads as belonging to the wrong transition. All twelve transitions, their directions, authorised roles and guard conditions are otherwise correct.</w:t>
+              <w:t xml:space="preserve">The first attempt was rejected because it was not vector source that could be regenerated: the initial figure was a canvas rendering rather than SVG. It was redone as SVG generated from a Python script and rendered to PNG, so a marker can be moved by editing the source and re-rendering rather than by redrawing the image. Two discrepancies were then found on checking and are recorded rather than silently corrected. (1) Figure 1 names one gated decision per concern, but the Decision Log records FEC-01 and FEC-06 as gating DEC-009 as well as DEC-011, since DEC-009 requires the record-level authorisation shape from FEC-01 and the reporting load position from FEC-06; the figure understates those two rows by one decision. The Forward Considerations sheet also cites DEC-010 in the Links column for FEC-03 and FEC-05 but cites no decision for FEC-01 or FEC-06, so that link is recorded in the Decision Log only. (2) In Figure 2 the single New to In Progress arc carries two stacked labels while the Assigned self-loop carries none, so 'reassign to a different staff member' reads as belonging to the wrong transition; recorded as issue #27 and carried as a known limitation in s16.1 rather than corrected, since the diagram source is not held in the repository. All twelve transitions, their directions, authorised roles and guard conditions are otherwise correct.</w:t>
             </w:r>
           </w:p>
         </w:tc>
@@ -47886,6 +48328,32 @@
           <w:szCs w:val="20"/>
         </w:rPr>
         <w:t xml:space="preserve">  Stakeholder roles are held by a small number of real people in the organisation; the analysis in s5 is derived from the scenario in the Master Brief rather than from interviews the team conducted. Where an assumption stands in for a stakeholder statement, it is recorded as such.</w:t>
+      </w:r>
+    </w:p>
+    <w:p>
+      <w:pPr>
+        <w:spacing w:after="85" w:line="264"/>
+        <w:ind w:left="420" w:hanging="420"/>
+      </w:pPr>
+      <w:r>
+        <w:rPr>
+          <w:rFonts w:ascii="Calibri" w:cs="Calibri" w:eastAsia="Calibri" w:hAnsi="Calibri"/>
+          <w:b/>
+          <w:bCs/>
+          <w:color w:val="22303F"/>
+          <w:sz w:val="20"/>
+          <w:szCs w:val="20"/>
+        </w:rPr>
+        <w:t xml:space="preserve">5.  Figure 2 carries a label placement defect. The single New to In Progress arc shows two stacked labels while the Assigned self-loop shows none, so the reassignment label reads against the wrong transition and implies the wrong authorised role. The baselined status model on the Status Model sheet is correct and is the authority; only the rendered figure is wrong. It is recorded as issue #27 rather than corrected before the gate, because the diagram source is not held in the repository and rebuilding it the day before sign-off carries more risk than the defect does.</w:t>
+      </w:r>
+      <w:r>
+        <w:rPr>
+          <w:rFonts w:ascii="Calibri" w:cs="Calibri" w:eastAsia="Calibri" w:hAnsi="Calibri"/>
+          <w:color w:val="22303F"/>
+          <w:sz w:val="20"/>
+          <w:szCs w:val="20"/>
+        </w:rPr>
+        <w:t xml:space="preserve"/>
       </w:r>
     </w:p>
     <w:p>

--- a/docs/PED/CivicConnect_PED_v1.0.docx
+++ b/docs/PED/CivicConnect_PED_v1.0.docx
@@ -44781,7 +44781,7 @@
                 <w:sz w:val="18"/>
                 <w:szCs w:val="18"/>
               </w:rPr>
-              <w:t xml:space="preserve">[Date]</w:t>
+              <w:t xml:space="preserve">2026-09-09</w:t>
             </w:r>
           </w:p>
         </w:tc>
@@ -44813,7 +44813,7 @@
                 <w:sz w:val="18"/>
                 <w:szCs w:val="18"/>
               </w:rPr>
-              <w:t xml:space="preserve">[Member 2]</w:t>
+              <w:t xml:space="preserve">Tristan Roets</w:t>
             </w:r>
           </w:p>
         </w:tc>
@@ -44845,7 +44845,7 @@
                 <w:sz w:val="18"/>
                 <w:szCs w:val="18"/>
               </w:rPr>
-              <w:t xml:space="preserve">[Tool and version]</w:t>
+              <w:t xml:space="preserve">ChatGPT (OpenAI, GPT-5.6 Sol)</w:t>
             </w:r>
           </w:p>
         </w:tc>
@@ -44877,7 +44877,7 @@
                 <w:sz w:val="18"/>
                 <w:szCs w:val="18"/>
               </w:rPr>
-              <w:t xml:space="preserve">Reviewing the risk register for gaps</w:t>
+              <w:t xml:space="preserve">Reviewing M1 GitHub pull requests and preparing Risk Register and Forward Engineering Consideration evidence</w:t>
             </w:r>
           </w:p>
         </w:tc>
@@ -44909,7 +44909,7 @@
                 <w:sz w:val="18"/>
                 <w:szCs w:val="18"/>
               </w:rPr>
-              <w:t xml:space="preserve">Suggested additional risk candidates</w:t>
+              <w:t xml:space="preserve">Assisted with identifying review blockers, checking traceability and governance issues, drafting review wording, and structuring Risk Register and FEC notes.</w:t>
             </w:r>
           </w:p>
         </w:tc>
@@ -44941,7 +44941,7 @@
                 <w:sz w:val="18"/>
                 <w:szCs w:val="18"/>
               </w:rPr>
-              <w:t xml:space="preserve">Each candidate assessed against the actual project constraints in PED s7; generic entries with no CivicConnect-specific cause were rejected.</w:t>
+              <w:t xml:space="preserve">Compared the recommendations against the live GitHub pull requests, current main branch, CONTRIBUTING.md, issue requirements, and the controlled workbook and PED before accepting or revising them.</w:t>
             </w:r>
           </w:p>
         </w:tc>
@@ -44973,7 +44973,7 @@
                 <w:sz w:val="18"/>
                 <w:szCs w:val="18"/>
               </w:rPr>
-              <w:t xml:space="preserve">Partially accepted</w:t>
+              <w:t xml:space="preserve">Accepted after revision</w:t>
             </w:r>
           </w:p>
         </w:tc>
@@ -45005,7 +45005,7 @@
                 <w:sz w:val="18"/>
                 <w:szCs w:val="18"/>
               </w:rPr>
-              <w:t xml:space="preserve">[Record which suggestions were rejected and why]</w:t>
+              <w:t xml:space="preserve">Some suggestions were based on incomplete or outdated repository state. These were rechecked against the live repository, corrected where necessary, and unsupported claims were rejected.</w:t>
             </w:r>
           </w:p>
         </w:tc>

--- a/docs/PED/CivicConnect_PED_v1.0.docx
+++ b/docs/PED/CivicConnect_PED_v1.0.docx
@@ -31156,7 +31156,7 @@
                 <w:sz w:val="17"/>
                 <w:szCs w:val="17"/>
               </w:rPr>
-              <w:t xml:space="preserve">Open</w:t>
+              <w:t xml:space="preserve">Materialised - active (review delay recorded 9 September 2026)</w:t>
             </w:r>
           </w:p>
         </w:tc>
@@ -32360,7 +32360,7 @@
                 <w:sz w:val="17"/>
                 <w:szCs w:val="17"/>
               </w:rPr>
-              <w:t xml:space="preserve">2</w:t>
+              <w:t xml:space="preserve">3</w:t>
             </w:r>
           </w:p>
         </w:tc>
@@ -32424,7 +32424,7 @@
                 <w:sz w:val="17"/>
                 <w:szCs w:val="17"/>
               </w:rPr>
-              <w:t xml:space="preserve">8</w:t>
+              <w:t xml:space="preserve">12</w:t>
             </w:r>
           </w:p>
         </w:tc>
@@ -32456,7 +32456,7 @@
                 <w:sz w:val="17"/>
                 <w:szCs w:val="17"/>
               </w:rPr>
-              <w:t xml:space="preserve">Medium</w:t>
+              <w:t xml:space="preserve">High</w:t>
             </w:r>
           </w:p>
         </w:tc>
@@ -32584,7 +32584,7 @@
                 <w:sz w:val="17"/>
                 <w:szCs w:val="17"/>
               </w:rPr>
-              <w:t xml:space="preserve">Open</w:t>
+              <w:t xml:space="preserve">Materialised - active (member availability affected M1 review capacity on 9 September 2026)</w:t>
             </w:r>
           </w:p>
         </w:tc>
@@ -33656,6 +33656,363 @@
                 <w:szCs w:val="17"/>
               </w:rPr>
               <w:t xml:space="preserve">Open</w:t>
+            </w:r>
+          </w:p>
+        </w:tc>
+      </w:tr>
+      <w:tr>
+        <w:trPr>
+          <w:tblHeader w:val="false"/>
+        </w:trPr>
+        <w:tc>
+          <w:tcPr>
+            <w:tcW w:type="dxa" w:w="737"/>
+            <w:tcBorders>
+              <w:top w:val="single" w:color="C9D2DB" w:sz="4"/>
+              <w:left w:val="single" w:color="C9D2DB" w:sz="4"/>
+              <w:bottom w:val="single" w:color="C9D2DB" w:sz="4"/>
+              <w:right w:val="single" w:color="C9D2DB" w:sz="4"/>
+            </w:tcBorders>
+            <w:tcMar>
+              <w:top w:type="dxa" w:w="48"/>
+              <w:left w:type="dxa" w:w="90"/>
+              <w:bottom w:type="dxa" w:w="48"/>
+              <w:right w:type="dxa" w:w="90"/>
+            </w:tcMar>
+            <w:vAlign w:val="top"/>
+          </w:tcPr>
+          <w:p>
+            <w:pPr>
+              <w:spacing w:after="0" w:before="0" w:line="244"/>
+            </w:pPr>
+            <w:r>
+              <w:rPr>
+                <w:rFonts w:ascii="Calibri" w:cs="Calibri" w:eastAsia="Calibri" w:hAnsi="Calibri"/>
+                <w:color w:val="22303F"/>
+                <w:sz w:val="17"/>
+                <w:szCs w:val="17"/>
+              </w:rPr>
+              <w:t xml:space="preserve">RSK-15</w:t>
+            </w:r>
+          </w:p>
+        </w:tc>
+        <w:tc>
+          <w:tcPr>
+            <w:tcW w:type="dxa" w:w="2458"/>
+            <w:tcBorders>
+              <w:top w:val="single" w:color="C9D2DB" w:sz="4"/>
+              <w:left w:val="single" w:color="C9D2DB" w:sz="4"/>
+              <w:bottom w:val="single" w:color="C9D2DB" w:sz="4"/>
+              <w:right w:val="single" w:color="C9D2DB" w:sz="4"/>
+            </w:tcBorders>
+            <w:tcMar>
+              <w:top w:type="dxa" w:w="48"/>
+              <w:left w:type="dxa" w:w="90"/>
+              <w:bottom w:type="dxa" w:w="48"/>
+              <w:right w:type="dxa" w:w="90"/>
+            </w:tcMar>
+            <w:vAlign w:val="top"/>
+          </w:tcPr>
+          <w:p>
+            <w:pPr>
+              <w:spacing w:after="0" w:before="0" w:line="244"/>
+            </w:pPr>
+            <w:r>
+              <w:rPr>
+                <w:rFonts w:ascii="Calibri" w:cs="Calibri" w:eastAsia="Calibri" w:hAnsi="Calibri"/>
+                <w:color w:val="22303F"/>
+                <w:sz w:val="17"/>
+                <w:szCs w:val="17"/>
+              </w:rPr>
+              <w:t xml:space="preserve">A controlled engineering artefact cannot be safely reproduced or corrected because only the rendered output is retained.</w:t>
+            </w:r>
+          </w:p>
+        </w:tc>
+        <w:tc>
+          <w:tcPr>
+            <w:tcW w:type="dxa" w:w="2458"/>
+            <w:tcBorders>
+              <w:top w:val="single" w:color="C9D2DB" w:sz="4"/>
+              <w:left w:val="single" w:color="C9D2DB" w:sz="4"/>
+              <w:bottom w:val="single" w:color="C9D2DB" w:sz="4"/>
+              <w:right w:val="single" w:color="C9D2DB" w:sz="4"/>
+            </w:tcBorders>
+            <w:tcMar>
+              <w:top w:type="dxa" w:w="48"/>
+              <w:left w:type="dxa" w:w="90"/>
+              <w:bottom w:type="dxa" w:w="48"/>
+              <w:right w:type="dxa" w:w="90"/>
+            </w:tcMar>
+            <w:vAlign w:val="top"/>
+          </w:tcPr>
+          <w:p>
+            <w:pPr>
+              <w:spacing w:after="0" w:before="0" w:line="244"/>
+            </w:pPr>
+            <w:r>
+              <w:rPr>
+                <w:rFonts w:ascii="Calibri" w:cs="Calibri" w:eastAsia="Calibri" w:hAnsi="Calibri"/>
+                <w:color w:val="22303F"/>
+                <w:sz w:val="17"/>
+                <w:szCs w:val="17"/>
+              </w:rPr>
+              <w:t xml:space="preserve">Generated diagrams or similar artefacts are committed without their editable source or generation script.</w:t>
+            </w:r>
+          </w:p>
+        </w:tc>
+        <w:tc>
+          <w:tcPr>
+            <w:tcW w:type="dxa" w:w="442"/>
+            <w:tcBorders>
+              <w:top w:val="single" w:color="C9D2DB" w:sz="4"/>
+              <w:left w:val="single" w:color="C9D2DB" w:sz="4"/>
+              <w:bottom w:val="single" w:color="C9D2DB" w:sz="4"/>
+              <w:right w:val="single" w:color="C9D2DB" w:sz="4"/>
+            </w:tcBorders>
+            <w:tcMar>
+              <w:top w:type="dxa" w:w="48"/>
+              <w:left w:type="dxa" w:w="90"/>
+              <w:bottom w:type="dxa" w:w="48"/>
+              <w:right w:type="dxa" w:w="90"/>
+            </w:tcMar>
+            <w:vAlign w:val="top"/>
+          </w:tcPr>
+          <w:p>
+            <w:pPr>
+              <w:spacing w:after="0" w:before="0" w:line="244"/>
+            </w:pPr>
+            <w:r>
+              <w:rPr>
+                <w:rFonts w:ascii="Calibri" w:cs="Calibri" w:eastAsia="Calibri" w:hAnsi="Calibri"/>
+                <w:color w:val="22303F"/>
+                <w:sz w:val="17"/>
+                <w:szCs w:val="17"/>
+              </w:rPr>
+              <w:t xml:space="preserve">3</w:t>
+            </w:r>
+          </w:p>
+        </w:tc>
+        <w:tc>
+          <w:tcPr>
+            <w:tcW w:type="dxa" w:w="442"/>
+            <w:tcBorders>
+              <w:top w:val="single" w:color="C9D2DB" w:sz="4"/>
+              <w:left w:val="single" w:color="C9D2DB" w:sz="4"/>
+              <w:bottom w:val="single" w:color="C9D2DB" w:sz="4"/>
+              <w:right w:val="single" w:color="C9D2DB" w:sz="4"/>
+            </w:tcBorders>
+            <w:tcMar>
+              <w:top w:type="dxa" w:w="48"/>
+              <w:left w:type="dxa" w:w="90"/>
+              <w:bottom w:type="dxa" w:w="48"/>
+              <w:right w:type="dxa" w:w="90"/>
+            </w:tcMar>
+            <w:vAlign w:val="top"/>
+          </w:tcPr>
+          <w:p>
+            <w:pPr>
+              <w:spacing w:after="0" w:before="0" w:line="244"/>
+            </w:pPr>
+            <w:r>
+              <w:rPr>
+                <w:rFonts w:ascii="Calibri" w:cs="Calibri" w:eastAsia="Calibri" w:hAnsi="Calibri"/>
+                <w:color w:val="22303F"/>
+                <w:sz w:val="17"/>
+                <w:szCs w:val="17"/>
+              </w:rPr>
+              <w:t xml:space="preserve">3</w:t>
+            </w:r>
+          </w:p>
+        </w:tc>
+        <w:tc>
+          <w:tcPr>
+            <w:tcW w:type="dxa" w:w="492"/>
+            <w:tcBorders>
+              <w:top w:val="single" w:color="C9D2DB" w:sz="4"/>
+              <w:left w:val="single" w:color="C9D2DB" w:sz="4"/>
+              <w:bottom w:val="single" w:color="C9D2DB" w:sz="4"/>
+              <w:right w:val="single" w:color="C9D2DB" w:sz="4"/>
+            </w:tcBorders>
+            <w:tcMar>
+              <w:top w:type="dxa" w:w="48"/>
+              <w:left w:type="dxa" w:w="90"/>
+              <w:bottom w:type="dxa" w:w="48"/>
+              <w:right w:type="dxa" w:w="90"/>
+            </w:tcMar>
+            <w:vAlign w:val="top"/>
+          </w:tcPr>
+          <w:p>
+            <w:pPr>
+              <w:spacing w:after="0" w:before="0" w:line="244"/>
+            </w:pPr>
+            <w:r>
+              <w:rPr>
+                <w:rFonts w:ascii="Calibri" w:cs="Calibri" w:eastAsia="Calibri" w:hAnsi="Calibri"/>
+                <w:color w:val="22303F"/>
+                <w:sz w:val="17"/>
+                <w:szCs w:val="17"/>
+              </w:rPr>
+              <w:t xml:space="preserve">9</w:t>
+            </w:r>
+          </w:p>
+        </w:tc>
+        <w:tc>
+          <w:tcPr>
+            <w:tcW w:type="dxa" w:w="737"/>
+            <w:tcBorders>
+              <w:top w:val="single" w:color="C9D2DB" w:sz="4"/>
+              <w:left w:val="single" w:color="C9D2DB" w:sz="4"/>
+              <w:bottom w:val="single" w:color="C9D2DB" w:sz="4"/>
+              <w:right w:val="single" w:color="C9D2DB" w:sz="4"/>
+            </w:tcBorders>
+            <w:tcMar>
+              <w:top w:type="dxa" w:w="48"/>
+              <w:left w:type="dxa" w:w="90"/>
+              <w:bottom w:type="dxa" w:w="48"/>
+              <w:right w:type="dxa" w:w="90"/>
+            </w:tcMar>
+            <w:vAlign w:val="top"/>
+          </w:tcPr>
+          <w:p>
+            <w:pPr>
+              <w:spacing w:after="0" w:before="0" w:line="244"/>
+            </w:pPr>
+            <w:r>
+              <w:rPr>
+                <w:rFonts w:ascii="Calibri" w:cs="Calibri" w:eastAsia="Calibri" w:hAnsi="Calibri"/>
+                <w:color w:val="22303F"/>
+                <w:sz w:val="17"/>
+                <w:szCs w:val="17"/>
+              </w:rPr>
+              <w:t xml:space="preserve">Medium</w:t>
+            </w:r>
+          </w:p>
+        </w:tc>
+        <w:tc>
+          <w:tcPr>
+            <w:tcW w:type="dxa" w:w="2950"/>
+            <w:tcBorders>
+              <w:top w:val="single" w:color="C9D2DB" w:sz="4"/>
+              <w:left w:val="single" w:color="C9D2DB" w:sz="4"/>
+              <w:bottom w:val="single" w:color="C9D2DB" w:sz="4"/>
+              <w:right w:val="single" w:color="C9D2DB" w:sz="4"/>
+            </w:tcBorders>
+            <w:tcMar>
+              <w:top w:type="dxa" w:w="48"/>
+              <w:left w:type="dxa" w:w="90"/>
+              <w:bottom w:type="dxa" w:w="48"/>
+              <w:right w:type="dxa" w:w="90"/>
+            </w:tcMar>
+            <w:vAlign w:val="top"/>
+          </w:tcPr>
+          <w:p>
+            <w:pPr>
+              <w:spacing w:after="0" w:before="0" w:line="244"/>
+            </w:pPr>
+            <w:r>
+              <w:rPr>
+                <w:rFonts w:ascii="Calibri" w:cs="Calibri" w:eastAsia="Calibri" w:hAnsi="Calibri"/>
+                <w:color w:val="22303F"/>
+                <w:sz w:val="17"/>
+                <w:szCs w:val="17"/>
+              </w:rPr>
+              <w:t xml:space="preserve">Commit editable source or generation scripts alongside generated artefacts, and regenerate and compare outputs against the authoritative register.</w:t>
+            </w:r>
+          </w:p>
+        </w:tc>
+        <w:tc>
+          <w:tcPr>
+            <w:tcW w:type="dxa" w:w="2409"/>
+            <w:tcBorders>
+              <w:top w:val="single" w:color="C9D2DB" w:sz="4"/>
+              <w:left w:val="single" w:color="C9D2DB" w:sz="4"/>
+              <w:bottom w:val="single" w:color="C9D2DB" w:sz="4"/>
+              <w:right w:val="single" w:color="C9D2DB" w:sz="4"/>
+            </w:tcBorders>
+            <w:tcMar>
+              <w:top w:type="dxa" w:w="48"/>
+              <w:left w:type="dxa" w:w="90"/>
+              <w:bottom w:type="dxa" w:w="48"/>
+              <w:right w:type="dxa" w:w="90"/>
+            </w:tcMar>
+            <w:vAlign w:val="top"/>
+          </w:tcPr>
+          <w:p>
+            <w:pPr>
+              <w:spacing w:after="0" w:before="0" w:line="244"/>
+            </w:pPr>
+            <w:r>
+              <w:rPr>
+                <w:rFonts w:ascii="Calibri" w:cs="Calibri" w:eastAsia="Calibri" w:hAnsi="Calibri"/>
+                <w:color w:val="22303F"/>
+                <w:sz w:val="17"/>
+                <w:szCs w:val="17"/>
+              </w:rPr>
+              <w:t xml:space="preserve">Record the limitation, reconstruct the source, and independently verify the replacement against the controlled evidence before accepting it.</w:t>
+            </w:r>
+          </w:p>
+        </w:tc>
+        <w:tc>
+          <w:tcPr>
+            <w:tcW w:type="dxa" w:w="787"/>
+            <w:tcBorders>
+              <w:top w:val="single" w:color="C9D2DB" w:sz="4"/>
+              <w:left w:val="single" w:color="C9D2DB" w:sz="4"/>
+              <w:bottom w:val="single" w:color="C9D2DB" w:sz="4"/>
+              <w:right w:val="single" w:color="C9D2DB" w:sz="4"/>
+            </w:tcBorders>
+            <w:tcMar>
+              <w:top w:type="dxa" w:w="48"/>
+              <w:left w:type="dxa" w:w="90"/>
+              <w:bottom w:type="dxa" w:w="48"/>
+              <w:right w:type="dxa" w:w="90"/>
+            </w:tcMar>
+            <w:vAlign w:val="top"/>
+          </w:tcPr>
+          <w:p>
+            <w:pPr>
+              <w:spacing w:after="0" w:before="0" w:line="244"/>
+            </w:pPr>
+            <w:r>
+              <w:rPr>
+                <w:rFonts w:ascii="Calibri" w:cs="Calibri" w:eastAsia="Calibri" w:hAnsi="Calibri"/>
+                <w:color w:val="22303F"/>
+                <w:sz w:val="17"/>
+                <w:szCs w:val="17"/>
+              </w:rPr>
+              <w:t xml:space="preserve">Jean Smit</w:t>
+            </w:r>
+          </w:p>
+        </w:tc>
+        <w:tc>
+          <w:tcPr>
+            <w:tcW w:type="dxa" w:w="690"/>
+            <w:tcBorders>
+              <w:top w:val="single" w:color="C9D2DB" w:sz="4"/>
+              <w:left w:val="single" w:color="C9D2DB" w:sz="4"/>
+              <w:bottom w:val="single" w:color="C9D2DB" w:sz="4"/>
+              <w:right w:val="single" w:color="C9D2DB" w:sz="4"/>
+            </w:tcBorders>
+            <w:tcMar>
+              <w:top w:type="dxa" w:w="48"/>
+              <w:left w:type="dxa" w:w="90"/>
+              <w:bottom w:type="dxa" w:w="48"/>
+              <w:right w:type="dxa" w:w="90"/>
+            </w:tcMar>
+            <w:vAlign w:val="top"/>
+          </w:tcPr>
+          <w:p>
+            <w:pPr>
+              <w:spacing w:after="0" w:before="0" w:line="244"/>
+            </w:pPr>
+            <w:r>
+              <w:rPr>
+                <w:rFonts w:ascii="Calibri" w:cs="Calibri" w:eastAsia="Calibri" w:hAnsi="Calibri"/>
+                <w:color w:val="22303F"/>
+                <w:sz w:val="17"/>
+                <w:szCs w:val="17"/>
+              </w:rPr>
+              <w:t xml:space="preserve">Materialised - Figure 2, issue #27</w:t>
             </w:r>
           </w:p>
         </w:tc>

--- a/docs/PED/CivicConnect_PED_v1.0.docx
+++ b/docs/PED/CivicConnect_PED_v1.0.docx
@@ -47796,7 +47796,7 @@
                 <w:sz w:val="19"/>
                 <w:szCs w:val="19"/>
               </w:rPr>
-              <w:t xml:space="preserve">Team approval - [Member 1]</w:t>
+              <w:t xml:space="preserve">Team approval - Jean Smit</w:t>
             </w:r>
           </w:p>
         </w:tc>
@@ -47870,7 +47870,7 @@
                 <w:sz w:val="19"/>
                 <w:szCs w:val="19"/>
               </w:rPr>
-              <w:t xml:space="preserve">Team approval - [Member 2]</w:t>
+              <w:t xml:space="preserve">Team approval - Tristan Roets</w:t>
             </w:r>
           </w:p>
         </w:tc>
@@ -47944,7 +47944,7 @@
                 <w:sz w:val="19"/>
                 <w:szCs w:val="19"/>
               </w:rPr>
-              <w:t xml:space="preserve">Team approval - [Member 3]</w:t>
+              <w:t xml:space="preserve">Team approval - Darius Mushi</w:t>
             </w:r>
           </w:p>
         </w:tc>

--- a/docs/PED/CivicConnect_PED_v1.0.docx
+++ b/docs/PED/CivicConnect_PED_v1.0.docx
@@ -8694,7 +8694,7 @@
           <w:sz w:val="21"/>
           <w:szCs w:val="21"/>
         </w:rPr>
-        <w:t xml:space="preserve">The milestone brief requires the team to defend at least one deliberate exclusion or deferment. Two are defended here, because they were the two hardest to give up and are the two most likely to be questioned.</w:t>
+        <w:t xml:space="preserve">The milestone brief (Belgium Campus ITversity, 2026b) requires the team to defend at least one deliberate exclusion or deferment. Two are defended here, because they were the two hardest to give up and are the two most likely to be questioned.</w:t>
       </w:r>
     </w:p>
     <w:p>
@@ -10767,7 +10767,7 @@
           <w:sz w:val="20"/>
           <w:szCs w:val="20"/>
         </w:rPr>
-        <w:t xml:space="preserve"> Requirements are written to be individually verifiable, unambiguous and singular, following the characteristics of a well-formed requirement in ISO/IEC/IEEE 29148:2018. Each carries a unique identifier, a stakeholder source, a MoSCoW priority and acceptance criteria expressed so that a tester can determine pass or fail without asking the author what was meant. Priorities are recorded because RSK-03 designates the Should and Could set as the absorption buffer for the change request expected in M3.</w:t>
+        <w:t xml:space="preserve"> Requirements are written to be individually verifiable, unambiguous and singular, following the characteristics of a well-formed requirement in ISO/IEC/IEEE 29148:2018 (ISO/IEC/IEEE, 2018). Each carries a unique identifier, a stakeholder source, a MoSCoW priority and acceptance criteria expressed so that a tester can determine pass or fail without asking the author what was meant. Priorities are recorded because RSK-03 designates the Should and Could set as the absorption buffer for the change request expected in M3.</w:t>
       </w:r>
     </w:p>
     <w:p>
@@ -16893,7 +16893,7 @@
                 <w:sz w:val="17"/>
                 <w:szCs w:val="17"/>
               </w:rPr>
-              <w:t xml:space="preserve">Quality characteristic (ISO/IEC 25010:2023)</w:t>
+              <w:t xml:space="preserve">Quality characteristic (ISO/IEC 25010:2023; ISO, 2023)</w:t>
             </w:r>
           </w:p>
         </w:tc>
@@ -48479,111 +48479,6 @@
           <w:sz w:val="19"/>
           <w:szCs w:val="19"/>
         </w:rPr>
-        <w:t xml:space="preserve">Boehm, B. and Basili, V.R. (2001) 'Software defect reduction top 10 list', </w:t>
-      </w:r>
-      <w:r>
-        <w:rPr>
-          <w:rFonts w:ascii="Calibri" w:cs="Calibri" w:eastAsia="Calibri" w:hAnsi="Calibri"/>
-          <w:i/>
-          <w:iCs/>
-          <w:color w:val="22303F"/>
-          <w:sz w:val="19"/>
-          <w:szCs w:val="19"/>
-        </w:rPr>
-        <w:t xml:space="preserve">Computer</w:t>
-      </w:r>
-      <w:r>
-        <w:rPr>
-          <w:rFonts w:ascii="Calibri" w:cs="Calibri" w:eastAsia="Calibri" w:hAnsi="Calibri"/>
-          <w:color w:val="22303F"/>
-          <w:sz w:val="19"/>
-          <w:szCs w:val="19"/>
-        </w:rPr>
-        <w:t xml:space="preserve">, 34(1), pp. 135-137. Available at: https://www.cs.umd.edu/projects/SoftEng/ESEG/papers/82.78.pdf</w:t>
-      </w:r>
-    </w:p>
-    <w:p>
-      <w:pPr>
-        <w:spacing w:after="110" w:line="250"/>
-        <w:ind w:left="480" w:hanging="480"/>
-      </w:pPr>
-      <w:r>
-        <w:rPr>
-          <w:rFonts w:ascii="Calibri" w:cs="Calibri" w:eastAsia="Calibri" w:hAnsi="Calibri"/>
-          <w:color w:val="22303F"/>
-          <w:sz w:val="19"/>
-          <w:szCs w:val="19"/>
-        </w:rPr>
-        <w:t xml:space="preserve">DORA (2025) </w:t>
-      </w:r>
-      <w:r>
-        <w:rPr>
-          <w:rFonts w:ascii="Calibri" w:cs="Calibri" w:eastAsia="Calibri" w:hAnsi="Calibri"/>
-          <w:i/>
-          <w:iCs/>
-          <w:color w:val="22303F"/>
-          <w:sz w:val="19"/>
-          <w:szCs w:val="19"/>
-        </w:rPr>
-        <w:t xml:space="preserve">State of AI-assisted Software Development</w:t>
-      </w:r>
-      <w:r>
-        <w:rPr>
-          <w:rFonts w:ascii="Calibri" w:cs="Calibri" w:eastAsia="Calibri" w:hAnsi="Calibri"/>
-          <w:color w:val="22303F"/>
-          <w:sz w:val="19"/>
-          <w:szCs w:val="19"/>
-        </w:rPr>
-        <w:t xml:space="preserve">. Google Cloud, 23 September. Available at: https://cloud.google.com/blog/products/ai-machine-learning/announcing-the-2025-dora-report</w:t>
-      </w:r>
-    </w:p>
-    <w:p>
-      <w:pPr>
-        <w:spacing w:after="110" w:line="250"/>
-        <w:ind w:left="480" w:hanging="480"/>
-      </w:pPr>
-      <w:r>
-        <w:rPr>
-          <w:rFonts w:ascii="Calibri" w:cs="Calibri" w:eastAsia="Calibri" w:hAnsi="Calibri"/>
-          <w:color w:val="22303F"/>
-          <w:sz w:val="19"/>
-          <w:szCs w:val="19"/>
-        </w:rPr>
-        <w:t xml:space="preserve">IEEE Computer Society (2024) </w:t>
-      </w:r>
-      <w:r>
-        <w:rPr>
-          <w:rFonts w:ascii="Calibri" w:cs="Calibri" w:eastAsia="Calibri" w:hAnsi="Calibri"/>
-          <w:i/>
-          <w:iCs/>
-          <w:color w:val="22303F"/>
-          <w:sz w:val="19"/>
-          <w:szCs w:val="19"/>
-        </w:rPr>
-        <w:t xml:space="preserve">Guide to the Software Engineering Body of Knowledge (SWEBOK Guide), Version 4.0</w:t>
-      </w:r>
-      <w:r>
-        <w:rPr>
-          <w:rFonts w:ascii="Calibri" w:cs="Calibri" w:eastAsia="Calibri" w:hAnsi="Calibri"/>
-          <w:color w:val="22303F"/>
-          <w:sz w:val="19"/>
-          <w:szCs w:val="19"/>
-        </w:rPr>
-        <w:t xml:space="preserve">. Available at: https://www.computer.org/education/bodies-of-knowledge/software-engineering</w:t>
-      </w:r>
-    </w:p>
-    <w:p>
-      <w:pPr>
-        <w:spacing w:after="110" w:line="250"/>
-        <w:ind w:left="480" w:hanging="480"/>
-      </w:pPr>
-      <w:r>
-        <w:rPr>
-          <w:rFonts w:ascii="Calibri" w:cs="Calibri" w:eastAsia="Calibri" w:hAnsi="Calibri"/>
-          <w:color w:val="22303F"/>
-          <w:sz w:val="19"/>
-          <w:szCs w:val="19"/>
-        </w:rPr>
         <w:t xml:space="preserve">ISO (2023) </w:t>
       </w:r>
       <w:r>
@@ -48619,41 +48514,6 @@
           <w:sz w:val="19"/>
           <w:szCs w:val="19"/>
         </w:rPr>
-        <w:t xml:space="preserve">ISO/IEC/IEEE (2017) </w:t>
-      </w:r>
-      <w:r>
-        <w:rPr>
-          <w:rFonts w:ascii="Calibri" w:cs="Calibri" w:eastAsia="Calibri" w:hAnsi="Calibri"/>
-          <w:i/>
-          <w:iCs/>
-          <w:color w:val="22303F"/>
-          <w:sz w:val="19"/>
-          <w:szCs w:val="19"/>
-        </w:rPr>
-        <w:t xml:space="preserve">ISO/IEC/IEEE 12207:2017 Systems and software engineering - Software life cycle processes</w:t>
-      </w:r>
-      <w:r>
-        <w:rPr>
-          <w:rFonts w:ascii="Calibri" w:cs="Calibri" w:eastAsia="Calibri" w:hAnsi="Calibri"/>
-          <w:color w:val="22303F"/>
-          <w:sz w:val="19"/>
-          <w:szCs w:val="19"/>
-        </w:rPr>
-        <w:t xml:space="preserve">. Geneva: International Organization for Standardization. Available at: https://www.iso.org/standard/63712.html</w:t>
-      </w:r>
-    </w:p>
-    <w:p>
-      <w:pPr>
-        <w:spacing w:after="110" w:line="250"/>
-        <w:ind w:left="480" w:hanging="480"/>
-      </w:pPr>
-      <w:r>
-        <w:rPr>
-          <w:rFonts w:ascii="Calibri" w:cs="Calibri" w:eastAsia="Calibri" w:hAnsi="Calibri"/>
-          <w:color w:val="22303F"/>
-          <w:sz w:val="19"/>
-          <w:szCs w:val="19"/>
-        </w:rPr>
         <w:t xml:space="preserve">ISO/IEC/IEEE (2018) </w:t>
       </w:r>
       <w:r>
@@ -48675,76 +48535,6 @@
           <w:szCs w:val="19"/>
         </w:rPr>
         <w:t xml:space="preserve">. Geneva: International Organization for Standardization. Available at: https://www.iso.org/standard/72089.html</w:t>
-      </w:r>
-    </w:p>
-    <w:p>
-      <w:pPr>
-        <w:spacing w:after="110" w:line="250"/>
-        <w:ind w:left="480" w:hanging="480"/>
-      </w:pPr>
-      <w:r>
-        <w:rPr>
-          <w:rFonts w:ascii="Calibri" w:cs="Calibri" w:eastAsia="Calibri" w:hAnsi="Calibri"/>
-          <w:color w:val="22303F"/>
-          <w:sz w:val="19"/>
-          <w:szCs w:val="19"/>
-        </w:rPr>
-        <w:t xml:space="preserve">ISO/IEC/IEEE (2022) </w:t>
-      </w:r>
-      <w:r>
-        <w:rPr>
-          <w:rFonts w:ascii="Calibri" w:cs="Calibri" w:eastAsia="Calibri" w:hAnsi="Calibri"/>
-          <w:i/>
-          <w:iCs/>
-          <w:color w:val="22303F"/>
-          <w:sz w:val="19"/>
-          <w:szCs w:val="19"/>
-        </w:rPr>
-        <w:t xml:space="preserve">ISO/IEC/IEEE 42010:2022 Software, systems and enterprise - Architecture description</w:t>
-      </w:r>
-      <w:r>
-        <w:rPr>
-          <w:rFonts w:ascii="Calibri" w:cs="Calibri" w:eastAsia="Calibri" w:hAnsi="Calibri"/>
-          <w:color w:val="22303F"/>
-          <w:sz w:val="19"/>
-          <w:szCs w:val="19"/>
-        </w:rPr>
-        <w:t xml:space="preserve">. Geneva: International Organization for Standardization. Available at: https://www.iso.org/standard/74393.html</w:t>
-      </w:r>
-    </w:p>
-    <w:p>
-      <w:pPr>
-        <w:spacing w:after="110" w:line="250"/>
-        <w:ind w:left="480" w:hanging="480"/>
-      </w:pPr>
-      <w:r>
-        <w:rPr>
-          <w:rFonts w:ascii="Calibri" w:cs="Calibri" w:eastAsia="Calibri" w:hAnsi="Calibri"/>
-          <w:color w:val="22303F"/>
-          <w:sz w:val="19"/>
-          <w:szCs w:val="19"/>
-        </w:rPr>
-        <w:t xml:space="preserve">NIST (2022) </w:t>
-      </w:r>
-      <w:r>
-        <w:rPr>
-          <w:rFonts w:ascii="Calibri" w:cs="Calibri" w:eastAsia="Calibri" w:hAnsi="Calibri"/>
-          <w:i/>
-          <w:iCs/>
-          <w:color w:val="22303F"/>
-          <w:sz w:val="19"/>
-          <w:szCs w:val="19"/>
-        </w:rPr>
-        <w:t xml:space="preserve">SP 800-218: Secure Software Development Framework (SSDF) Version 1.1</w:t>
-      </w:r>
-      <w:r>
-        <w:rPr>
-          <w:rFonts w:ascii="Calibri" w:cs="Calibri" w:eastAsia="Calibri" w:hAnsi="Calibri"/>
-          <w:color w:val="22303F"/>
-          <w:sz w:val="19"/>
-          <w:szCs w:val="19"/>
-        </w:rPr>
-        <w:t xml:space="preserve">. National Institute of Standards and Technology. Available at: https://nvlpubs.nist.gov/nistpubs/specialpublications/nist.sp.800-218.pdf</w:t>
       </w:r>
     </w:p>
     <w:p>

--- a/docs/PED/CivicConnect_PED_v1.0.docx
+++ b/docs/PED/CivicConnect_PED_v1.0.docx
@@ -8694,7 +8694,7 @@
           <w:sz w:val="21"/>
           <w:szCs w:val="21"/>
         </w:rPr>
-        <w:t xml:space="preserve">The milestone brief requires the team to defend at least one deliberate exclusion or deferment. Two are defended here, because they were the two hardest to give up and are the two most likely to be questioned.</w:t>
+        <w:t xml:space="preserve">The milestone brief (Belgium Campus ITversity, 2026b) requires the team to defend at least one deliberate exclusion or deferment. Two are defended here, because they were the two hardest to give up and are the two most likely to be questioned.</w:t>
       </w:r>
     </w:p>
     <w:p>
@@ -10767,7 +10767,7 @@
           <w:sz w:val="20"/>
           <w:szCs w:val="20"/>
         </w:rPr>
-        <w:t xml:space="preserve"> Requirements are written to be individually verifiable, unambiguous and singular, following the characteristics of a well-formed requirement in ISO/IEC/IEEE 29148:2018. Each carries a unique identifier, a stakeholder source, a MoSCoW priority and acceptance criteria expressed so that a tester can determine pass or fail without asking the author what was meant. Priorities are recorded because RSK-03 designates the Should and Could set as the absorption buffer for the change request expected in M3.</w:t>
+        <w:t xml:space="preserve"> Requirements are written to be individually verifiable, unambiguous and singular, following the characteristics of a well-formed requirement in ISO/IEC/IEEE 29148:2018 (ISO/IEC/IEEE, 2018). Each carries a unique identifier, a stakeholder source, a MoSCoW priority and acceptance criteria expressed so that a tester can determine pass or fail without asking the author what was meant. Priorities are recorded because RSK-03 designates the Should and Could set as the absorption buffer for the change request expected in M3.</w:t>
       </w:r>
     </w:p>
     <w:p>
@@ -16893,7 +16893,7 @@
                 <w:sz w:val="17"/>
                 <w:szCs w:val="17"/>
               </w:rPr>
-              <w:t xml:space="preserve">Quality characteristic (ISO/IEC 25010:2023)</w:t>
+              <w:t xml:space="preserve">Quality characteristic (ISO/IEC 25010:2023; ISO, 2023)</w:t>
             </w:r>
           </w:p>
         </w:tc>
@@ -31156,7 +31156,7 @@
                 <w:sz w:val="17"/>
                 <w:szCs w:val="17"/>
               </w:rPr>
-              <w:t xml:space="preserve">Open</w:t>
+              <w:t xml:space="preserve">Materialised - active (review delay recorded 9 September 2026)</w:t>
             </w:r>
           </w:p>
         </w:tc>
@@ -32360,7 +32360,7 @@
                 <w:sz w:val="17"/>
                 <w:szCs w:val="17"/>
               </w:rPr>
-              <w:t xml:space="preserve">2</w:t>
+              <w:t xml:space="preserve">3</w:t>
             </w:r>
           </w:p>
         </w:tc>
@@ -32424,7 +32424,7 @@
                 <w:sz w:val="17"/>
                 <w:szCs w:val="17"/>
               </w:rPr>
-              <w:t xml:space="preserve">8</w:t>
+              <w:t xml:space="preserve">12</w:t>
             </w:r>
           </w:p>
         </w:tc>
@@ -32456,7 +32456,7 @@
                 <w:sz w:val="17"/>
                 <w:szCs w:val="17"/>
               </w:rPr>
-              <w:t xml:space="preserve">Medium</w:t>
+              <w:t xml:space="preserve">High</w:t>
             </w:r>
           </w:p>
         </w:tc>
@@ -32584,7 +32584,7 @@
                 <w:sz w:val="17"/>
                 <w:szCs w:val="17"/>
               </w:rPr>
-              <w:t xml:space="preserve">Open</w:t>
+              <w:t xml:space="preserve">Materialised - active (member availability affected M1 review capacity on 9 September 2026)</w:t>
             </w:r>
           </w:p>
         </w:tc>
@@ -33656,6 +33656,363 @@
                 <w:szCs w:val="17"/>
               </w:rPr>
               <w:t xml:space="preserve">Open</w:t>
+            </w:r>
+          </w:p>
+        </w:tc>
+      </w:tr>
+      <w:tr>
+        <w:trPr>
+          <w:tblHeader w:val="false"/>
+        </w:trPr>
+        <w:tc>
+          <w:tcPr>
+            <w:tcW w:type="dxa" w:w="737"/>
+            <w:tcBorders>
+              <w:top w:val="single" w:color="C9D2DB" w:sz="4"/>
+              <w:left w:val="single" w:color="C9D2DB" w:sz="4"/>
+              <w:bottom w:val="single" w:color="C9D2DB" w:sz="4"/>
+              <w:right w:val="single" w:color="C9D2DB" w:sz="4"/>
+            </w:tcBorders>
+            <w:tcMar>
+              <w:top w:type="dxa" w:w="48"/>
+              <w:left w:type="dxa" w:w="90"/>
+              <w:bottom w:type="dxa" w:w="48"/>
+              <w:right w:type="dxa" w:w="90"/>
+            </w:tcMar>
+            <w:vAlign w:val="top"/>
+          </w:tcPr>
+          <w:p>
+            <w:pPr>
+              <w:spacing w:after="0" w:before="0" w:line="244"/>
+            </w:pPr>
+            <w:r>
+              <w:rPr>
+                <w:rFonts w:ascii="Calibri" w:cs="Calibri" w:eastAsia="Calibri" w:hAnsi="Calibri"/>
+                <w:color w:val="22303F"/>
+                <w:sz w:val="17"/>
+                <w:szCs w:val="17"/>
+              </w:rPr>
+              <w:t xml:space="preserve">RSK-15</w:t>
+            </w:r>
+          </w:p>
+        </w:tc>
+        <w:tc>
+          <w:tcPr>
+            <w:tcW w:type="dxa" w:w="2458"/>
+            <w:tcBorders>
+              <w:top w:val="single" w:color="C9D2DB" w:sz="4"/>
+              <w:left w:val="single" w:color="C9D2DB" w:sz="4"/>
+              <w:bottom w:val="single" w:color="C9D2DB" w:sz="4"/>
+              <w:right w:val="single" w:color="C9D2DB" w:sz="4"/>
+            </w:tcBorders>
+            <w:tcMar>
+              <w:top w:type="dxa" w:w="48"/>
+              <w:left w:type="dxa" w:w="90"/>
+              <w:bottom w:type="dxa" w:w="48"/>
+              <w:right w:type="dxa" w:w="90"/>
+            </w:tcMar>
+            <w:vAlign w:val="top"/>
+          </w:tcPr>
+          <w:p>
+            <w:pPr>
+              <w:spacing w:after="0" w:before="0" w:line="244"/>
+            </w:pPr>
+            <w:r>
+              <w:rPr>
+                <w:rFonts w:ascii="Calibri" w:cs="Calibri" w:eastAsia="Calibri" w:hAnsi="Calibri"/>
+                <w:color w:val="22303F"/>
+                <w:sz w:val="17"/>
+                <w:szCs w:val="17"/>
+              </w:rPr>
+              <w:t xml:space="preserve">A controlled engineering artefact cannot be safely reproduced or corrected because only the rendered output is retained.</w:t>
+            </w:r>
+          </w:p>
+        </w:tc>
+        <w:tc>
+          <w:tcPr>
+            <w:tcW w:type="dxa" w:w="2458"/>
+            <w:tcBorders>
+              <w:top w:val="single" w:color="C9D2DB" w:sz="4"/>
+              <w:left w:val="single" w:color="C9D2DB" w:sz="4"/>
+              <w:bottom w:val="single" w:color="C9D2DB" w:sz="4"/>
+              <w:right w:val="single" w:color="C9D2DB" w:sz="4"/>
+            </w:tcBorders>
+            <w:tcMar>
+              <w:top w:type="dxa" w:w="48"/>
+              <w:left w:type="dxa" w:w="90"/>
+              <w:bottom w:type="dxa" w:w="48"/>
+              <w:right w:type="dxa" w:w="90"/>
+            </w:tcMar>
+            <w:vAlign w:val="top"/>
+          </w:tcPr>
+          <w:p>
+            <w:pPr>
+              <w:spacing w:after="0" w:before="0" w:line="244"/>
+            </w:pPr>
+            <w:r>
+              <w:rPr>
+                <w:rFonts w:ascii="Calibri" w:cs="Calibri" w:eastAsia="Calibri" w:hAnsi="Calibri"/>
+                <w:color w:val="22303F"/>
+                <w:sz w:val="17"/>
+                <w:szCs w:val="17"/>
+              </w:rPr>
+              <w:t xml:space="preserve">Generated diagrams or similar artefacts are committed without their editable source or generation script.</w:t>
+            </w:r>
+          </w:p>
+        </w:tc>
+        <w:tc>
+          <w:tcPr>
+            <w:tcW w:type="dxa" w:w="442"/>
+            <w:tcBorders>
+              <w:top w:val="single" w:color="C9D2DB" w:sz="4"/>
+              <w:left w:val="single" w:color="C9D2DB" w:sz="4"/>
+              <w:bottom w:val="single" w:color="C9D2DB" w:sz="4"/>
+              <w:right w:val="single" w:color="C9D2DB" w:sz="4"/>
+            </w:tcBorders>
+            <w:tcMar>
+              <w:top w:type="dxa" w:w="48"/>
+              <w:left w:type="dxa" w:w="90"/>
+              <w:bottom w:type="dxa" w:w="48"/>
+              <w:right w:type="dxa" w:w="90"/>
+            </w:tcMar>
+            <w:vAlign w:val="top"/>
+          </w:tcPr>
+          <w:p>
+            <w:pPr>
+              <w:spacing w:after="0" w:before="0" w:line="244"/>
+            </w:pPr>
+            <w:r>
+              <w:rPr>
+                <w:rFonts w:ascii="Calibri" w:cs="Calibri" w:eastAsia="Calibri" w:hAnsi="Calibri"/>
+                <w:color w:val="22303F"/>
+                <w:sz w:val="17"/>
+                <w:szCs w:val="17"/>
+              </w:rPr>
+              <w:t xml:space="preserve">3</w:t>
+            </w:r>
+          </w:p>
+        </w:tc>
+        <w:tc>
+          <w:tcPr>
+            <w:tcW w:type="dxa" w:w="442"/>
+            <w:tcBorders>
+              <w:top w:val="single" w:color="C9D2DB" w:sz="4"/>
+              <w:left w:val="single" w:color="C9D2DB" w:sz="4"/>
+              <w:bottom w:val="single" w:color="C9D2DB" w:sz="4"/>
+              <w:right w:val="single" w:color="C9D2DB" w:sz="4"/>
+            </w:tcBorders>
+            <w:tcMar>
+              <w:top w:type="dxa" w:w="48"/>
+              <w:left w:type="dxa" w:w="90"/>
+              <w:bottom w:type="dxa" w:w="48"/>
+              <w:right w:type="dxa" w:w="90"/>
+            </w:tcMar>
+            <w:vAlign w:val="top"/>
+          </w:tcPr>
+          <w:p>
+            <w:pPr>
+              <w:spacing w:after="0" w:before="0" w:line="244"/>
+            </w:pPr>
+            <w:r>
+              <w:rPr>
+                <w:rFonts w:ascii="Calibri" w:cs="Calibri" w:eastAsia="Calibri" w:hAnsi="Calibri"/>
+                <w:color w:val="22303F"/>
+                <w:sz w:val="17"/>
+                <w:szCs w:val="17"/>
+              </w:rPr>
+              <w:t xml:space="preserve">3</w:t>
+            </w:r>
+          </w:p>
+        </w:tc>
+        <w:tc>
+          <w:tcPr>
+            <w:tcW w:type="dxa" w:w="492"/>
+            <w:tcBorders>
+              <w:top w:val="single" w:color="C9D2DB" w:sz="4"/>
+              <w:left w:val="single" w:color="C9D2DB" w:sz="4"/>
+              <w:bottom w:val="single" w:color="C9D2DB" w:sz="4"/>
+              <w:right w:val="single" w:color="C9D2DB" w:sz="4"/>
+            </w:tcBorders>
+            <w:tcMar>
+              <w:top w:type="dxa" w:w="48"/>
+              <w:left w:type="dxa" w:w="90"/>
+              <w:bottom w:type="dxa" w:w="48"/>
+              <w:right w:type="dxa" w:w="90"/>
+            </w:tcMar>
+            <w:vAlign w:val="top"/>
+          </w:tcPr>
+          <w:p>
+            <w:pPr>
+              <w:spacing w:after="0" w:before="0" w:line="244"/>
+            </w:pPr>
+            <w:r>
+              <w:rPr>
+                <w:rFonts w:ascii="Calibri" w:cs="Calibri" w:eastAsia="Calibri" w:hAnsi="Calibri"/>
+                <w:color w:val="22303F"/>
+                <w:sz w:val="17"/>
+                <w:szCs w:val="17"/>
+              </w:rPr>
+              <w:t xml:space="preserve">9</w:t>
+            </w:r>
+          </w:p>
+        </w:tc>
+        <w:tc>
+          <w:tcPr>
+            <w:tcW w:type="dxa" w:w="737"/>
+            <w:tcBorders>
+              <w:top w:val="single" w:color="C9D2DB" w:sz="4"/>
+              <w:left w:val="single" w:color="C9D2DB" w:sz="4"/>
+              <w:bottom w:val="single" w:color="C9D2DB" w:sz="4"/>
+              <w:right w:val="single" w:color="C9D2DB" w:sz="4"/>
+            </w:tcBorders>
+            <w:tcMar>
+              <w:top w:type="dxa" w:w="48"/>
+              <w:left w:type="dxa" w:w="90"/>
+              <w:bottom w:type="dxa" w:w="48"/>
+              <w:right w:type="dxa" w:w="90"/>
+            </w:tcMar>
+            <w:vAlign w:val="top"/>
+          </w:tcPr>
+          <w:p>
+            <w:pPr>
+              <w:spacing w:after="0" w:before="0" w:line="244"/>
+            </w:pPr>
+            <w:r>
+              <w:rPr>
+                <w:rFonts w:ascii="Calibri" w:cs="Calibri" w:eastAsia="Calibri" w:hAnsi="Calibri"/>
+                <w:color w:val="22303F"/>
+                <w:sz w:val="17"/>
+                <w:szCs w:val="17"/>
+              </w:rPr>
+              <w:t xml:space="preserve">Medium</w:t>
+            </w:r>
+          </w:p>
+        </w:tc>
+        <w:tc>
+          <w:tcPr>
+            <w:tcW w:type="dxa" w:w="2950"/>
+            <w:tcBorders>
+              <w:top w:val="single" w:color="C9D2DB" w:sz="4"/>
+              <w:left w:val="single" w:color="C9D2DB" w:sz="4"/>
+              <w:bottom w:val="single" w:color="C9D2DB" w:sz="4"/>
+              <w:right w:val="single" w:color="C9D2DB" w:sz="4"/>
+            </w:tcBorders>
+            <w:tcMar>
+              <w:top w:type="dxa" w:w="48"/>
+              <w:left w:type="dxa" w:w="90"/>
+              <w:bottom w:type="dxa" w:w="48"/>
+              <w:right w:type="dxa" w:w="90"/>
+            </w:tcMar>
+            <w:vAlign w:val="top"/>
+          </w:tcPr>
+          <w:p>
+            <w:pPr>
+              <w:spacing w:after="0" w:before="0" w:line="244"/>
+            </w:pPr>
+            <w:r>
+              <w:rPr>
+                <w:rFonts w:ascii="Calibri" w:cs="Calibri" w:eastAsia="Calibri" w:hAnsi="Calibri"/>
+                <w:color w:val="22303F"/>
+                <w:sz w:val="17"/>
+                <w:szCs w:val="17"/>
+              </w:rPr>
+              <w:t xml:space="preserve">Commit editable source or generation scripts alongside generated artefacts, and regenerate and compare outputs against the authoritative register.</w:t>
+            </w:r>
+          </w:p>
+        </w:tc>
+        <w:tc>
+          <w:tcPr>
+            <w:tcW w:type="dxa" w:w="2409"/>
+            <w:tcBorders>
+              <w:top w:val="single" w:color="C9D2DB" w:sz="4"/>
+              <w:left w:val="single" w:color="C9D2DB" w:sz="4"/>
+              <w:bottom w:val="single" w:color="C9D2DB" w:sz="4"/>
+              <w:right w:val="single" w:color="C9D2DB" w:sz="4"/>
+            </w:tcBorders>
+            <w:tcMar>
+              <w:top w:type="dxa" w:w="48"/>
+              <w:left w:type="dxa" w:w="90"/>
+              <w:bottom w:type="dxa" w:w="48"/>
+              <w:right w:type="dxa" w:w="90"/>
+            </w:tcMar>
+            <w:vAlign w:val="top"/>
+          </w:tcPr>
+          <w:p>
+            <w:pPr>
+              <w:spacing w:after="0" w:before="0" w:line="244"/>
+            </w:pPr>
+            <w:r>
+              <w:rPr>
+                <w:rFonts w:ascii="Calibri" w:cs="Calibri" w:eastAsia="Calibri" w:hAnsi="Calibri"/>
+                <w:color w:val="22303F"/>
+                <w:sz w:val="17"/>
+                <w:szCs w:val="17"/>
+              </w:rPr>
+              <w:t xml:space="preserve">Record the limitation, reconstruct the source, and independently verify the replacement against the controlled evidence before accepting it.</w:t>
+            </w:r>
+          </w:p>
+        </w:tc>
+        <w:tc>
+          <w:tcPr>
+            <w:tcW w:type="dxa" w:w="787"/>
+            <w:tcBorders>
+              <w:top w:val="single" w:color="C9D2DB" w:sz="4"/>
+              <w:left w:val="single" w:color="C9D2DB" w:sz="4"/>
+              <w:bottom w:val="single" w:color="C9D2DB" w:sz="4"/>
+              <w:right w:val="single" w:color="C9D2DB" w:sz="4"/>
+            </w:tcBorders>
+            <w:tcMar>
+              <w:top w:type="dxa" w:w="48"/>
+              <w:left w:type="dxa" w:w="90"/>
+              <w:bottom w:type="dxa" w:w="48"/>
+              <w:right w:type="dxa" w:w="90"/>
+            </w:tcMar>
+            <w:vAlign w:val="top"/>
+          </w:tcPr>
+          <w:p>
+            <w:pPr>
+              <w:spacing w:after="0" w:before="0" w:line="244"/>
+            </w:pPr>
+            <w:r>
+              <w:rPr>
+                <w:rFonts w:ascii="Calibri" w:cs="Calibri" w:eastAsia="Calibri" w:hAnsi="Calibri"/>
+                <w:color w:val="22303F"/>
+                <w:sz w:val="17"/>
+                <w:szCs w:val="17"/>
+              </w:rPr>
+              <w:t xml:space="preserve">Jean Smit</w:t>
+            </w:r>
+          </w:p>
+        </w:tc>
+        <w:tc>
+          <w:tcPr>
+            <w:tcW w:type="dxa" w:w="690"/>
+            <w:tcBorders>
+              <w:top w:val="single" w:color="C9D2DB" w:sz="4"/>
+              <w:left w:val="single" w:color="C9D2DB" w:sz="4"/>
+              <w:bottom w:val="single" w:color="C9D2DB" w:sz="4"/>
+              <w:right w:val="single" w:color="C9D2DB" w:sz="4"/>
+            </w:tcBorders>
+            <w:tcMar>
+              <w:top w:type="dxa" w:w="48"/>
+              <w:left w:type="dxa" w:w="90"/>
+              <w:bottom w:type="dxa" w:w="48"/>
+              <w:right w:type="dxa" w:w="90"/>
+            </w:tcMar>
+            <w:vAlign w:val="top"/>
+          </w:tcPr>
+          <w:p>
+            <w:pPr>
+              <w:spacing w:after="0" w:before="0" w:line="244"/>
+            </w:pPr>
+            <w:r>
+              <w:rPr>
+                <w:rFonts w:ascii="Calibri" w:cs="Calibri" w:eastAsia="Calibri" w:hAnsi="Calibri"/>
+                <w:color w:val="22303F"/>
+                <w:sz w:val="17"/>
+                <w:szCs w:val="17"/>
+              </w:rPr>
+              <w:t xml:space="preserve">Materialised - Figure 2, issue #27</w:t>
             </w:r>
           </w:p>
         </w:tc>
@@ -47796,7 +48153,7 @@
                 <w:sz w:val="19"/>
                 <w:szCs w:val="19"/>
               </w:rPr>
-              <w:t xml:space="preserve">Team approval - [Member 1]</w:t>
+              <w:t xml:space="preserve">Team approval - Jean Smit</w:t>
             </w:r>
           </w:p>
         </w:tc>
@@ -47870,7 +48227,7 @@
                 <w:sz w:val="19"/>
                 <w:szCs w:val="19"/>
               </w:rPr>
-              <w:t xml:space="preserve">Team approval - [Member 2]</w:t>
+              <w:t xml:space="preserve">Team approval - Tristan Roets</w:t>
             </w:r>
           </w:p>
         </w:tc>
@@ -47944,7 +48301,7 @@
                 <w:sz w:val="19"/>
                 <w:szCs w:val="19"/>
               </w:rPr>
-              <w:t xml:space="preserve">Team approval - [Member 3]</w:t>
+              <w:t xml:space="preserve">Team approval - Darius Mushi</w:t>
             </w:r>
           </w:p>
         </w:tc>
@@ -48479,111 +48836,6 @@
           <w:sz w:val="19"/>
           <w:szCs w:val="19"/>
         </w:rPr>
-        <w:t xml:space="preserve">Boehm, B. and Basili, V.R. (2001) 'Software defect reduction top 10 list', </w:t>
-      </w:r>
-      <w:r>
-        <w:rPr>
-          <w:rFonts w:ascii="Calibri" w:cs="Calibri" w:eastAsia="Calibri" w:hAnsi="Calibri"/>
-          <w:i/>
-          <w:iCs/>
-          <w:color w:val="22303F"/>
-          <w:sz w:val="19"/>
-          <w:szCs w:val="19"/>
-        </w:rPr>
-        <w:t xml:space="preserve">Computer</w:t>
-      </w:r>
-      <w:r>
-        <w:rPr>
-          <w:rFonts w:ascii="Calibri" w:cs="Calibri" w:eastAsia="Calibri" w:hAnsi="Calibri"/>
-          <w:color w:val="22303F"/>
-          <w:sz w:val="19"/>
-          <w:szCs w:val="19"/>
-        </w:rPr>
-        <w:t xml:space="preserve">, 34(1), pp. 135-137. Available at: https://www.cs.umd.edu/projects/SoftEng/ESEG/papers/82.78.pdf</w:t>
-      </w:r>
-    </w:p>
-    <w:p>
-      <w:pPr>
-        <w:spacing w:after="110" w:line="250"/>
-        <w:ind w:left="480" w:hanging="480"/>
-      </w:pPr>
-      <w:r>
-        <w:rPr>
-          <w:rFonts w:ascii="Calibri" w:cs="Calibri" w:eastAsia="Calibri" w:hAnsi="Calibri"/>
-          <w:color w:val="22303F"/>
-          <w:sz w:val="19"/>
-          <w:szCs w:val="19"/>
-        </w:rPr>
-        <w:t xml:space="preserve">DORA (2025) </w:t>
-      </w:r>
-      <w:r>
-        <w:rPr>
-          <w:rFonts w:ascii="Calibri" w:cs="Calibri" w:eastAsia="Calibri" w:hAnsi="Calibri"/>
-          <w:i/>
-          <w:iCs/>
-          <w:color w:val="22303F"/>
-          <w:sz w:val="19"/>
-          <w:szCs w:val="19"/>
-        </w:rPr>
-        <w:t xml:space="preserve">State of AI-assisted Software Development</w:t>
-      </w:r>
-      <w:r>
-        <w:rPr>
-          <w:rFonts w:ascii="Calibri" w:cs="Calibri" w:eastAsia="Calibri" w:hAnsi="Calibri"/>
-          <w:color w:val="22303F"/>
-          <w:sz w:val="19"/>
-          <w:szCs w:val="19"/>
-        </w:rPr>
-        <w:t xml:space="preserve">. Google Cloud, 23 September. Available at: https://cloud.google.com/blog/products/ai-machine-learning/announcing-the-2025-dora-report</w:t>
-      </w:r>
-    </w:p>
-    <w:p>
-      <w:pPr>
-        <w:spacing w:after="110" w:line="250"/>
-        <w:ind w:left="480" w:hanging="480"/>
-      </w:pPr>
-      <w:r>
-        <w:rPr>
-          <w:rFonts w:ascii="Calibri" w:cs="Calibri" w:eastAsia="Calibri" w:hAnsi="Calibri"/>
-          <w:color w:val="22303F"/>
-          <w:sz w:val="19"/>
-          <w:szCs w:val="19"/>
-        </w:rPr>
-        <w:t xml:space="preserve">IEEE Computer Society (2024) </w:t>
-      </w:r>
-      <w:r>
-        <w:rPr>
-          <w:rFonts w:ascii="Calibri" w:cs="Calibri" w:eastAsia="Calibri" w:hAnsi="Calibri"/>
-          <w:i/>
-          <w:iCs/>
-          <w:color w:val="22303F"/>
-          <w:sz w:val="19"/>
-          <w:szCs w:val="19"/>
-        </w:rPr>
-        <w:t xml:space="preserve">Guide to the Software Engineering Body of Knowledge (SWEBOK Guide), Version 4.0</w:t>
-      </w:r>
-      <w:r>
-        <w:rPr>
-          <w:rFonts w:ascii="Calibri" w:cs="Calibri" w:eastAsia="Calibri" w:hAnsi="Calibri"/>
-          <w:color w:val="22303F"/>
-          <w:sz w:val="19"/>
-          <w:szCs w:val="19"/>
-        </w:rPr>
-        <w:t xml:space="preserve">. Available at: https://www.computer.org/education/bodies-of-knowledge/software-engineering</w:t>
-      </w:r>
-    </w:p>
-    <w:p>
-      <w:pPr>
-        <w:spacing w:after="110" w:line="250"/>
-        <w:ind w:left="480" w:hanging="480"/>
-      </w:pPr>
-      <w:r>
-        <w:rPr>
-          <w:rFonts w:ascii="Calibri" w:cs="Calibri" w:eastAsia="Calibri" w:hAnsi="Calibri"/>
-          <w:color w:val="22303F"/>
-          <w:sz w:val="19"/>
-          <w:szCs w:val="19"/>
-        </w:rPr>
         <w:t xml:space="preserve">ISO (2023) </w:t>
       </w:r>
       <w:r>
@@ -48619,41 +48871,6 @@
           <w:sz w:val="19"/>
           <w:szCs w:val="19"/>
         </w:rPr>
-        <w:t xml:space="preserve">ISO/IEC/IEEE (2017) </w:t>
-      </w:r>
-      <w:r>
-        <w:rPr>
-          <w:rFonts w:ascii="Calibri" w:cs="Calibri" w:eastAsia="Calibri" w:hAnsi="Calibri"/>
-          <w:i/>
-          <w:iCs/>
-          <w:color w:val="22303F"/>
-          <w:sz w:val="19"/>
-          <w:szCs w:val="19"/>
-        </w:rPr>
-        <w:t xml:space="preserve">ISO/IEC/IEEE 12207:2017 Systems and software engineering - Software life cycle processes</w:t>
-      </w:r>
-      <w:r>
-        <w:rPr>
-          <w:rFonts w:ascii="Calibri" w:cs="Calibri" w:eastAsia="Calibri" w:hAnsi="Calibri"/>
-          <w:color w:val="22303F"/>
-          <w:sz w:val="19"/>
-          <w:szCs w:val="19"/>
-        </w:rPr>
-        <w:t xml:space="preserve">. Geneva: International Organization for Standardization. Available at: https://www.iso.org/standard/63712.html</w:t>
-      </w:r>
-    </w:p>
-    <w:p>
-      <w:pPr>
-        <w:spacing w:after="110" w:line="250"/>
-        <w:ind w:left="480" w:hanging="480"/>
-      </w:pPr>
-      <w:r>
-        <w:rPr>
-          <w:rFonts w:ascii="Calibri" w:cs="Calibri" w:eastAsia="Calibri" w:hAnsi="Calibri"/>
-          <w:color w:val="22303F"/>
-          <w:sz w:val="19"/>
-          <w:szCs w:val="19"/>
-        </w:rPr>
         <w:t xml:space="preserve">ISO/IEC/IEEE (2018) </w:t>
       </w:r>
       <w:r>
@@ -48675,76 +48892,6 @@
           <w:szCs w:val="19"/>
         </w:rPr>
         <w:t xml:space="preserve">. Geneva: International Organization for Standardization. Available at: https://www.iso.org/standard/72089.html</w:t>
-      </w:r>
-    </w:p>
-    <w:p>
-      <w:pPr>
-        <w:spacing w:after="110" w:line="250"/>
-        <w:ind w:left="480" w:hanging="480"/>
-      </w:pPr>
-      <w:r>
-        <w:rPr>
-          <w:rFonts w:ascii="Calibri" w:cs="Calibri" w:eastAsia="Calibri" w:hAnsi="Calibri"/>
-          <w:color w:val="22303F"/>
-          <w:sz w:val="19"/>
-          <w:szCs w:val="19"/>
-        </w:rPr>
-        <w:t xml:space="preserve">ISO/IEC/IEEE (2022) </w:t>
-      </w:r>
-      <w:r>
-        <w:rPr>
-          <w:rFonts w:ascii="Calibri" w:cs="Calibri" w:eastAsia="Calibri" w:hAnsi="Calibri"/>
-          <w:i/>
-          <w:iCs/>
-          <w:color w:val="22303F"/>
-          <w:sz w:val="19"/>
-          <w:szCs w:val="19"/>
-        </w:rPr>
-        <w:t xml:space="preserve">ISO/IEC/IEEE 42010:2022 Software, systems and enterprise - Architecture description</w:t>
-      </w:r>
-      <w:r>
-        <w:rPr>
-          <w:rFonts w:ascii="Calibri" w:cs="Calibri" w:eastAsia="Calibri" w:hAnsi="Calibri"/>
-          <w:color w:val="22303F"/>
-          <w:sz w:val="19"/>
-          <w:szCs w:val="19"/>
-        </w:rPr>
-        <w:t xml:space="preserve">. Geneva: International Organization for Standardization. Available at: https://www.iso.org/standard/74393.html</w:t>
-      </w:r>
-    </w:p>
-    <w:p>
-      <w:pPr>
-        <w:spacing w:after="110" w:line="250"/>
-        <w:ind w:left="480" w:hanging="480"/>
-      </w:pPr>
-      <w:r>
-        <w:rPr>
-          <w:rFonts w:ascii="Calibri" w:cs="Calibri" w:eastAsia="Calibri" w:hAnsi="Calibri"/>
-          <w:color w:val="22303F"/>
-          <w:sz w:val="19"/>
-          <w:szCs w:val="19"/>
-        </w:rPr>
-        <w:t xml:space="preserve">NIST (2022) </w:t>
-      </w:r>
-      <w:r>
-        <w:rPr>
-          <w:rFonts w:ascii="Calibri" w:cs="Calibri" w:eastAsia="Calibri" w:hAnsi="Calibri"/>
-          <w:i/>
-          <w:iCs/>
-          <w:color w:val="22303F"/>
-          <w:sz w:val="19"/>
-          <w:szCs w:val="19"/>
-        </w:rPr>
-        <w:t xml:space="preserve">SP 800-218: Secure Software Development Framework (SSDF) Version 1.1</w:t>
-      </w:r>
-      <w:r>
-        <w:rPr>
-          <w:rFonts w:ascii="Calibri" w:cs="Calibri" w:eastAsia="Calibri" w:hAnsi="Calibri"/>
-          <w:color w:val="22303F"/>
-          <w:sz w:val="19"/>
-          <w:szCs w:val="19"/>
-        </w:rPr>
-        <w:t xml:space="preserve">. National Institute of Standards and Technology. Available at: https://nvlpubs.nist.gov/nistpubs/specialpublications/nist.sp.800-218.pdf</w:t>
       </w:r>
     </w:p>
     <w:p>
